--- a/Lab3/docs/report.docx
+++ b/Lab3/docs/report.docx
@@ -1728,7 +1728,7 @@
     <w:p>
       <w:pPr>
         <w:spacing w:line="360" w:lineRule="auto"/>
-        <w:ind w:hanging="450"/>
+        <w:ind w:firstLine="720"/>
         <w:jc w:val="both"/>
         <w:rPr>
           <w:rFonts w:ascii="Times New Roman" w:eastAsia="Times New Roman" w:hAnsi="Times New Roman" w:cs="Times New Roman"/>
@@ -1930,7 +1930,7 @@
     <w:p>
       <w:pPr>
         <w:spacing w:line="360" w:lineRule="auto"/>
-        <w:ind w:hanging="450"/>
+        <w:ind w:firstLine="720"/>
         <w:jc w:val="both"/>
         <w:rPr>
           <w:rFonts w:ascii="Times New Roman" w:eastAsia="Times New Roman" w:hAnsi="Times New Roman" w:cs="Times New Roman"/>
@@ -2082,195 +2082,18 @@
         </w:rPr>
         <w:t> </w:t>
       </w:r>
-      <w:r>
-        <w:rPr>
-          <w:rFonts w:ascii="Times New Roman" w:eastAsia="Times New Roman" w:hAnsi="Times New Roman" w:cs="Times New Roman"/>
-          <w:color w:val="212529"/>
-          <w:sz w:val="24"/>
-          <w:szCs w:val="24"/>
-          <w:lang w:val="en-US"/>
-        </w:rPr>
-        <w:fldChar w:fldCharType="begin"/>
-      </w:r>
-      <w:r>
-        <w:rPr>
-          <w:rFonts w:ascii="Times New Roman" w:eastAsia="Times New Roman" w:hAnsi="Times New Roman" w:cs="Times New Roman"/>
-          <w:color w:val="212529"/>
-          <w:sz w:val="24"/>
-          <w:szCs w:val="24"/>
-          <w:lang w:val="en-US"/>
-        </w:rPr>
-        <w:instrText>HYPERLINK</w:instrText>
-      </w:r>
-      <w:r>
-        <w:rPr>
-          <w:rFonts w:ascii="Times New Roman" w:eastAsia="Times New Roman" w:hAnsi="Times New Roman" w:cs="Times New Roman"/>
-          <w:color w:val="212529"/>
-          <w:sz w:val="24"/>
-          <w:szCs w:val="24"/>
-          <w:lang w:val="ru-RU"/>
-        </w:rPr>
-        <w:instrText xml:space="preserve"> "</w:instrText>
-      </w:r>
-      <w:r>
-        <w:rPr>
-          <w:rFonts w:ascii="Times New Roman" w:eastAsia="Times New Roman" w:hAnsi="Times New Roman" w:cs="Times New Roman"/>
-          <w:color w:val="212529"/>
-          <w:sz w:val="24"/>
-          <w:szCs w:val="24"/>
-          <w:lang w:val="en-US"/>
-        </w:rPr>
-        <w:instrText>http</w:instrText>
-      </w:r>
-      <w:r>
-        <w:rPr>
-          <w:rFonts w:ascii="Times New Roman" w:eastAsia="Times New Roman" w:hAnsi="Times New Roman" w:cs="Times New Roman"/>
-          <w:color w:val="212529"/>
-          <w:sz w:val="24"/>
-          <w:szCs w:val="24"/>
-          <w:lang w:val="ru-RU"/>
-        </w:rPr>
-        <w:instrText>://</w:instrText>
-      </w:r>
-      <w:r>
-        <w:rPr>
-          <w:rFonts w:ascii="Times New Roman" w:eastAsia="Times New Roman" w:hAnsi="Times New Roman" w:cs="Times New Roman"/>
-          <w:color w:val="212529"/>
-          <w:sz w:val="24"/>
-          <w:szCs w:val="24"/>
-          <w:lang w:val="en-US"/>
-        </w:rPr>
-        <w:instrText>docs</w:instrText>
-      </w:r>
-      <w:r>
-        <w:rPr>
-          <w:rFonts w:ascii="Times New Roman" w:eastAsia="Times New Roman" w:hAnsi="Times New Roman" w:cs="Times New Roman"/>
-          <w:color w:val="212529"/>
-          <w:sz w:val="24"/>
-          <w:szCs w:val="24"/>
-          <w:lang w:val="ru-RU"/>
-        </w:rPr>
-        <w:instrText>.</w:instrText>
-      </w:r>
-      <w:r>
-        <w:rPr>
-          <w:rFonts w:ascii="Times New Roman" w:eastAsia="Times New Roman" w:hAnsi="Times New Roman" w:cs="Times New Roman"/>
-          <w:color w:val="212529"/>
-          <w:sz w:val="24"/>
-          <w:szCs w:val="24"/>
-          <w:lang w:val="en-US"/>
-        </w:rPr>
-        <w:instrText>seleniumhq</w:instrText>
-      </w:r>
-      <w:r>
-        <w:rPr>
-          <w:rFonts w:ascii="Times New Roman" w:eastAsia="Times New Roman" w:hAnsi="Times New Roman" w:cs="Times New Roman"/>
-          <w:color w:val="212529"/>
-          <w:sz w:val="24"/>
-          <w:szCs w:val="24"/>
-          <w:lang w:val="ru-RU"/>
-        </w:rPr>
-        <w:instrText>.</w:instrText>
-      </w:r>
-      <w:r>
-        <w:rPr>
-          <w:rFonts w:ascii="Times New Roman" w:eastAsia="Times New Roman" w:hAnsi="Times New Roman" w:cs="Times New Roman"/>
-          <w:color w:val="212529"/>
-          <w:sz w:val="24"/>
-          <w:szCs w:val="24"/>
-          <w:lang w:val="en-US"/>
-        </w:rPr>
-        <w:instrText>org</w:instrText>
-      </w:r>
-      <w:r>
-        <w:rPr>
-          <w:rFonts w:ascii="Times New Roman" w:eastAsia="Times New Roman" w:hAnsi="Times New Roman" w:cs="Times New Roman"/>
-          <w:color w:val="212529"/>
-          <w:sz w:val="24"/>
-          <w:szCs w:val="24"/>
-          <w:lang w:val="ru-RU"/>
-        </w:rPr>
-        <w:instrText>/" \</w:instrText>
-      </w:r>
-      <w:r>
-        <w:rPr>
-          <w:rFonts w:ascii="Times New Roman" w:eastAsia="Times New Roman" w:hAnsi="Times New Roman" w:cs="Times New Roman"/>
-          <w:color w:val="212529"/>
-          <w:sz w:val="24"/>
-          <w:szCs w:val="24"/>
-          <w:lang w:val="en-US"/>
-        </w:rPr>
-        <w:instrText>t</w:instrText>
-      </w:r>
-      <w:r>
-        <w:rPr>
-          <w:rFonts w:ascii="Times New Roman" w:eastAsia="Times New Roman" w:hAnsi="Times New Roman" w:cs="Times New Roman"/>
-          <w:color w:val="212529"/>
-          <w:sz w:val="24"/>
-          <w:szCs w:val="24"/>
-          <w:lang w:val="ru-RU"/>
-        </w:rPr>
-        <w:instrText xml:space="preserve"> "_</w:instrText>
-      </w:r>
-      <w:r>
-        <w:rPr>
-          <w:rFonts w:ascii="Times New Roman" w:eastAsia="Times New Roman" w:hAnsi="Times New Roman" w:cs="Times New Roman"/>
-          <w:color w:val="212529"/>
-          <w:sz w:val="24"/>
-          <w:szCs w:val="24"/>
-          <w:lang w:val="en-US"/>
-        </w:rPr>
-        <w:instrText>blank</w:instrText>
-      </w:r>
-      <w:r>
-        <w:rPr>
-          <w:rFonts w:ascii="Times New Roman" w:eastAsia="Times New Roman" w:hAnsi="Times New Roman" w:cs="Times New Roman"/>
-          <w:color w:val="212529"/>
-          <w:sz w:val="24"/>
-          <w:szCs w:val="24"/>
-          <w:lang w:val="ru-RU"/>
-        </w:rPr>
-        <w:instrText>"</w:instrText>
-      </w:r>
-      <w:r>
-        <w:rPr>
-          <w:rFonts w:ascii="Times New Roman" w:eastAsia="Times New Roman" w:hAnsi="Times New Roman" w:cs="Times New Roman"/>
-          <w:color w:val="212529"/>
-          <w:sz w:val="24"/>
-          <w:szCs w:val="24"/>
-          <w:lang w:val="en-US"/>
-        </w:rPr>
-      </w:r>
-      <w:r>
-        <w:rPr>
-          <w:rFonts w:ascii="Times New Roman" w:eastAsia="Times New Roman" w:hAnsi="Times New Roman" w:cs="Times New Roman"/>
-          <w:color w:val="212529"/>
-          <w:sz w:val="24"/>
-          <w:szCs w:val="24"/>
-          <w:lang w:val="en-US"/>
-        </w:rPr>
-        <w:fldChar w:fldCharType="separate"/>
-      </w:r>
-      <w:r>
-        <w:rPr>
-          <w:rStyle w:val="Hyperlink"/>
-          <w:rFonts w:ascii="Times New Roman" w:eastAsia="Times New Roman" w:hAnsi="Times New Roman" w:cs="Times New Roman"/>
-          <w:sz w:val="24"/>
-          <w:szCs w:val="24"/>
-          <w:lang w:val="en-US"/>
-        </w:rPr>
-        <w:t>Selenium</w:t>
-      </w:r>
-      <w:r>
-        <w:rPr>
-          <w:rFonts w:ascii="Times New Roman" w:eastAsia="Times New Roman" w:hAnsi="Times New Roman" w:cs="Times New Roman"/>
-          <w:color w:val="212529"/>
-          <w:sz w:val="24"/>
-          <w:szCs w:val="24"/>
-          <w:lang w:val="vi-VN"/>
-        </w:rPr>
-        <w:fldChar w:fldCharType="end"/>
-      </w:r>
+      <w:hyperlink r:id="rId7" w:tgtFrame="_blank" w:history="1">
+        <w:r>
+          <w:rPr>
+            <w:rStyle w:val="Hyperlink"/>
+            <w:rFonts w:ascii="Times New Roman" w:eastAsia="Times New Roman" w:hAnsi="Times New Roman" w:cs="Times New Roman"/>
+            <w:sz w:val="24"/>
+            <w:szCs w:val="24"/>
+            <w:lang w:val="en-US"/>
+          </w:rPr>
+          <w:t>Selenium</w:t>
+        </w:r>
+      </w:hyperlink>
       <w:r>
         <w:rPr>
           <w:rFonts w:ascii="Times New Roman" w:eastAsia="Times New Roman" w:hAnsi="Times New Roman" w:cs="Times New Roman"/>
@@ -2505,235 +2328,18 @@
         </w:rPr>
         <w:t> </w:t>
       </w:r>
-      <w:r>
-        <w:rPr>
-          <w:rFonts w:ascii="Times New Roman" w:eastAsia="Times New Roman" w:hAnsi="Times New Roman" w:cs="Times New Roman"/>
-          <w:color w:val="212529"/>
-          <w:sz w:val="24"/>
-          <w:szCs w:val="24"/>
-          <w:lang w:val="en-US"/>
-        </w:rPr>
-        <w:fldChar w:fldCharType="begin"/>
-      </w:r>
-      <w:r>
-        <w:rPr>
-          <w:rFonts w:ascii="Times New Roman" w:eastAsia="Times New Roman" w:hAnsi="Times New Roman" w:cs="Times New Roman"/>
-          <w:color w:val="212529"/>
-          <w:sz w:val="24"/>
-          <w:szCs w:val="24"/>
-          <w:lang w:val="en-US"/>
-        </w:rPr>
-        <w:instrText>HYPERLINK</w:instrText>
-      </w:r>
-      <w:r>
-        <w:rPr>
-          <w:rFonts w:ascii="Times New Roman" w:eastAsia="Times New Roman" w:hAnsi="Times New Roman" w:cs="Times New Roman"/>
-          <w:color w:val="212529"/>
-          <w:sz w:val="24"/>
-          <w:szCs w:val="24"/>
-          <w:lang w:val="ru-RU"/>
-        </w:rPr>
-        <w:instrText xml:space="preserve"> "</w:instrText>
-      </w:r>
-      <w:r>
-        <w:rPr>
-          <w:rFonts w:ascii="Times New Roman" w:eastAsia="Times New Roman" w:hAnsi="Times New Roman" w:cs="Times New Roman"/>
-          <w:color w:val="212529"/>
-          <w:sz w:val="24"/>
-          <w:szCs w:val="24"/>
-          <w:lang w:val="en-US"/>
-        </w:rPr>
-        <w:instrText>http</w:instrText>
-      </w:r>
-      <w:r>
-        <w:rPr>
-          <w:rFonts w:ascii="Times New Roman" w:eastAsia="Times New Roman" w:hAnsi="Times New Roman" w:cs="Times New Roman"/>
-          <w:color w:val="212529"/>
-          <w:sz w:val="24"/>
-          <w:szCs w:val="24"/>
-          <w:lang w:val="ru-RU"/>
-        </w:rPr>
-        <w:instrText>://</w:instrText>
-      </w:r>
-      <w:r>
-        <w:rPr>
-          <w:rFonts w:ascii="Times New Roman" w:eastAsia="Times New Roman" w:hAnsi="Times New Roman" w:cs="Times New Roman"/>
-          <w:color w:val="212529"/>
-          <w:sz w:val="24"/>
-          <w:szCs w:val="24"/>
-          <w:lang w:val="en-US"/>
-        </w:rPr>
-        <w:instrText>ru</w:instrText>
-      </w:r>
-      <w:r>
-        <w:rPr>
-          <w:rFonts w:ascii="Times New Roman" w:eastAsia="Times New Roman" w:hAnsi="Times New Roman" w:cs="Times New Roman"/>
-          <w:color w:val="212529"/>
-          <w:sz w:val="24"/>
-          <w:szCs w:val="24"/>
-          <w:lang w:val="ru-RU"/>
-        </w:rPr>
-        <w:instrText>.</w:instrText>
-      </w:r>
-      <w:r>
-        <w:rPr>
-          <w:rFonts w:ascii="Times New Roman" w:eastAsia="Times New Roman" w:hAnsi="Times New Roman" w:cs="Times New Roman"/>
-          <w:color w:val="212529"/>
-          <w:sz w:val="24"/>
-          <w:szCs w:val="24"/>
-          <w:lang w:val="en-US"/>
-        </w:rPr>
-        <w:instrText>wikipedia</w:instrText>
-      </w:r>
-      <w:r>
-        <w:rPr>
-          <w:rFonts w:ascii="Times New Roman" w:eastAsia="Times New Roman" w:hAnsi="Times New Roman" w:cs="Times New Roman"/>
-          <w:color w:val="212529"/>
-          <w:sz w:val="24"/>
-          <w:szCs w:val="24"/>
-          <w:lang w:val="ru-RU"/>
-        </w:rPr>
-        <w:instrText>.</w:instrText>
-      </w:r>
-      <w:r>
-        <w:rPr>
-          <w:rFonts w:ascii="Times New Roman" w:eastAsia="Times New Roman" w:hAnsi="Times New Roman" w:cs="Times New Roman"/>
-          <w:color w:val="212529"/>
-          <w:sz w:val="24"/>
-          <w:szCs w:val="24"/>
-          <w:lang w:val="en-US"/>
-        </w:rPr>
-        <w:instrText>org</w:instrText>
-      </w:r>
-      <w:r>
-        <w:rPr>
-          <w:rFonts w:ascii="Times New Roman" w:eastAsia="Times New Roman" w:hAnsi="Times New Roman" w:cs="Times New Roman"/>
-          <w:color w:val="212529"/>
-          <w:sz w:val="24"/>
-          <w:szCs w:val="24"/>
-          <w:lang w:val="ru-RU"/>
-        </w:rPr>
-        <w:instrText>/</w:instrText>
-      </w:r>
-      <w:r>
-        <w:rPr>
-          <w:rFonts w:ascii="Times New Roman" w:eastAsia="Times New Roman" w:hAnsi="Times New Roman" w:cs="Times New Roman"/>
-          <w:color w:val="212529"/>
-          <w:sz w:val="24"/>
-          <w:szCs w:val="24"/>
-          <w:lang w:val="en-US"/>
-        </w:rPr>
-        <w:instrText>wiki</w:instrText>
-      </w:r>
-      <w:r>
-        <w:rPr>
-          <w:rFonts w:ascii="Times New Roman" w:eastAsia="Times New Roman" w:hAnsi="Times New Roman" w:cs="Times New Roman"/>
-          <w:color w:val="212529"/>
-          <w:sz w:val="24"/>
-          <w:szCs w:val="24"/>
-          <w:lang w:val="ru-RU"/>
-        </w:rPr>
-        <w:instrText>/</w:instrText>
-      </w:r>
-      <w:r>
-        <w:rPr>
-          <w:rFonts w:ascii="Times New Roman" w:eastAsia="Times New Roman" w:hAnsi="Times New Roman" w:cs="Times New Roman"/>
-          <w:color w:val="212529"/>
-          <w:sz w:val="24"/>
-          <w:szCs w:val="24"/>
-          <w:lang w:val="en-US"/>
-        </w:rPr>
-        <w:instrText>XPath</w:instrText>
-      </w:r>
-      <w:r>
-        <w:rPr>
-          <w:rFonts w:ascii="Times New Roman" w:eastAsia="Times New Roman" w:hAnsi="Times New Roman" w:cs="Times New Roman"/>
-          <w:color w:val="212529"/>
-          <w:sz w:val="24"/>
-          <w:szCs w:val="24"/>
-          <w:lang w:val="ru-RU"/>
-        </w:rPr>
-        <w:instrText>" \</w:instrText>
-      </w:r>
-      <w:r>
-        <w:rPr>
-          <w:rFonts w:ascii="Times New Roman" w:eastAsia="Times New Roman" w:hAnsi="Times New Roman" w:cs="Times New Roman"/>
-          <w:color w:val="212529"/>
-          <w:sz w:val="24"/>
-          <w:szCs w:val="24"/>
-          <w:lang w:val="en-US"/>
-        </w:rPr>
-        <w:instrText>t</w:instrText>
-      </w:r>
-      <w:r>
-        <w:rPr>
-          <w:rFonts w:ascii="Times New Roman" w:eastAsia="Times New Roman" w:hAnsi="Times New Roman" w:cs="Times New Roman"/>
-          <w:color w:val="212529"/>
-          <w:sz w:val="24"/>
-          <w:szCs w:val="24"/>
-          <w:lang w:val="ru-RU"/>
-        </w:rPr>
-        <w:instrText xml:space="preserve"> "_</w:instrText>
-      </w:r>
-      <w:r>
-        <w:rPr>
-          <w:rFonts w:ascii="Times New Roman" w:eastAsia="Times New Roman" w:hAnsi="Times New Roman" w:cs="Times New Roman"/>
-          <w:color w:val="212529"/>
-          <w:sz w:val="24"/>
-          <w:szCs w:val="24"/>
-          <w:lang w:val="en-US"/>
-        </w:rPr>
-        <w:instrText>blank</w:instrText>
-      </w:r>
-      <w:r>
-        <w:rPr>
-          <w:rFonts w:ascii="Times New Roman" w:eastAsia="Times New Roman" w:hAnsi="Times New Roman" w:cs="Times New Roman"/>
-          <w:color w:val="212529"/>
-          <w:sz w:val="24"/>
-          <w:szCs w:val="24"/>
-          <w:lang w:val="ru-RU"/>
-        </w:rPr>
-        <w:instrText>"</w:instrText>
-      </w:r>
-      <w:r>
-        <w:rPr>
-          <w:rFonts w:ascii="Times New Roman" w:eastAsia="Times New Roman" w:hAnsi="Times New Roman" w:cs="Times New Roman"/>
-          <w:color w:val="212529"/>
-          <w:sz w:val="24"/>
-          <w:szCs w:val="24"/>
-          <w:lang w:val="en-US"/>
-        </w:rPr>
-      </w:r>
-      <w:r>
-        <w:rPr>
-          <w:rFonts w:ascii="Times New Roman" w:eastAsia="Times New Roman" w:hAnsi="Times New Roman" w:cs="Times New Roman"/>
-          <w:color w:val="212529"/>
-          <w:sz w:val="24"/>
-          <w:szCs w:val="24"/>
-          <w:lang w:val="en-US"/>
-        </w:rPr>
-        <w:fldChar w:fldCharType="separate"/>
-      </w:r>
-      <w:r>
-        <w:rPr>
-          <w:rStyle w:val="Hyperlink"/>
-          <w:rFonts w:ascii="Times New Roman" w:eastAsia="Times New Roman" w:hAnsi="Times New Roman" w:cs="Times New Roman"/>
-          <w:sz w:val="24"/>
-          <w:szCs w:val="24"/>
-          <w:lang w:val="en-US"/>
-        </w:rPr>
-        <w:t>XPath</w:t>
-      </w:r>
-      <w:r>
-        <w:rPr>
-          <w:rFonts w:ascii="Times New Roman" w:eastAsia="Times New Roman" w:hAnsi="Times New Roman" w:cs="Times New Roman"/>
-          <w:color w:val="212529"/>
-          <w:sz w:val="24"/>
-          <w:szCs w:val="24"/>
-          <w:lang w:val="vi-VN"/>
-        </w:rPr>
-        <w:fldChar w:fldCharType="end"/>
-      </w:r>
+      <w:hyperlink r:id="rId8" w:tgtFrame="_blank" w:history="1">
+        <w:r>
+          <w:rPr>
+            <w:rStyle w:val="Hyperlink"/>
+            <w:rFonts w:ascii="Times New Roman" w:eastAsia="Times New Roman" w:hAnsi="Times New Roman" w:cs="Times New Roman"/>
+            <w:sz w:val="24"/>
+            <w:szCs w:val="24"/>
+            <w:lang w:val="en-US"/>
+          </w:rPr>
+          <w:t>XPath</w:t>
+        </w:r>
+      </w:hyperlink>
       <w:r>
         <w:rPr>
           <w:rFonts w:ascii="Times New Roman" w:eastAsia="Times New Roman" w:hAnsi="Times New Roman" w:cs="Times New Roman"/>
@@ -2972,112 +2578,24 @@
     <w:p>
       <w:pPr>
         <w:spacing w:line="360" w:lineRule="auto"/>
-        <w:ind w:hanging="450"/>
-        <w:jc w:val="center"/>
         <w:rPr>
           <w:rFonts w:ascii="Times New Roman" w:eastAsia="Times New Roman" w:hAnsi="Times New Roman" w:cs="Times New Roman"/>
           <w:color w:val="212529"/>
           <w:sz w:val="24"/>
           <w:szCs w:val="24"/>
-          <w:lang w:val="vi-VN"/>
+          <w:lang w:val="en-US"/>
         </w:rPr>
       </w:pPr>
     </w:p>
     <w:p>
       <w:pPr>
         <w:spacing w:line="360" w:lineRule="auto"/>
-        <w:ind w:hanging="450"/>
-        <w:jc w:val="center"/>
         <w:rPr>
           <w:rFonts w:ascii="Times New Roman" w:eastAsia="Times New Roman" w:hAnsi="Times New Roman" w:cs="Times New Roman"/>
           <w:color w:val="212529"/>
           <w:sz w:val="24"/>
           <w:szCs w:val="24"/>
-          <w:lang w:val="vi-VN"/>
-        </w:rPr>
-      </w:pPr>
-    </w:p>
-    <w:p>
-      <w:pPr>
-        <w:spacing w:line="360" w:lineRule="auto"/>
-        <w:ind w:hanging="450"/>
-        <w:jc w:val="center"/>
-        <w:rPr>
-          <w:rFonts w:ascii="Times New Roman" w:eastAsia="Times New Roman" w:hAnsi="Times New Roman" w:cs="Times New Roman"/>
-          <w:color w:val="212529"/>
-          <w:sz w:val="24"/>
-          <w:szCs w:val="24"/>
-          <w:lang w:val="vi-VN"/>
-        </w:rPr>
-      </w:pPr>
-    </w:p>
-    <w:p>
-      <w:pPr>
-        <w:spacing w:line="360" w:lineRule="auto"/>
-        <w:ind w:hanging="450"/>
-        <w:jc w:val="center"/>
-        <w:rPr>
-          <w:rFonts w:ascii="Times New Roman" w:eastAsia="Times New Roman" w:hAnsi="Times New Roman" w:cs="Times New Roman"/>
-          <w:color w:val="212529"/>
-          <w:sz w:val="24"/>
-          <w:szCs w:val="24"/>
-          <w:lang w:val="vi-VN"/>
-        </w:rPr>
-      </w:pPr>
-    </w:p>
-    <w:p>
-      <w:pPr>
-        <w:spacing w:line="360" w:lineRule="auto"/>
-        <w:ind w:hanging="450"/>
-        <w:jc w:val="center"/>
-        <w:rPr>
-          <w:rFonts w:ascii="Times New Roman" w:eastAsia="Times New Roman" w:hAnsi="Times New Roman" w:cs="Times New Roman"/>
-          <w:color w:val="212529"/>
-          <w:sz w:val="24"/>
-          <w:szCs w:val="24"/>
-          <w:lang w:val="vi-VN"/>
-        </w:rPr>
-      </w:pPr>
-    </w:p>
-    <w:p>
-      <w:pPr>
-        <w:spacing w:line="360" w:lineRule="auto"/>
-        <w:ind w:hanging="450"/>
-        <w:jc w:val="center"/>
-        <w:rPr>
-          <w:rFonts w:ascii="Times New Roman" w:eastAsia="Times New Roman" w:hAnsi="Times New Roman" w:cs="Times New Roman"/>
-          <w:color w:val="212529"/>
-          <w:sz w:val="24"/>
-          <w:szCs w:val="24"/>
-          <w:lang w:val="vi-VN"/>
-        </w:rPr>
-      </w:pPr>
-    </w:p>
-    <w:p>
-      <w:pPr>
-        <w:spacing w:line="360" w:lineRule="auto"/>
-        <w:ind w:hanging="450"/>
-        <w:jc w:val="center"/>
-        <w:rPr>
-          <w:rFonts w:ascii="Times New Roman" w:eastAsia="Times New Roman" w:hAnsi="Times New Roman" w:cs="Times New Roman"/>
-          <w:color w:val="212529"/>
-          <w:sz w:val="24"/>
-          <w:szCs w:val="24"/>
-          <w:lang w:val="vi-VN"/>
-        </w:rPr>
-      </w:pPr>
-    </w:p>
-    <w:p>
-      <w:pPr>
-        <w:spacing w:line="360" w:lineRule="auto"/>
-        <w:ind w:hanging="450"/>
-        <w:jc w:val="center"/>
-        <w:rPr>
-          <w:rFonts w:ascii="Times New Roman" w:eastAsia="Times New Roman" w:hAnsi="Times New Roman" w:cs="Times New Roman"/>
-          <w:color w:val="212529"/>
-          <w:sz w:val="24"/>
-          <w:szCs w:val="24"/>
-          <w:lang w:val="vi-VN"/>
+          <w:lang w:val="en-US"/>
         </w:rPr>
       </w:pPr>
     </w:p>
@@ -3099,6 +2617,7 @@
           <w:sz w:val="24"/>
           <w:lang w:val="en-US"/>
         </w:rPr>
+        <w:lastRenderedPageBreak/>
         <w:t xml:space="preserve">2. </w:t>
       </w:r>
       <w:r>
@@ -3162,10 +2681,10 @@
           <w:lang w:val="vi-VN"/>
         </w:rPr>
         <w:drawing>
-          <wp:inline distT="0" distB="0" distL="0" distR="0" wp14:anchorId="3CEABF74" wp14:editId="0FEECB91">
-            <wp:extent cx="3428365" cy="3428365"/>
-            <wp:effectExtent l="0" t="0" r="635" b="635"/>
-            <wp:docPr id="557736174" name="Picture 1"/>
+          <wp:inline distT="0" distB="0" distL="0" distR="0" wp14:anchorId="3347D99D" wp14:editId="1358B79A">
+            <wp:extent cx="3666490" cy="3666490"/>
+            <wp:effectExtent l="0" t="0" r="0" b="0"/>
+            <wp:docPr id="564438790" name="Picture 1"/>
             <wp:cNvGraphicFramePr>
               <a:graphicFrameLocks xmlns:a="http://schemas.openxmlformats.org/drawingml/2006/main" noChangeAspect="1"/>
             </wp:cNvGraphicFramePr>
@@ -3173,11 +2692,11 @@
               <a:graphicData uri="http://schemas.openxmlformats.org/drawingml/2006/picture">
                 <pic:pic xmlns:pic="http://schemas.openxmlformats.org/drawingml/2006/picture">
                   <pic:nvPicPr>
-                    <pic:cNvPr id="557736174" name="Picture 557736174"/>
+                    <pic:cNvPr id="564438790" name="Picture 564438790"/>
                     <pic:cNvPicPr/>
                   </pic:nvPicPr>
                   <pic:blipFill>
-                    <a:blip r:embed="rId7" cstate="print">
+                    <a:blip r:embed="rId9" cstate="print">
                       <a:extLst>
                         <a:ext uri="{28A0092B-C50C-407E-A947-70E740481C1C}">
                           <a14:useLocalDpi xmlns:a14="http://schemas.microsoft.com/office/drawing/2010/main" val="0"/>
@@ -3191,7 +2710,7 @@
                   <pic:spPr>
                     <a:xfrm>
                       <a:off x="0" y="0"/>
-                      <a:ext cx="3428365" cy="3428365"/>
+                      <a:ext cx="3670337" cy="3670337"/>
                     </a:xfrm>
                     <a:prstGeom prst="rect">
                       <a:avLst/>
@@ -3219,25 +2738,48 @@
         <w:spacing w:line="360" w:lineRule="auto"/>
         <w:rPr>
           <w:rFonts w:ascii="Times New Roman" w:hAnsi="Times New Roman" w:cs="Times New Roman"/>
-          <w:b/>
+          <w:bCs/>
           <w:sz w:val="24"/>
           <w:szCs w:val="40"/>
           <w:lang w:val="vi-VN"/>
         </w:rPr>
       </w:pPr>
-      <w:hyperlink r:id="rId8" w:history="1">
+      <w:hyperlink r:id="rId10" w:history="1">
         <w:r>
           <w:rPr>
             <w:rStyle w:val="Hyperlink"/>
-            <w:lang w:val="vi-VN"/>
-          </w:rPr>
-          <w:t>https://github.com/PNT131ITMO/6.Testing/tree/main/Lab2</w:t>
+            <w:rFonts w:ascii="Times New Roman" w:hAnsi="Times New Roman" w:cs="Times New Roman"/>
+            <w:bCs/>
+            <w:sz w:val="24"/>
+            <w:lang w:val="en-US"/>
+          </w:rPr>
+          <w:t>6.Testing/Lab3 at main · PNT1</w:t>
+        </w:r>
+        <w:r>
+          <w:rPr>
+            <w:rStyle w:val="Hyperlink"/>
+            <w:rFonts w:ascii="Times New Roman" w:hAnsi="Times New Roman" w:cs="Times New Roman"/>
+            <w:bCs/>
+            <w:sz w:val="24"/>
+            <w:lang w:val="en-US"/>
+          </w:rPr>
+          <w:t>3</w:t>
+        </w:r>
+        <w:r>
+          <w:rPr>
+            <w:rStyle w:val="Hyperlink"/>
+            <w:rFonts w:ascii="Times New Roman" w:hAnsi="Times New Roman" w:cs="Times New Roman"/>
+            <w:bCs/>
+            <w:sz w:val="24"/>
+            <w:lang w:val="en-US"/>
+          </w:rPr>
+          <w:t>1ITMO/6.Testing</w:t>
         </w:r>
       </w:hyperlink>
       <w:r>
         <w:rPr>
           <w:rFonts w:ascii="Times New Roman" w:hAnsi="Times New Roman" w:cs="Times New Roman"/>
-          <w:b/>
+          <w:bCs/>
           <w:sz w:val="24"/>
           <w:lang w:val="vi-VN"/>
         </w:rPr>
@@ -3261,7 +2803,6 @@
           <w:lang w:val="vi-VN"/>
         </w:rPr>
       </w:pPr>
-      <w:bookmarkStart w:id="2" w:name="_Toc224262803"/>
       <w:r>
         <w:rPr>
           <w:rFonts w:ascii="Times New Roman" w:hAnsi="Times New Roman" w:cs="Times New Roman"/>
@@ -3271,9 +2812,8 @@
           <w:lang w:val="vi-VN"/>
         </w:rPr>
         <w:lastRenderedPageBreak/>
-        <w:t>UML</w:t>
-      </w:r>
-      <w:bookmarkEnd w:id="2"/>
+        <w:t>UseCase-диаграмму с прецедентами использования тестируемого сайта.</w:t>
+      </w:r>
     </w:p>
     <w:p>
       <w:pPr>
@@ -3287,57 +2827,6 @@
           <w:lang w:val="vi-VN"/>
         </w:rPr>
       </w:pPr>
-      <w:r>
-        <w:rPr>
-          <w:rFonts w:ascii="Times New Roman" w:hAnsi="Times New Roman" w:cs="Times New Roman"/>
-          <w:b/>
-          <w:noProof/>
-          <w:sz w:val="24"/>
-          <w:szCs w:val="32"/>
-          <w:lang w:val="vi-VN"/>
-        </w:rPr>
-        <w:drawing>
-          <wp:inline distT="0" distB="0" distL="0" distR="0" wp14:anchorId="28C88D55" wp14:editId="4B46AF52">
-            <wp:extent cx="5924750" cy="3971925"/>
-            <wp:effectExtent l="0" t="0" r="0" b="0"/>
-            <wp:docPr id="94909297" name="Picture 2"/>
-            <wp:cNvGraphicFramePr>
-              <a:graphicFrameLocks xmlns:a="http://schemas.openxmlformats.org/drawingml/2006/main" noChangeAspect="1"/>
-            </wp:cNvGraphicFramePr>
-            <a:graphic xmlns:a="http://schemas.openxmlformats.org/drawingml/2006/main">
-              <a:graphicData uri="http://schemas.openxmlformats.org/drawingml/2006/picture">
-                <pic:pic xmlns:pic="http://schemas.openxmlformats.org/drawingml/2006/picture">
-                  <pic:nvPicPr>
-                    <pic:cNvPr id="94909297" name="Picture 94909297"/>
-                    <pic:cNvPicPr/>
-                  </pic:nvPicPr>
-                  <pic:blipFill>
-                    <a:blip r:embed="rId9">
-                      <a:extLst>
-                        <a:ext uri="{28A0092B-C50C-407E-A947-70E740481C1C}">
-                          <a14:useLocalDpi xmlns:a14="http://schemas.microsoft.com/office/drawing/2010/main" val="0"/>
-                        </a:ext>
-                      </a:extLst>
-                    </a:blip>
-                    <a:stretch>
-                      <a:fillRect/>
-                    </a:stretch>
-                  </pic:blipFill>
-                  <pic:spPr>
-                    <a:xfrm>
-                      <a:off x="0" y="0"/>
-                      <a:ext cx="5928217" cy="3974249"/>
-                    </a:xfrm>
-                    <a:prstGeom prst="rect">
-                      <a:avLst/>
-                    </a:prstGeom>
-                  </pic:spPr>
-                </pic:pic>
-              </a:graphicData>
-            </a:graphic>
-          </wp:inline>
-        </w:drawing>
-      </w:r>
     </w:p>
     <w:p>
       <w:pPr>
@@ -3369,7 +2858,7 @@
           <w:lang w:val="vi-VN"/>
         </w:rPr>
       </w:pPr>
-      <w:bookmarkStart w:id="3" w:name="_Toc224262804"/>
+      <w:bookmarkStart w:id="2" w:name="_Toc224262804"/>
       <w:r>
         <w:rPr>
           <w:rFonts w:ascii="Times New Roman" w:hAnsi="Times New Roman" w:cs="Times New Roman"/>
@@ -3380,7 +2869,7 @@
         </w:rPr>
         <w:t>Описание тестового покрытия с обоснованием его выбора</w:t>
       </w:r>
-      <w:bookmarkEnd w:id="3"/>
+      <w:bookmarkEnd w:id="2"/>
     </w:p>
     <w:p>
       <w:pPr>
@@ -3841,7 +3330,6 @@
           <w:szCs w:val="24"/>
           <w:lang w:val="en-US"/>
         </w:rPr>
-        <w:lastRenderedPageBreak/>
         <w:t>Периодичность</w:t>
       </w:r>
       <w:proofErr w:type="spellEnd"/>
@@ -4774,6 +4262,7 @@
           <w:szCs w:val="24"/>
           <w:lang w:val="en-US"/>
         </w:rPr>
+        <w:lastRenderedPageBreak/>
         <w:t>cos</w:t>
       </w:r>
       <w:r>
@@ -5903,7 +5392,6 @@
           <w:szCs w:val="24"/>
           <w:lang w:val="en-US"/>
         </w:rPr>
-        <w:lastRenderedPageBreak/>
         <w:t>Особая</w:t>
       </w:r>
       <w:proofErr w:type="spellEnd"/>
@@ -6620,6 +6108,7 @@
           <w:szCs w:val="24"/>
           <w:lang w:val="en-US"/>
         </w:rPr>
+        <w:lastRenderedPageBreak/>
         <w:t>вычисления</w:t>
       </w:r>
       <w:proofErr w:type="spellEnd"/>
@@ -7811,7 +7300,6 @@
           <w:sz w:val="24"/>
           <w:szCs w:val="24"/>
         </w:rPr>
-        <w:lastRenderedPageBreak/>
         <w:t xml:space="preserve">далее по одному модулю заменяется на “реальную” реализацию (например, </w:t>
       </w:r>
       <w:r>
@@ -8496,6 +7984,7 @@
           <w:sz w:val="24"/>
           <w:szCs w:val="24"/>
         </w:rPr>
+        <w:lastRenderedPageBreak/>
         <w:t xml:space="preserve">для базовых функций </w:t>
       </w:r>
       <w:r>
@@ -9072,7 +8561,6 @@
           <w:sz w:val="24"/>
           <w:szCs w:val="24"/>
         </w:rPr>
-        <w:lastRenderedPageBreak/>
         <w:t>Тестовое покрытие</w:t>
       </w:r>
     </w:p>
@@ -9128,6 +8616,7 @@
         <w:rPr>
           <w:noProof/>
         </w:rPr>
+        <w:lastRenderedPageBreak/>
         <w:drawing>
           <wp:inline distT="0" distB="0" distL="0" distR="0" wp14:anchorId="665EB5BF" wp14:editId="29FBFC5B">
             <wp:extent cx="5229225" cy="3737312"/>
@@ -9144,7 +8633,7 @@
                     <pic:cNvPicPr/>
                   </pic:nvPicPr>
                   <pic:blipFill>
-                    <a:blip r:embed="rId10"/>
+                    <a:blip r:embed="rId11"/>
                     <a:stretch>
                       <a:fillRect/>
                     </a:stretch>
@@ -9224,7 +8713,7 @@
                     <pic:cNvPicPr/>
                   </pic:nvPicPr>
                   <pic:blipFill>
-                    <a:blip r:embed="rId11"/>
+                    <a:blip r:embed="rId12"/>
                     <a:stretch>
                       <a:fillRect/>
                     </a:stretch>
@@ -9421,10 +8910,9 @@
           <w:szCs w:val="32"/>
           <w:lang w:val="vi-VN"/>
         </w:rPr>
-        <w:lastRenderedPageBreak/>
         <w:tab/>
       </w:r>
-      <w:bookmarkStart w:id="4" w:name="_Toc224262805"/>
+      <w:bookmarkStart w:id="3" w:name="_Toc224262805"/>
       <w:r>
         <w:rPr>
           <w:rFonts w:ascii="Times New Roman" w:hAnsi="Times New Roman" w:cs="Times New Roman"/>
@@ -9434,7 +8922,7 @@
         </w:rPr>
         <w:t>5.Графики</w:t>
       </w:r>
-      <w:bookmarkEnd w:id="4"/>
+      <w:bookmarkEnd w:id="3"/>
     </w:p>
     <w:p>
       <w:pPr>
@@ -9472,6 +8960,7 @@
           <w:szCs w:val="32"/>
           <w:lang w:val="vi-VN"/>
         </w:rPr>
+        <w:lastRenderedPageBreak/>
         <w:t xml:space="preserve">   </w:t>
       </w:r>
       <w:r>
@@ -9499,7 +8988,7 @@
                     <pic:cNvPicPr/>
                   </pic:nvPicPr>
                   <pic:blipFill>
-                    <a:blip r:embed="rId12" cstate="print">
+                    <a:blip r:embed="rId13" cstate="print">
                       <a:extLst>
                         <a:ext uri="{28A0092B-C50C-407E-A947-70E740481C1C}">
                           <a14:useLocalDpi xmlns:a14="http://schemas.microsoft.com/office/drawing/2010/main" val="0"/>
@@ -9550,7 +9039,7 @@
                     <pic:cNvPicPr/>
                   </pic:nvPicPr>
                   <pic:blipFill>
-                    <a:blip r:embed="rId13" cstate="print">
+                    <a:blip r:embed="rId14" cstate="print">
                       <a:extLst>
                         <a:ext uri="{28A0092B-C50C-407E-A947-70E740481C1C}">
                           <a14:useLocalDpi xmlns:a14="http://schemas.microsoft.com/office/drawing/2010/main" val="0"/>
@@ -9601,7 +9090,7 @@
                     <pic:cNvPicPr/>
                   </pic:nvPicPr>
                   <pic:blipFill>
-                    <a:blip r:embed="rId14" cstate="print">
+                    <a:blip r:embed="rId15" cstate="print">
                       <a:extLst>
                         <a:ext uri="{28A0092B-C50C-407E-A947-70E740481C1C}">
                           <a14:useLocalDpi xmlns:a14="http://schemas.microsoft.com/office/drawing/2010/main" val="0"/>
@@ -9663,7 +9152,7 @@
                     <pic:cNvPicPr/>
                   </pic:nvPicPr>
                   <pic:blipFill>
-                    <a:blip r:embed="rId15" cstate="print">
+                    <a:blip r:embed="rId16" cstate="print">
                       <a:extLst>
                         <a:ext uri="{28A0092B-C50C-407E-A947-70E740481C1C}">
                           <a14:useLocalDpi xmlns:a14="http://schemas.microsoft.com/office/drawing/2010/main" val="0"/>
@@ -9714,7 +9203,7 @@
                     <pic:cNvPicPr/>
                   </pic:nvPicPr>
                   <pic:blipFill>
-                    <a:blip r:embed="rId16" cstate="print">
+                    <a:blip r:embed="rId17" cstate="print">
                       <a:extLst>
                         <a:ext uri="{28A0092B-C50C-407E-A947-70E740481C1C}">
                           <a14:useLocalDpi xmlns:a14="http://schemas.microsoft.com/office/drawing/2010/main" val="0"/>
@@ -9765,7 +9254,7 @@
                     <pic:cNvPicPr/>
                   </pic:nvPicPr>
                   <pic:blipFill>
-                    <a:blip r:embed="rId17" cstate="print">
+                    <a:blip r:embed="rId18" cstate="print">
                       <a:extLst>
                         <a:ext uri="{28A0092B-C50C-407E-A947-70E740481C1C}">
                           <a14:useLocalDpi xmlns:a14="http://schemas.microsoft.com/office/drawing/2010/main" val="0"/>
@@ -9816,7 +9305,7 @@
                     <pic:cNvPicPr/>
                   </pic:nvPicPr>
                   <pic:blipFill>
-                    <a:blip r:embed="rId18" cstate="print">
+                    <a:blip r:embed="rId19" cstate="print">
                       <a:extLst>
                         <a:ext uri="{28A0092B-C50C-407E-A947-70E740481C1C}">
                           <a14:useLocalDpi xmlns:a14="http://schemas.microsoft.com/office/drawing/2010/main" val="0"/>
@@ -9878,7 +9367,7 @@
                     <pic:cNvPicPr/>
                   </pic:nvPicPr>
                   <pic:blipFill>
-                    <a:blip r:embed="rId19" cstate="print">
+                    <a:blip r:embed="rId20" cstate="print">
                       <a:extLst>
                         <a:ext uri="{28A0092B-C50C-407E-A947-70E740481C1C}">
                           <a14:useLocalDpi xmlns:a14="http://schemas.microsoft.com/office/drawing/2010/main" val="0"/>
@@ -9930,7 +9419,7 @@
                     <pic:cNvPicPr/>
                   </pic:nvPicPr>
                   <pic:blipFill>
-                    <a:blip r:embed="rId20" cstate="print">
+                    <a:blip r:embed="rId21" cstate="print">
                       <a:extLst>
                         <a:ext uri="{28A0092B-C50C-407E-A947-70E740481C1C}">
                           <a14:useLocalDpi xmlns:a14="http://schemas.microsoft.com/office/drawing/2010/main" val="0"/>
@@ -9992,7 +9481,7 @@
                     <pic:cNvPicPr/>
                   </pic:nvPicPr>
                   <pic:blipFill>
-                    <a:blip r:embed="rId21" cstate="print">
+                    <a:blip r:embed="rId22" cstate="print">
                       <a:extLst>
                         <a:ext uri="{28A0092B-C50C-407E-A947-70E740481C1C}">
                           <a14:useLocalDpi xmlns:a14="http://schemas.microsoft.com/office/drawing/2010/main" val="0"/>
@@ -10043,7 +9532,7 @@
                     <pic:cNvPicPr/>
                   </pic:nvPicPr>
                   <pic:blipFill>
-                    <a:blip r:embed="rId22" cstate="print">
+                    <a:blip r:embed="rId23" cstate="print">
                       <a:extLst>
                         <a:ext uri="{28A0092B-C50C-407E-A947-70E740481C1C}">
                           <a14:useLocalDpi xmlns:a14="http://schemas.microsoft.com/office/drawing/2010/main" val="0"/>
@@ -10100,7 +9589,7 @@
           <w:lang w:val="vi-VN"/>
         </w:rPr>
       </w:pPr>
-      <w:bookmarkStart w:id="5" w:name="_Toc224262806"/>
+      <w:bookmarkStart w:id="4" w:name="_Toc224262806"/>
       <w:r>
         <w:rPr>
           <w:rFonts w:ascii="Times New Roman" w:hAnsi="Times New Roman" w:cs="Times New Roman"/>
@@ -10131,7 +9620,7 @@
         </w:rPr>
         <w:t>Вывод:</w:t>
       </w:r>
-      <w:bookmarkEnd w:id="5"/>
+      <w:bookmarkEnd w:id="4"/>
       <w:r>
         <w:rPr>
           <w:rFonts w:ascii="Times New Roman" w:hAnsi="Times New Roman" w:cs="Times New Roman"/>

--- a/Lab3/docs/report.docx
+++ b/Lab3/docs/report.docx
@@ -2681,7 +2681,7 @@
           <w:lang w:val="vi-VN"/>
         </w:rPr>
         <w:drawing>
-          <wp:inline distT="0" distB="0" distL="0" distR="0" wp14:anchorId="3347D99D" wp14:editId="1358B79A">
+          <wp:inline distT="0" distB="0" distL="0" distR="0" wp14:anchorId="3347D99D" wp14:editId="3EF78A3C">
             <wp:extent cx="3666490" cy="3666490"/>
             <wp:effectExtent l="0" t="0" r="0" b="0"/>
             <wp:docPr id="564438790" name="Picture 1"/>
@@ -2753,27 +2753,7 @@
             <w:sz w:val="24"/>
             <w:lang w:val="en-US"/>
           </w:rPr>
-          <w:t>6.Testing/Lab3 at main · PNT1</w:t>
-        </w:r>
-        <w:r>
-          <w:rPr>
-            <w:rStyle w:val="Hyperlink"/>
-            <w:rFonts w:ascii="Times New Roman" w:hAnsi="Times New Roman" w:cs="Times New Roman"/>
-            <w:bCs/>
-            <w:sz w:val="24"/>
-            <w:lang w:val="en-US"/>
-          </w:rPr>
-          <w:t>3</w:t>
-        </w:r>
-        <w:r>
-          <w:rPr>
-            <w:rStyle w:val="Hyperlink"/>
-            <w:rFonts w:ascii="Times New Roman" w:hAnsi="Times New Roman" w:cs="Times New Roman"/>
-            <w:bCs/>
-            <w:sz w:val="24"/>
-            <w:lang w:val="en-US"/>
-          </w:rPr>
-          <w:t>1ITMO/6.Testing</w:t>
+          <w:t>6.Testing/Lab3 at main · PNT131ITMO/6.Testing</w:t>
         </w:r>
       </w:hyperlink>
       <w:r>
@@ -2818,7 +2798,12 @@
     <w:p>
       <w:pPr>
         <w:pStyle w:val="Footer"/>
+        <w:numPr>
+          <w:ilvl w:val="0"/>
+          <w:numId w:val="30"/>
+        </w:numPr>
         <w:spacing w:line="360" w:lineRule="auto"/>
+        <w:outlineLvl w:val="0"/>
         <w:rPr>
           <w:rFonts w:ascii="Times New Roman" w:hAnsi="Times New Roman" w:cs="Times New Roman"/>
           <w:b/>
@@ -2827,11 +2812,7 @@
           <w:lang w:val="vi-VN"/>
         </w:rPr>
       </w:pPr>
-    </w:p>
-    <w:p>
-      <w:pPr>
-        <w:pStyle w:val="Footer"/>
-        <w:spacing w:line="360" w:lineRule="auto"/>
+      <w:r>
         <w:rPr>
           <w:rFonts w:ascii="Times New Roman" w:hAnsi="Times New Roman" w:cs="Times New Roman"/>
           <w:b/>
@@ -2839,7 +2820,8 @@
           <w:szCs w:val="32"/>
           <w:lang w:val="vi-VN"/>
         </w:rPr>
-      </w:pPr>
+        <w:t>Описание набора тестовых сценариев</w:t>
+      </w:r>
     </w:p>
     <w:p>
       <w:pPr>
@@ -2858,32 +2840,30 @@
           <w:lang w:val="vi-VN"/>
         </w:rPr>
       </w:pPr>
-      <w:bookmarkStart w:id="2" w:name="_Toc224262804"/>
       <w:r>
         <w:rPr>
           <w:rFonts w:ascii="Times New Roman" w:hAnsi="Times New Roman" w:cs="Times New Roman"/>
           <w:b/>
           <w:sz w:val="24"/>
           <w:szCs w:val="32"/>
-          <w:lang w:val="vi-VN"/>
-        </w:rPr>
-        <w:t>Описание тестового покрытия с обоснованием его выбора</w:t>
+        </w:rPr>
+        <w:t>Результаты тестирования</w:t>
       </w:r>
-      <w:bookmarkEnd w:id="2"/>
     </w:p>
     <w:p>
       <w:pPr>
         <w:pStyle w:val="Footer"/>
         <w:numPr>
           <w:ilvl w:val="0"/>
-          <w:numId w:val="19"/>
+          <w:numId w:val="30"/>
         </w:numPr>
         <w:spacing w:line="360" w:lineRule="auto"/>
+        <w:outlineLvl w:val="0"/>
         <w:rPr>
           <w:rFonts w:ascii="Times New Roman" w:hAnsi="Times New Roman" w:cs="Times New Roman"/>
           <w:b/>
           <w:sz w:val="24"/>
-          <w:szCs w:val="24"/>
+          <w:szCs w:val="32"/>
           <w:lang w:val="vi-VN"/>
         </w:rPr>
       </w:pPr>
@@ -2892,6765 +2872,9 @@
           <w:rFonts w:ascii="Times New Roman" w:hAnsi="Times New Roman" w:cs="Times New Roman"/>
           <w:b/>
           <w:sz w:val="24"/>
-          <w:szCs w:val="24"/>
-          <w:lang w:val="vi-VN"/>
-        </w:rPr>
-        <w:t>Тригонометрические функции</w:t>
-      </w:r>
-    </w:p>
-    <w:p>
-      <w:pPr>
-        <w:pStyle w:val="Footer"/>
-        <w:spacing w:line="360" w:lineRule="auto"/>
-        <w:ind w:firstLine="720"/>
-        <w:rPr>
-          <w:rFonts w:ascii="Times New Roman" w:hAnsi="Times New Roman" w:cs="Times New Roman"/>
-          <w:bCs/>
-          <w:sz w:val="24"/>
-          <w:szCs w:val="24"/>
-          <w:lang w:val="vi-VN"/>
-        </w:rPr>
-      </w:pPr>
-      <w:r>
-        <w:rPr>
-          <w:rFonts w:ascii="Times New Roman" w:hAnsi="Times New Roman" w:cs="Times New Roman"/>
-          <w:bCs/>
-          <w:sz w:val="24"/>
-          <w:szCs w:val="24"/>
-          <w:lang w:val="vi-VN"/>
-        </w:rPr>
-        <w:tab/>
-        <w:t>При тестировании тригонометрических функций необходимо учитывать их периодичность, симметрию, а также наличие точек разрыва у производных функций (sec, csc, tan, cot). В рамках лабораторной работы базовой тригонометрической функцией является sin(x), реализованный через разложение в ряд с заданной точностью eps. Остальные функции выражены через базовую функцию, что соответствует требованиям задания.</w:t>
-      </w:r>
-    </w:p>
-    <w:p>
-      <w:pPr>
-        <w:pStyle w:val="Footer"/>
-        <w:spacing w:line="360" w:lineRule="auto"/>
-        <w:ind w:firstLine="720"/>
-        <w:rPr>
-          <w:rFonts w:ascii="Times New Roman" w:hAnsi="Times New Roman" w:cs="Times New Roman"/>
-          <w:bCs/>
-          <w:sz w:val="24"/>
-          <w:szCs w:val="24"/>
-        </w:rPr>
-      </w:pPr>
-      <w:r>
-        <w:rPr>
-          <w:rFonts w:ascii="Times New Roman" w:hAnsi="Times New Roman" w:cs="Times New Roman"/>
-          <w:bCs/>
-          <w:sz w:val="24"/>
-          <w:szCs w:val="24"/>
-        </w:rPr>
-        <w:t>Выделим основные классы входных значений:</w:t>
-      </w:r>
-    </w:p>
-    <w:p>
-      <w:pPr>
-        <w:pStyle w:val="Footer"/>
-        <w:numPr>
-          <w:ilvl w:val="0"/>
-          <w:numId w:val="20"/>
-        </w:numPr>
-        <w:spacing w:line="360" w:lineRule="auto"/>
-        <w:rPr>
-          <w:rFonts w:ascii="Times New Roman" w:hAnsi="Times New Roman" w:cs="Times New Roman"/>
-          <w:bCs/>
-          <w:sz w:val="24"/>
-          <w:szCs w:val="24"/>
-        </w:rPr>
-      </w:pPr>
-      <w:r>
-        <w:rPr>
-          <w:rFonts w:ascii="Times New Roman" w:hAnsi="Times New Roman" w:cs="Times New Roman"/>
-          <w:bCs/>
-          <w:sz w:val="24"/>
-          <w:szCs w:val="24"/>
-        </w:rPr>
-        <w:t>Обычные значения (внутри периода):</w:t>
-      </w:r>
-      <w:r>
-        <w:rPr>
-          <w:rFonts w:ascii="Times New Roman" w:hAnsi="Times New Roman" w:cs="Times New Roman"/>
-          <w:bCs/>
-          <w:sz w:val="24"/>
-          <w:szCs w:val="24"/>
-        </w:rPr>
-        <w:br/>
-        <w:t>Проверка произвольных точек, не являющихся особыми (не попадающих в нули знаменателей), например:</w:t>
-      </w:r>
-    </w:p>
-    <w:p>
-      <w:pPr>
-        <w:pStyle w:val="Footer"/>
-        <w:numPr>
-          <w:ilvl w:val="1"/>
-          <w:numId w:val="20"/>
-        </w:numPr>
-        <w:spacing w:line="360" w:lineRule="auto"/>
-        <w:rPr>
-          <w:rFonts w:ascii="Times New Roman" w:hAnsi="Times New Roman" w:cs="Times New Roman"/>
-          <w:bCs/>
-          <w:sz w:val="24"/>
-          <w:szCs w:val="24"/>
-        </w:rPr>
-      </w:pPr>
-      <m:oMath>
-        <m:r>
-          <w:rPr>
-            <w:rFonts w:ascii="Cambria Math" w:hAnsi="Cambria Math" w:cs="Times New Roman"/>
-            <w:sz w:val="24"/>
-            <w:szCs w:val="24"/>
-            <w:lang w:val="en-US"/>
-          </w:rPr>
-          <m:t>x</m:t>
-        </m:r>
-        <m:r>
-          <w:rPr>
-            <w:rFonts w:ascii="Cambria Math" w:hAnsi="Cambria Math" w:cs="Times New Roman"/>
-            <w:sz w:val="24"/>
-            <w:szCs w:val="24"/>
-          </w:rPr>
-          <m:t>=0</m:t>
-        </m:r>
-      </m:oMath>
-      <w:r>
-        <w:rPr>
-          <w:rFonts w:ascii="Times New Roman" w:hAnsi="Times New Roman" w:cs="Times New Roman"/>
-          <w:bCs/>
-          <w:sz w:val="24"/>
-          <w:szCs w:val="24"/>
-        </w:rPr>
-        <w:t xml:space="preserve">, </w:t>
-      </w:r>
-      <m:oMath>
-        <m:r>
-          <w:rPr>
-            <w:rFonts w:ascii="Cambria Math" w:hAnsi="Cambria Math" w:cs="Times New Roman"/>
-            <w:sz w:val="24"/>
-            <w:szCs w:val="24"/>
-            <w:lang w:val="en-US"/>
-          </w:rPr>
-          <m:t>x</m:t>
-        </m:r>
-        <m:r>
-          <w:rPr>
-            <w:rFonts w:ascii="Cambria Math" w:hAnsi="Cambria Math" w:cs="Times New Roman"/>
-            <w:sz w:val="24"/>
-            <w:szCs w:val="24"/>
-          </w:rPr>
-          <m:t>=</m:t>
-        </m:r>
-        <m:f>
-          <m:fPr>
-            <m:ctrlPr>
-              <w:rPr>
-                <w:rFonts w:ascii="Cambria Math" w:hAnsi="Cambria Math" w:cs="Times New Roman"/>
-                <w:bCs/>
-                <w:sz w:val="24"/>
-                <w:szCs w:val="24"/>
-                <w:lang w:val="en-US"/>
-              </w:rPr>
-            </m:ctrlPr>
-          </m:fPr>
-          <m:num>
-            <m:r>
-              <w:rPr>
-                <w:rFonts w:ascii="Cambria Math" w:hAnsi="Cambria Math" w:cs="Times New Roman"/>
-                <w:sz w:val="24"/>
-                <w:szCs w:val="24"/>
-                <w:lang w:val="en-US"/>
-              </w:rPr>
-              <m:t>π</m:t>
-            </m:r>
-          </m:num>
-          <m:den>
-            <m:r>
-              <w:rPr>
-                <w:rFonts w:ascii="Cambria Math" w:hAnsi="Cambria Math" w:cs="Times New Roman"/>
-                <w:sz w:val="24"/>
-                <w:szCs w:val="24"/>
-              </w:rPr>
-              <m:t>6</m:t>
-            </m:r>
-          </m:den>
-        </m:f>
-      </m:oMath>
-      <w:r>
-        <w:rPr>
-          <w:rFonts w:ascii="Times New Roman" w:hAnsi="Times New Roman" w:cs="Times New Roman"/>
-          <w:bCs/>
-          <w:sz w:val="24"/>
-          <w:szCs w:val="24"/>
-        </w:rPr>
-        <w:t xml:space="preserve">, </w:t>
-      </w:r>
-      <m:oMath>
-        <m:r>
-          <w:rPr>
-            <w:rFonts w:ascii="Cambria Math" w:hAnsi="Cambria Math" w:cs="Times New Roman"/>
-            <w:sz w:val="24"/>
-            <w:szCs w:val="24"/>
-            <w:lang w:val="en-US"/>
-          </w:rPr>
-          <m:t>x</m:t>
-        </m:r>
-        <m:r>
-          <w:rPr>
-            <w:rFonts w:ascii="Cambria Math" w:hAnsi="Cambria Math" w:cs="Times New Roman"/>
-            <w:sz w:val="24"/>
-            <w:szCs w:val="24"/>
-          </w:rPr>
-          <m:t>=</m:t>
-        </m:r>
-        <m:f>
-          <m:fPr>
-            <m:ctrlPr>
-              <w:rPr>
-                <w:rFonts w:ascii="Cambria Math" w:hAnsi="Cambria Math" w:cs="Times New Roman"/>
-                <w:bCs/>
-                <w:sz w:val="24"/>
-                <w:szCs w:val="24"/>
-                <w:lang w:val="en-US"/>
-              </w:rPr>
-            </m:ctrlPr>
-          </m:fPr>
-          <m:num>
-            <m:r>
-              <w:rPr>
-                <w:rFonts w:ascii="Cambria Math" w:hAnsi="Cambria Math" w:cs="Times New Roman"/>
-                <w:sz w:val="24"/>
-                <w:szCs w:val="24"/>
-                <w:lang w:val="en-US"/>
-              </w:rPr>
-              <m:t>π</m:t>
-            </m:r>
-          </m:num>
-          <m:den>
-            <m:r>
-              <w:rPr>
-                <w:rFonts w:ascii="Cambria Math" w:hAnsi="Cambria Math" w:cs="Times New Roman"/>
-                <w:sz w:val="24"/>
-                <w:szCs w:val="24"/>
-              </w:rPr>
-              <m:t>4</m:t>
-            </m:r>
-          </m:den>
-        </m:f>
-      </m:oMath>
-      <w:r>
-        <w:rPr>
-          <w:rFonts w:ascii="Times New Roman" w:hAnsi="Times New Roman" w:cs="Times New Roman"/>
-          <w:bCs/>
-          <w:sz w:val="24"/>
-          <w:szCs w:val="24"/>
-        </w:rPr>
-        <w:t xml:space="preserve">, </w:t>
-      </w:r>
-      <m:oMath>
-        <m:r>
-          <w:rPr>
-            <w:rFonts w:ascii="Cambria Math" w:hAnsi="Cambria Math" w:cs="Times New Roman"/>
-            <w:sz w:val="24"/>
-            <w:szCs w:val="24"/>
-            <w:lang w:val="en-US"/>
-          </w:rPr>
-          <m:t>x</m:t>
-        </m:r>
-        <m:r>
-          <w:rPr>
-            <w:rFonts w:ascii="Cambria Math" w:hAnsi="Cambria Math" w:cs="Times New Roman"/>
-            <w:sz w:val="24"/>
-            <w:szCs w:val="24"/>
-          </w:rPr>
-          <m:t>=</m:t>
-        </m:r>
-        <m:f>
-          <m:fPr>
-            <m:ctrlPr>
-              <w:rPr>
-                <w:rFonts w:ascii="Cambria Math" w:hAnsi="Cambria Math" w:cs="Times New Roman"/>
-                <w:bCs/>
-                <w:sz w:val="24"/>
-                <w:szCs w:val="24"/>
-                <w:lang w:val="en-US"/>
-              </w:rPr>
-            </m:ctrlPr>
-          </m:fPr>
-          <m:num>
-            <m:r>
-              <w:rPr>
-                <w:rFonts w:ascii="Cambria Math" w:hAnsi="Cambria Math" w:cs="Times New Roman"/>
-                <w:sz w:val="24"/>
-                <w:szCs w:val="24"/>
-                <w:lang w:val="en-US"/>
-              </w:rPr>
-              <m:t>π</m:t>
-            </m:r>
-          </m:num>
-          <m:den>
-            <m:r>
-              <w:rPr>
-                <w:rFonts w:ascii="Cambria Math" w:hAnsi="Cambria Math" w:cs="Times New Roman"/>
-                <w:sz w:val="24"/>
-                <w:szCs w:val="24"/>
-              </w:rPr>
-              <m:t>3</m:t>
-            </m:r>
-          </m:den>
-        </m:f>
-      </m:oMath>
-      <w:r>
-        <w:rPr>
-          <w:rFonts w:ascii="Times New Roman" w:hAnsi="Times New Roman" w:cs="Times New Roman"/>
-          <w:bCs/>
-          <w:sz w:val="24"/>
-          <w:szCs w:val="24"/>
-        </w:rPr>
-        <w:t xml:space="preserve">, </w:t>
-      </w:r>
-      <m:oMath>
-        <m:r>
-          <w:rPr>
-            <w:rFonts w:ascii="Cambria Math" w:hAnsi="Cambria Math" w:cs="Times New Roman"/>
-            <w:sz w:val="24"/>
-            <w:szCs w:val="24"/>
-            <w:lang w:val="en-US"/>
-          </w:rPr>
-          <m:t>x</m:t>
-        </m:r>
-        <m:r>
-          <w:rPr>
-            <w:rFonts w:ascii="Cambria Math" w:hAnsi="Cambria Math" w:cs="Times New Roman"/>
-            <w:sz w:val="24"/>
-            <w:szCs w:val="24"/>
-          </w:rPr>
-          <m:t>=</m:t>
-        </m:r>
-        <m:r>
-          <w:rPr>
-            <w:rFonts w:ascii="Cambria Math" w:hAnsi="Cambria Math" w:cs="Times New Roman"/>
-            <w:sz w:val="24"/>
-            <w:szCs w:val="24"/>
-            <w:lang w:val="en-US"/>
-          </w:rPr>
-          <m:t>π</m:t>
-        </m:r>
-      </m:oMath>
-      <w:r>
-        <w:rPr>
-          <w:rFonts w:ascii="Times New Roman" w:hAnsi="Times New Roman" w:cs="Times New Roman"/>
-          <w:bCs/>
-          <w:sz w:val="24"/>
-          <w:szCs w:val="24"/>
-        </w:rPr>
-        <w:br/>
-        <w:t>На этих точках проверяется корректность вычислений относительно эталонных значений (</w:t>
-      </w:r>
-      <w:r>
-        <w:rPr>
-          <w:rFonts w:ascii="Times New Roman" w:hAnsi="Times New Roman" w:cs="Times New Roman"/>
-          <w:bCs/>
-          <w:sz w:val="24"/>
-          <w:szCs w:val="24"/>
-          <w:lang w:val="en-US"/>
-        </w:rPr>
-        <w:t>oracle</w:t>
-      </w:r>
-      <w:r>
-        <w:rPr>
-          <w:rFonts w:ascii="Times New Roman" w:hAnsi="Times New Roman" w:cs="Times New Roman"/>
-          <w:bCs/>
-          <w:sz w:val="24"/>
-          <w:szCs w:val="24"/>
-        </w:rPr>
-        <w:t xml:space="preserve"> на базе </w:t>
-      </w:r>
-      <w:r>
-        <w:rPr>
-          <w:rFonts w:ascii="Times New Roman" w:hAnsi="Times New Roman" w:cs="Times New Roman"/>
-          <w:bCs/>
-          <w:sz w:val="24"/>
-          <w:szCs w:val="24"/>
-          <w:lang w:val="en-US"/>
-        </w:rPr>
-        <w:t>Math</w:t>
-      </w:r>
-      <w:r>
-        <w:rPr>
-          <w:rFonts w:ascii="Times New Roman" w:hAnsi="Times New Roman" w:cs="Times New Roman"/>
-          <w:bCs/>
-          <w:sz w:val="24"/>
-          <w:szCs w:val="24"/>
-        </w:rPr>
-        <w:t xml:space="preserve">.* в </w:t>
-      </w:r>
-      <w:r>
-        <w:rPr>
-          <w:rFonts w:ascii="Times New Roman" w:hAnsi="Times New Roman" w:cs="Times New Roman"/>
-          <w:bCs/>
-          <w:sz w:val="24"/>
-          <w:szCs w:val="24"/>
-          <w:lang w:val="en-US"/>
-        </w:rPr>
-        <w:t>double</w:t>
-      </w:r>
-      <w:r>
-        <w:rPr>
-          <w:rFonts w:ascii="Times New Roman" w:hAnsi="Times New Roman" w:cs="Times New Roman"/>
-          <w:bCs/>
-          <w:sz w:val="24"/>
-          <w:szCs w:val="24"/>
-        </w:rPr>
-        <w:t xml:space="preserve"> или заранее рассчитанных значений).</w:t>
-      </w:r>
-    </w:p>
-    <w:p>
-      <w:pPr>
-        <w:pStyle w:val="Footer"/>
-        <w:numPr>
-          <w:ilvl w:val="0"/>
-          <w:numId w:val="20"/>
-        </w:numPr>
-        <w:spacing w:line="360" w:lineRule="auto"/>
-        <w:rPr>
-          <w:rFonts w:ascii="Times New Roman" w:hAnsi="Times New Roman" w:cs="Times New Roman"/>
-          <w:bCs/>
-          <w:sz w:val="24"/>
-          <w:szCs w:val="24"/>
-          <w:lang w:val="en-US"/>
-        </w:rPr>
-      </w:pPr>
-      <w:proofErr w:type="spellStart"/>
-      <w:r>
-        <w:rPr>
-          <w:rFonts w:ascii="Times New Roman" w:hAnsi="Times New Roman" w:cs="Times New Roman"/>
-          <w:bCs/>
-          <w:sz w:val="24"/>
-          <w:szCs w:val="24"/>
-          <w:lang w:val="en-US"/>
-        </w:rPr>
-        <w:t>Периодичность</w:t>
-      </w:r>
-      <w:proofErr w:type="spellEnd"/>
-      <w:r>
-        <w:rPr>
-          <w:rFonts w:ascii="Times New Roman" w:hAnsi="Times New Roman" w:cs="Times New Roman"/>
-          <w:bCs/>
-          <w:sz w:val="24"/>
-          <w:szCs w:val="24"/>
-          <w:lang w:val="en-US"/>
-        </w:rPr>
-        <w:t>:</w:t>
-      </w:r>
-    </w:p>
-    <w:p>
-      <w:pPr>
-        <w:pStyle w:val="Footer"/>
-        <w:numPr>
-          <w:ilvl w:val="1"/>
-          <w:numId w:val="20"/>
-        </w:numPr>
-        <w:spacing w:line="360" w:lineRule="auto"/>
-        <w:rPr>
-          <w:rFonts w:ascii="Times New Roman" w:hAnsi="Times New Roman" w:cs="Times New Roman"/>
-          <w:bCs/>
-          <w:sz w:val="24"/>
-          <w:szCs w:val="24"/>
-        </w:rPr>
-      </w:pPr>
-      <m:oMath>
-        <m:r>
-          <m:rPr>
-            <m:sty m:val="p"/>
-          </m:rPr>
-          <w:rPr>
-            <w:rFonts w:ascii="Cambria Math" w:hAnsi="Cambria Math" w:cs="Times New Roman"/>
-            <w:sz w:val="24"/>
-            <w:szCs w:val="24"/>
-            <w:lang w:val="en-US"/>
-          </w:rPr>
-          <m:t>sin</m:t>
-        </m:r>
-        <m:r>
-          <w:rPr>
-            <w:rFonts w:ascii="Cambria Math" w:hAnsi="Cambria Math" w:cs="Times New Roman"/>
-            <w:sz w:val="24"/>
-            <w:szCs w:val="24"/>
-          </w:rPr>
-          <m:t>⁡(</m:t>
-        </m:r>
-        <m:r>
-          <w:rPr>
-            <w:rFonts w:ascii="Cambria Math" w:hAnsi="Cambria Math" w:cs="Times New Roman"/>
-            <w:sz w:val="24"/>
-            <w:szCs w:val="24"/>
-            <w:lang w:val="en-US"/>
-          </w:rPr>
-          <m:t>x</m:t>
-        </m:r>
-        <m:r>
-          <w:rPr>
-            <w:rFonts w:ascii="Cambria Math" w:hAnsi="Cambria Math" w:cs="Times New Roman"/>
-            <w:sz w:val="24"/>
-            <w:szCs w:val="24"/>
-          </w:rPr>
-          <m:t>),</m:t>
-        </m:r>
-        <m:r>
-          <m:rPr>
-            <m:sty m:val="p"/>
-          </m:rPr>
-          <w:rPr>
-            <w:rFonts w:ascii="Cambria Math" w:hAnsi="Cambria Math" w:cs="Times New Roman"/>
-            <w:sz w:val="24"/>
-            <w:szCs w:val="24"/>
-            <w:lang w:val="en-US"/>
-          </w:rPr>
-          <m:t>cos</m:t>
-        </m:r>
-        <m:r>
-          <w:rPr>
-            <w:rFonts w:ascii="Cambria Math" w:hAnsi="Cambria Math" w:cs="Times New Roman"/>
-            <w:sz w:val="24"/>
-            <w:szCs w:val="24"/>
-          </w:rPr>
-          <m:t>⁡(</m:t>
-        </m:r>
-        <m:r>
-          <w:rPr>
-            <w:rFonts w:ascii="Cambria Math" w:hAnsi="Cambria Math" w:cs="Times New Roman"/>
-            <w:sz w:val="24"/>
-            <w:szCs w:val="24"/>
-            <w:lang w:val="en-US"/>
-          </w:rPr>
-          <m:t>x</m:t>
-        </m:r>
-        <m:r>
-          <w:rPr>
-            <w:rFonts w:ascii="Cambria Math" w:hAnsi="Cambria Math" w:cs="Times New Roman"/>
-            <w:sz w:val="24"/>
-            <w:szCs w:val="24"/>
-          </w:rPr>
-          <m:t>),</m:t>
-        </m:r>
-        <m:r>
-          <m:rPr>
-            <m:sty m:val="p"/>
-          </m:rPr>
-          <w:rPr>
-            <w:rFonts w:ascii="Cambria Math" w:hAnsi="Cambria Math" w:cs="Times New Roman"/>
-            <w:sz w:val="24"/>
-            <w:szCs w:val="24"/>
-            <w:lang w:val="en-US"/>
-          </w:rPr>
-          <m:t>sec</m:t>
-        </m:r>
-        <m:r>
-          <w:rPr>
-            <w:rFonts w:ascii="Cambria Math" w:hAnsi="Cambria Math" w:cs="Times New Roman"/>
-            <w:sz w:val="24"/>
-            <w:szCs w:val="24"/>
-          </w:rPr>
-          <m:t>⁡(</m:t>
-        </m:r>
-        <m:r>
-          <w:rPr>
-            <w:rFonts w:ascii="Cambria Math" w:hAnsi="Cambria Math" w:cs="Times New Roman"/>
-            <w:sz w:val="24"/>
-            <w:szCs w:val="24"/>
-            <w:lang w:val="en-US"/>
-          </w:rPr>
-          <m:t>x</m:t>
-        </m:r>
-        <m:r>
-          <w:rPr>
-            <w:rFonts w:ascii="Cambria Math" w:hAnsi="Cambria Math" w:cs="Times New Roman"/>
-            <w:sz w:val="24"/>
-            <w:szCs w:val="24"/>
-          </w:rPr>
-          <m:t>),</m:t>
-        </m:r>
-        <m:r>
-          <m:rPr>
-            <m:sty m:val="p"/>
-          </m:rPr>
-          <w:rPr>
-            <w:rFonts w:ascii="Cambria Math" w:hAnsi="Cambria Math" w:cs="Times New Roman"/>
-            <w:sz w:val="24"/>
-            <w:szCs w:val="24"/>
-            <w:lang w:val="en-US"/>
-          </w:rPr>
-          <m:t>csc</m:t>
-        </m:r>
-        <m:r>
-          <w:rPr>
-            <w:rFonts w:ascii="Cambria Math" w:hAnsi="Cambria Math" w:cs="Times New Roman"/>
-            <w:sz w:val="24"/>
-            <w:szCs w:val="24"/>
-          </w:rPr>
-          <m:t>⁡(</m:t>
-        </m:r>
-        <m:r>
-          <w:rPr>
-            <w:rFonts w:ascii="Cambria Math" w:hAnsi="Cambria Math" w:cs="Times New Roman"/>
-            <w:sz w:val="24"/>
-            <w:szCs w:val="24"/>
-            <w:lang w:val="en-US"/>
-          </w:rPr>
-          <m:t>x</m:t>
-        </m:r>
-        <m:r>
-          <w:rPr>
-            <w:rFonts w:ascii="Cambria Math" w:hAnsi="Cambria Math" w:cs="Times New Roman"/>
-            <w:sz w:val="24"/>
-            <w:szCs w:val="24"/>
-          </w:rPr>
-          <m:t>)</m:t>
-        </m:r>
-      </m:oMath>
-      <w:r>
-        <w:rPr>
-          <w:rFonts w:ascii="Times New Roman" w:hAnsi="Times New Roman" w:cs="Times New Roman"/>
-          <w:bCs/>
-          <w:sz w:val="24"/>
-          <w:szCs w:val="24"/>
-        </w:rPr>
-        <w:t xml:space="preserve">имеют период </w:t>
-      </w:r>
-      <m:oMath>
-        <m:r>
-          <w:rPr>
-            <w:rFonts w:ascii="Cambria Math" w:hAnsi="Cambria Math" w:cs="Times New Roman"/>
-            <w:sz w:val="24"/>
-            <w:szCs w:val="24"/>
-          </w:rPr>
-          <m:t>2</m:t>
-        </m:r>
-        <m:r>
-          <w:rPr>
-            <w:rFonts w:ascii="Cambria Math" w:hAnsi="Cambria Math" w:cs="Times New Roman"/>
-            <w:sz w:val="24"/>
-            <w:szCs w:val="24"/>
-            <w:lang w:val="en-US"/>
-          </w:rPr>
-          <m:t>π</m:t>
-        </m:r>
-      </m:oMath>
-      <w:r>
-        <w:rPr>
-          <w:rFonts w:ascii="Times New Roman" w:hAnsi="Times New Roman" w:cs="Times New Roman"/>
-          <w:bCs/>
-          <w:sz w:val="24"/>
-          <w:szCs w:val="24"/>
-        </w:rPr>
-        <w:br/>
-        <w:t xml:space="preserve">В тестах выбираются пары значений вида </w:t>
-      </w:r>
-      <m:oMath>
-        <m:r>
-          <w:rPr>
-            <w:rFonts w:ascii="Cambria Math" w:hAnsi="Cambria Math" w:cs="Times New Roman"/>
-            <w:sz w:val="24"/>
-            <w:szCs w:val="24"/>
-            <w:lang w:val="en-US"/>
-          </w:rPr>
-          <m:t>x</m:t>
-        </m:r>
-      </m:oMath>
-      <w:r>
-        <w:rPr>
-          <w:rFonts w:ascii="Times New Roman" w:hAnsi="Times New Roman" w:cs="Times New Roman"/>
-          <w:bCs/>
-          <w:sz w:val="24"/>
-          <w:szCs w:val="24"/>
-        </w:rPr>
-        <w:t xml:space="preserve">и </w:t>
-      </w:r>
-      <m:oMath>
-        <m:r>
-          <w:rPr>
-            <w:rFonts w:ascii="Cambria Math" w:hAnsi="Cambria Math" w:cs="Times New Roman"/>
-            <w:sz w:val="24"/>
-            <w:szCs w:val="24"/>
-            <w:lang w:val="en-US"/>
-          </w:rPr>
-          <m:t>x</m:t>
-        </m:r>
-        <m:r>
-          <w:rPr>
-            <w:rFonts w:ascii="Cambria Math" w:hAnsi="Cambria Math" w:cs="Times New Roman"/>
-            <w:sz w:val="24"/>
-            <w:szCs w:val="24"/>
-          </w:rPr>
-          <m:t>+2</m:t>
-        </m:r>
-        <m:r>
-          <w:rPr>
-            <w:rFonts w:ascii="Cambria Math" w:hAnsi="Cambria Math" w:cs="Times New Roman"/>
-            <w:sz w:val="24"/>
-            <w:szCs w:val="24"/>
-            <w:lang w:val="en-US"/>
-          </w:rPr>
-          <m:t>πk</m:t>
-        </m:r>
-      </m:oMath>
-      <w:r>
-        <w:rPr>
-          <w:rFonts w:ascii="Times New Roman" w:hAnsi="Times New Roman" w:cs="Times New Roman"/>
-          <w:bCs/>
-          <w:sz w:val="24"/>
-          <w:szCs w:val="24"/>
-        </w:rPr>
-        <w:t xml:space="preserve">(где </w:t>
-      </w:r>
-      <m:oMath>
-        <m:r>
-          <w:rPr>
-            <w:rFonts w:ascii="Cambria Math" w:hAnsi="Cambria Math" w:cs="Times New Roman"/>
-            <w:sz w:val="24"/>
-            <w:szCs w:val="24"/>
-            <w:lang w:val="en-US"/>
-          </w:rPr>
-          <m:t>k</m:t>
-        </m:r>
-        <m:r>
-          <w:rPr>
-            <w:rFonts w:ascii="Cambria Math" w:hAnsi="Cambria Math" w:cs="Times New Roman"/>
-            <w:sz w:val="24"/>
-            <w:szCs w:val="24"/>
-          </w:rPr>
-          <m:t>∈</m:t>
-        </m:r>
-        <m:r>
-          <m:rPr>
-            <m:scr m:val="double-struck"/>
-            <m:sty m:val="p"/>
-          </m:rPr>
-          <w:rPr>
-            <w:rFonts w:ascii="Cambria Math" w:hAnsi="Cambria Math" w:cs="Times New Roman"/>
-            <w:sz w:val="24"/>
-            <w:szCs w:val="24"/>
-          </w:rPr>
-          <m:t>Z</m:t>
-        </m:r>
-      </m:oMath>
-      <w:r>
-        <w:rPr>
-          <w:rFonts w:ascii="Times New Roman" w:hAnsi="Times New Roman" w:cs="Times New Roman"/>
-          <w:bCs/>
-          <w:sz w:val="24"/>
-          <w:szCs w:val="24"/>
-        </w:rPr>
-        <w:t>), чтобы подтвердить корректность редукции аргумента и устойчивость ряда.</w:t>
-      </w:r>
-    </w:p>
-    <w:p>
-      <w:pPr>
-        <w:pStyle w:val="Footer"/>
-        <w:numPr>
-          <w:ilvl w:val="0"/>
-          <w:numId w:val="20"/>
-        </w:numPr>
-        <w:spacing w:line="360" w:lineRule="auto"/>
-        <w:rPr>
-          <w:rFonts w:ascii="Times New Roman" w:hAnsi="Times New Roman" w:cs="Times New Roman"/>
-          <w:bCs/>
-          <w:sz w:val="24"/>
-          <w:szCs w:val="24"/>
-        </w:rPr>
-      </w:pPr>
-      <w:r>
-        <w:rPr>
-          <w:rFonts w:ascii="Times New Roman" w:hAnsi="Times New Roman" w:cs="Times New Roman"/>
-          <w:bCs/>
-          <w:sz w:val="24"/>
-          <w:szCs w:val="24"/>
-        </w:rPr>
-        <w:t>Особые точки (сингулярности / точки неопределенности):</w:t>
-      </w:r>
-    </w:p>
-    <w:p>
-      <w:pPr>
-        <w:pStyle w:val="Footer"/>
-        <w:spacing w:line="360" w:lineRule="auto"/>
-        <w:ind w:left="810"/>
-        <w:jc w:val="both"/>
-        <w:rPr>
-          <w:rFonts w:ascii="Times New Roman" w:hAnsi="Times New Roman" w:cs="Times New Roman"/>
-          <w:bCs/>
-          <w:sz w:val="24"/>
-          <w:szCs w:val="24"/>
-        </w:rPr>
-      </w:pPr>
-      <w:r>
-        <w:rPr>
-          <w:rFonts w:ascii="Times New Roman" w:hAnsi="Times New Roman" w:cs="Times New Roman"/>
-          <w:bCs/>
-          <w:sz w:val="24"/>
-          <w:szCs w:val="24"/>
-        </w:rPr>
-        <w:t>Для функций, содержащих деление, выделяются точки, где знаменатель стремится к нулю:</w:t>
-      </w:r>
-    </w:p>
-    <w:p>
-      <w:pPr>
-        <w:pStyle w:val="Footer"/>
-        <w:numPr>
-          <w:ilvl w:val="1"/>
-          <w:numId w:val="20"/>
-        </w:numPr>
-        <w:spacing w:line="360" w:lineRule="auto"/>
-        <w:rPr>
-          <w:rFonts w:ascii="Times New Roman" w:hAnsi="Times New Roman" w:cs="Times New Roman"/>
-          <w:bCs/>
-          <w:sz w:val="24"/>
-          <w:szCs w:val="24"/>
-        </w:rPr>
-      </w:pPr>
-      <m:oMath>
-        <m:r>
-          <m:rPr>
-            <m:sty m:val="p"/>
-          </m:rPr>
-          <w:rPr>
-            <w:rFonts w:ascii="Cambria Math" w:hAnsi="Cambria Math" w:cs="Times New Roman"/>
-            <w:sz w:val="24"/>
-            <w:szCs w:val="24"/>
-            <w:lang w:val="en-US"/>
-          </w:rPr>
-          <m:t>tan</m:t>
-        </m:r>
-        <m:r>
-          <w:rPr>
-            <w:rFonts w:ascii="Cambria Math" w:hAnsi="Cambria Math" w:cs="Times New Roman"/>
-            <w:sz w:val="24"/>
-            <w:szCs w:val="24"/>
-          </w:rPr>
-          <m:t>⁡(</m:t>
-        </m:r>
-        <m:r>
-          <w:rPr>
-            <w:rFonts w:ascii="Cambria Math" w:hAnsi="Cambria Math" w:cs="Times New Roman"/>
-            <w:sz w:val="24"/>
-            <w:szCs w:val="24"/>
-            <w:lang w:val="en-US"/>
-          </w:rPr>
-          <m:t>x</m:t>
-        </m:r>
-        <m:r>
-          <w:rPr>
-            <w:rFonts w:ascii="Cambria Math" w:hAnsi="Cambria Math" w:cs="Times New Roman"/>
-            <w:sz w:val="24"/>
-            <w:szCs w:val="24"/>
-          </w:rPr>
-          <m:t>)</m:t>
-        </m:r>
-      </m:oMath>
-      <w:r>
-        <w:rPr>
-          <w:rFonts w:ascii="Times New Roman" w:hAnsi="Times New Roman" w:cs="Times New Roman"/>
-          <w:bCs/>
-          <w:sz w:val="24"/>
-          <w:szCs w:val="24"/>
-        </w:rPr>
-        <w:t xml:space="preserve">и </w:t>
-      </w:r>
-      <m:oMath>
-        <m:r>
-          <m:rPr>
-            <m:sty m:val="p"/>
-          </m:rPr>
-          <w:rPr>
-            <w:rFonts w:ascii="Cambria Math" w:hAnsi="Cambria Math" w:cs="Times New Roman"/>
-            <w:sz w:val="24"/>
-            <w:szCs w:val="24"/>
-            <w:lang w:val="en-US"/>
-          </w:rPr>
-          <m:t>sec</m:t>
-        </m:r>
-        <m:r>
-          <w:rPr>
-            <w:rFonts w:ascii="Cambria Math" w:hAnsi="Cambria Math" w:cs="Times New Roman"/>
-            <w:sz w:val="24"/>
-            <w:szCs w:val="24"/>
-          </w:rPr>
-          <m:t>⁡(</m:t>
-        </m:r>
-        <m:r>
-          <w:rPr>
-            <w:rFonts w:ascii="Cambria Math" w:hAnsi="Cambria Math" w:cs="Times New Roman"/>
-            <w:sz w:val="24"/>
-            <w:szCs w:val="24"/>
-            <w:lang w:val="en-US"/>
-          </w:rPr>
-          <m:t>x</m:t>
-        </m:r>
-        <m:r>
-          <w:rPr>
-            <w:rFonts w:ascii="Cambria Math" w:hAnsi="Cambria Math" w:cs="Times New Roman"/>
-            <w:sz w:val="24"/>
-            <w:szCs w:val="24"/>
-          </w:rPr>
-          <m:t>)</m:t>
-        </m:r>
-      </m:oMath>
-      <w:r>
-        <w:rPr>
-          <w:rFonts w:ascii="Times New Roman" w:hAnsi="Times New Roman" w:cs="Times New Roman"/>
-          <w:bCs/>
-          <w:sz w:val="24"/>
-          <w:szCs w:val="24"/>
-        </w:rPr>
-        <w:t xml:space="preserve">не определены при </w:t>
-      </w:r>
-      <m:oMath>
-        <m:r>
-          <w:rPr>
-            <w:rFonts w:ascii="Cambria Math" w:hAnsi="Cambria Math" w:cs="Times New Roman"/>
-            <w:sz w:val="24"/>
-            <w:szCs w:val="24"/>
-            <w:lang w:val="en-US"/>
-          </w:rPr>
-          <m:t>x</m:t>
-        </m:r>
-        <m:r>
-          <w:rPr>
-            <w:rFonts w:ascii="Cambria Math" w:hAnsi="Cambria Math" w:cs="Times New Roman"/>
-            <w:sz w:val="24"/>
-            <w:szCs w:val="24"/>
-          </w:rPr>
-          <m:t>=</m:t>
-        </m:r>
-        <m:f>
-          <m:fPr>
-            <m:ctrlPr>
-              <w:rPr>
-                <w:rFonts w:ascii="Cambria Math" w:hAnsi="Cambria Math" w:cs="Times New Roman"/>
-                <w:bCs/>
-                <w:sz w:val="24"/>
-                <w:szCs w:val="24"/>
-                <w:lang w:val="en-US"/>
-              </w:rPr>
-            </m:ctrlPr>
-          </m:fPr>
-          <m:num>
-            <m:r>
-              <w:rPr>
-                <w:rFonts w:ascii="Cambria Math" w:hAnsi="Cambria Math" w:cs="Times New Roman"/>
-                <w:sz w:val="24"/>
-                <w:szCs w:val="24"/>
-                <w:lang w:val="en-US"/>
-              </w:rPr>
-              <m:t>π</m:t>
-            </m:r>
-          </m:num>
-          <m:den>
-            <m:r>
-              <w:rPr>
-                <w:rFonts w:ascii="Cambria Math" w:hAnsi="Cambria Math" w:cs="Times New Roman"/>
-                <w:sz w:val="24"/>
-                <w:szCs w:val="24"/>
-              </w:rPr>
-              <m:t>2</m:t>
-            </m:r>
-          </m:den>
-        </m:f>
-        <m:r>
-          <w:rPr>
-            <w:rFonts w:ascii="Cambria Math" w:hAnsi="Cambria Math" w:cs="Times New Roman"/>
-            <w:sz w:val="24"/>
-            <w:szCs w:val="24"/>
-          </w:rPr>
-          <m:t>+</m:t>
-        </m:r>
-        <m:r>
-          <w:rPr>
-            <w:rFonts w:ascii="Cambria Math" w:hAnsi="Cambria Math" w:cs="Times New Roman"/>
-            <w:sz w:val="24"/>
-            <w:szCs w:val="24"/>
-            <w:lang w:val="en-US"/>
-          </w:rPr>
-          <m:t>kπ</m:t>
-        </m:r>
-      </m:oMath>
-    </w:p>
-    <w:p>
-      <w:pPr>
-        <w:pStyle w:val="Footer"/>
-        <w:numPr>
-          <w:ilvl w:val="1"/>
-          <w:numId w:val="20"/>
-        </w:numPr>
-        <w:spacing w:line="360" w:lineRule="auto"/>
-        <w:rPr>
-          <w:rFonts w:ascii="Times New Roman" w:hAnsi="Times New Roman" w:cs="Times New Roman"/>
-          <w:bCs/>
-          <w:sz w:val="24"/>
-          <w:szCs w:val="24"/>
-        </w:rPr>
-      </w:pPr>
-      <m:oMath>
-        <m:r>
-          <m:rPr>
-            <m:sty m:val="p"/>
-          </m:rPr>
-          <w:rPr>
-            <w:rFonts w:ascii="Cambria Math" w:hAnsi="Cambria Math" w:cs="Times New Roman"/>
-            <w:sz w:val="24"/>
-            <w:szCs w:val="24"/>
-            <w:lang w:val="en-US"/>
-          </w:rPr>
-          <m:t>csc</m:t>
-        </m:r>
-        <m:r>
-          <w:rPr>
-            <w:rFonts w:ascii="Cambria Math" w:hAnsi="Cambria Math" w:cs="Times New Roman"/>
-            <w:sz w:val="24"/>
-            <w:szCs w:val="24"/>
-          </w:rPr>
-          <m:t>⁡(</m:t>
-        </m:r>
-        <m:r>
-          <w:rPr>
-            <w:rFonts w:ascii="Cambria Math" w:hAnsi="Cambria Math" w:cs="Times New Roman"/>
-            <w:sz w:val="24"/>
-            <w:szCs w:val="24"/>
-            <w:lang w:val="en-US"/>
-          </w:rPr>
-          <m:t>x</m:t>
-        </m:r>
-        <m:r>
-          <w:rPr>
-            <w:rFonts w:ascii="Cambria Math" w:hAnsi="Cambria Math" w:cs="Times New Roman"/>
-            <w:sz w:val="24"/>
-            <w:szCs w:val="24"/>
-          </w:rPr>
-          <m:t>)</m:t>
-        </m:r>
-      </m:oMath>
-      <w:r>
-        <w:rPr>
-          <w:rFonts w:ascii="Times New Roman" w:hAnsi="Times New Roman" w:cs="Times New Roman"/>
-          <w:bCs/>
-          <w:sz w:val="24"/>
-          <w:szCs w:val="24"/>
-        </w:rPr>
-        <w:t xml:space="preserve">и </w:t>
-      </w:r>
-      <m:oMath>
-        <m:r>
-          <m:rPr>
-            <m:sty m:val="p"/>
-          </m:rPr>
-          <w:rPr>
-            <w:rFonts w:ascii="Cambria Math" w:hAnsi="Cambria Math" w:cs="Times New Roman"/>
-            <w:sz w:val="24"/>
-            <w:szCs w:val="24"/>
-            <w:lang w:val="en-US"/>
-          </w:rPr>
-          <m:t>cot</m:t>
-        </m:r>
-        <m:r>
-          <w:rPr>
-            <w:rFonts w:ascii="Cambria Math" w:hAnsi="Cambria Math" w:cs="Times New Roman"/>
-            <w:sz w:val="24"/>
-            <w:szCs w:val="24"/>
-          </w:rPr>
-          <m:t>⁡(</m:t>
-        </m:r>
-        <m:r>
-          <w:rPr>
-            <w:rFonts w:ascii="Cambria Math" w:hAnsi="Cambria Math" w:cs="Times New Roman"/>
-            <w:sz w:val="24"/>
-            <w:szCs w:val="24"/>
-            <w:lang w:val="en-US"/>
-          </w:rPr>
-          <m:t>x</m:t>
-        </m:r>
-        <m:r>
-          <w:rPr>
-            <w:rFonts w:ascii="Cambria Math" w:hAnsi="Cambria Math" w:cs="Times New Roman"/>
-            <w:sz w:val="24"/>
-            <w:szCs w:val="24"/>
-          </w:rPr>
-          <m:t>)</m:t>
-        </m:r>
-      </m:oMath>
-      <w:r>
-        <w:rPr>
-          <w:rFonts w:ascii="Times New Roman" w:hAnsi="Times New Roman" w:cs="Times New Roman"/>
-          <w:bCs/>
-          <w:sz w:val="24"/>
-          <w:szCs w:val="24"/>
-        </w:rPr>
-        <w:t xml:space="preserve">не определены при </w:t>
-      </w:r>
-      <m:oMath>
-        <m:r>
-          <w:rPr>
-            <w:rFonts w:ascii="Cambria Math" w:hAnsi="Cambria Math" w:cs="Times New Roman"/>
-            <w:sz w:val="24"/>
-            <w:szCs w:val="24"/>
-            <w:lang w:val="en-US"/>
-          </w:rPr>
-          <m:t>x</m:t>
-        </m:r>
-        <m:r>
-          <w:rPr>
-            <w:rFonts w:ascii="Cambria Math" w:hAnsi="Cambria Math" w:cs="Times New Roman"/>
-            <w:sz w:val="24"/>
-            <w:szCs w:val="24"/>
-          </w:rPr>
-          <m:t>=</m:t>
-        </m:r>
-        <m:r>
-          <w:rPr>
-            <w:rFonts w:ascii="Cambria Math" w:hAnsi="Cambria Math" w:cs="Times New Roman"/>
-            <w:sz w:val="24"/>
-            <w:szCs w:val="24"/>
-            <w:lang w:val="en-US"/>
-          </w:rPr>
-          <m:t>kπ</m:t>
-        </m:r>
-      </m:oMath>
-    </w:p>
-    <w:p>
-      <w:pPr>
-        <w:pStyle w:val="Footer"/>
-        <w:spacing w:line="360" w:lineRule="auto"/>
-        <w:ind w:left="810"/>
-        <w:jc w:val="both"/>
-        <w:rPr>
-          <w:rFonts w:ascii="Times New Roman" w:hAnsi="Times New Roman" w:cs="Times New Roman"/>
-          <w:bCs/>
-          <w:sz w:val="24"/>
-          <w:szCs w:val="24"/>
-        </w:rPr>
-      </w:pPr>
-      <w:r>
-        <w:rPr>
-          <w:rFonts w:ascii="Times New Roman" w:hAnsi="Times New Roman" w:cs="Times New Roman"/>
-          <w:bCs/>
-          <w:sz w:val="24"/>
-          <w:szCs w:val="24"/>
-        </w:rPr>
-        <w:t xml:space="preserve">Для этих классов точек тесты проверяют ожидаемое поведение: выбрасывание </w:t>
-      </w:r>
-      <w:proofErr w:type="spellStart"/>
-      <w:r>
-        <w:rPr>
-          <w:rFonts w:ascii="Times New Roman" w:hAnsi="Times New Roman" w:cs="Times New Roman"/>
-          <w:bCs/>
-          <w:sz w:val="24"/>
-          <w:szCs w:val="24"/>
-          <w:lang w:val="en-US"/>
-        </w:rPr>
-        <w:t>ArithmeticException</w:t>
-      </w:r>
-      <w:proofErr w:type="spellEnd"/>
-      <w:r>
-        <w:rPr>
-          <w:rFonts w:ascii="Times New Roman" w:hAnsi="Times New Roman" w:cs="Times New Roman"/>
-          <w:bCs/>
-          <w:sz w:val="24"/>
-          <w:szCs w:val="24"/>
-        </w:rPr>
-        <w:t xml:space="preserve"> при вычислении (как для </w:t>
-      </w:r>
-      <w:r>
-        <w:rPr>
-          <w:rFonts w:ascii="Times New Roman" w:hAnsi="Times New Roman" w:cs="Times New Roman"/>
-          <w:bCs/>
-          <w:sz w:val="24"/>
-          <w:szCs w:val="24"/>
-          <w:lang w:val="en-US"/>
-        </w:rPr>
-        <w:t>sec</w:t>
-      </w:r>
-      <w:r>
-        <w:rPr>
-          <w:rFonts w:ascii="Times New Roman" w:hAnsi="Times New Roman" w:cs="Times New Roman"/>
-          <w:bCs/>
-          <w:sz w:val="24"/>
-          <w:szCs w:val="24"/>
-        </w:rPr>
-        <w:t>/</w:t>
-      </w:r>
-      <w:r>
-        <w:rPr>
-          <w:rFonts w:ascii="Times New Roman" w:hAnsi="Times New Roman" w:cs="Times New Roman"/>
-          <w:bCs/>
-          <w:sz w:val="24"/>
-          <w:szCs w:val="24"/>
-          <w:lang w:val="en-US"/>
-        </w:rPr>
-        <w:t>tan</w:t>
-      </w:r>
-      <w:r>
-        <w:rPr>
-          <w:rFonts w:ascii="Times New Roman" w:hAnsi="Times New Roman" w:cs="Times New Roman"/>
-          <w:bCs/>
-          <w:sz w:val="24"/>
-          <w:szCs w:val="24"/>
-        </w:rPr>
-        <w:t xml:space="preserve"> при </w:t>
-      </w:r>
-      <w:r>
-        <w:rPr>
-          <w:rFonts w:ascii="Times New Roman" w:hAnsi="Times New Roman" w:cs="Times New Roman"/>
-          <w:bCs/>
-          <w:sz w:val="24"/>
-          <w:szCs w:val="24"/>
-          <w:lang w:val="en-US"/>
-        </w:rPr>
-        <w:t>cos</w:t>
-      </w:r>
-      <w:r>
-        <w:rPr>
-          <w:rFonts w:ascii="Times New Roman" w:hAnsi="Times New Roman" w:cs="Times New Roman"/>
-          <w:bCs/>
-          <w:sz w:val="24"/>
-          <w:szCs w:val="24"/>
-        </w:rPr>
-        <w:t>(</w:t>
-      </w:r>
-      <w:r>
-        <w:rPr>
-          <w:rFonts w:ascii="Times New Roman" w:hAnsi="Times New Roman" w:cs="Times New Roman"/>
-          <w:bCs/>
-          <w:sz w:val="24"/>
-          <w:szCs w:val="24"/>
-          <w:lang w:val="en-US"/>
-        </w:rPr>
-        <w:t>x</w:t>
-      </w:r>
-      <w:r>
-        <w:rPr>
-          <w:rFonts w:ascii="Times New Roman" w:hAnsi="Times New Roman" w:cs="Times New Roman"/>
-          <w:bCs/>
-          <w:sz w:val="24"/>
-          <w:szCs w:val="24"/>
-        </w:rPr>
-        <w:t xml:space="preserve">) ≈ 0, так и для </w:t>
-      </w:r>
-      <w:r>
-        <w:rPr>
-          <w:rFonts w:ascii="Times New Roman" w:hAnsi="Times New Roman" w:cs="Times New Roman"/>
-          <w:bCs/>
-          <w:sz w:val="24"/>
-          <w:szCs w:val="24"/>
-          <w:lang w:val="en-US"/>
-        </w:rPr>
-        <w:t>csc</w:t>
-      </w:r>
-      <w:r>
-        <w:rPr>
-          <w:rFonts w:ascii="Times New Roman" w:hAnsi="Times New Roman" w:cs="Times New Roman"/>
-          <w:bCs/>
-          <w:sz w:val="24"/>
-          <w:szCs w:val="24"/>
-        </w:rPr>
-        <w:t>/</w:t>
-      </w:r>
-      <w:r>
-        <w:rPr>
-          <w:rFonts w:ascii="Times New Roman" w:hAnsi="Times New Roman" w:cs="Times New Roman"/>
-          <w:bCs/>
-          <w:sz w:val="24"/>
-          <w:szCs w:val="24"/>
-          <w:lang w:val="en-US"/>
-        </w:rPr>
-        <w:t>cot</w:t>
-      </w:r>
-      <w:r>
-        <w:rPr>
-          <w:rFonts w:ascii="Times New Roman" w:hAnsi="Times New Roman" w:cs="Times New Roman"/>
-          <w:bCs/>
-          <w:sz w:val="24"/>
-          <w:szCs w:val="24"/>
-        </w:rPr>
-        <w:t xml:space="preserve"> при </w:t>
-      </w:r>
-      <w:r>
-        <w:rPr>
-          <w:rFonts w:ascii="Times New Roman" w:hAnsi="Times New Roman" w:cs="Times New Roman"/>
-          <w:bCs/>
-          <w:sz w:val="24"/>
-          <w:szCs w:val="24"/>
-          <w:lang w:val="en-US"/>
-        </w:rPr>
-        <w:t>sin</w:t>
-      </w:r>
-      <w:r>
-        <w:rPr>
-          <w:rFonts w:ascii="Times New Roman" w:hAnsi="Times New Roman" w:cs="Times New Roman"/>
-          <w:bCs/>
-          <w:sz w:val="24"/>
-          <w:szCs w:val="24"/>
-        </w:rPr>
-        <w:t>(</w:t>
-      </w:r>
-      <w:r>
-        <w:rPr>
-          <w:rFonts w:ascii="Times New Roman" w:hAnsi="Times New Roman" w:cs="Times New Roman"/>
-          <w:bCs/>
-          <w:sz w:val="24"/>
-          <w:szCs w:val="24"/>
-          <w:lang w:val="en-US"/>
-        </w:rPr>
-        <w:t>x</w:t>
-      </w:r>
-      <w:r>
-        <w:rPr>
-          <w:rFonts w:ascii="Times New Roman" w:hAnsi="Times New Roman" w:cs="Times New Roman"/>
-          <w:bCs/>
-          <w:sz w:val="24"/>
-          <w:szCs w:val="24"/>
-        </w:rPr>
-        <w:t>) ≈ 0).</w:t>
-      </w:r>
-    </w:p>
-    <w:p>
-      <w:pPr>
-        <w:pStyle w:val="Footer"/>
-        <w:numPr>
-          <w:ilvl w:val="0"/>
-          <w:numId w:val="20"/>
-        </w:numPr>
-        <w:spacing w:line="360" w:lineRule="auto"/>
-        <w:rPr>
-          <w:rFonts w:ascii="Times New Roman" w:hAnsi="Times New Roman" w:cs="Times New Roman"/>
-          <w:bCs/>
-          <w:sz w:val="24"/>
-          <w:szCs w:val="24"/>
-        </w:rPr>
-      </w:pPr>
-      <w:r>
-        <w:rPr>
-          <w:rFonts w:ascii="Times New Roman" w:hAnsi="Times New Roman" w:cs="Times New Roman"/>
-          <w:bCs/>
-          <w:sz w:val="24"/>
-          <w:szCs w:val="24"/>
-        </w:rPr>
-        <w:t>Проверка модульной зависимости (требование задания):</w:t>
-      </w:r>
-      <w:r>
-        <w:rPr>
-          <w:rFonts w:ascii="Times New Roman" w:hAnsi="Times New Roman" w:cs="Times New Roman"/>
-          <w:bCs/>
-          <w:sz w:val="24"/>
-          <w:szCs w:val="24"/>
-        </w:rPr>
-        <w:br/>
-        <w:t>Отдельно контролируется архитектурное требование:</w:t>
-      </w:r>
-      <w:r>
-        <w:rPr>
-          <w:rFonts w:ascii="Times New Roman" w:hAnsi="Times New Roman" w:cs="Times New Roman"/>
-          <w:bCs/>
-          <w:sz w:val="24"/>
-          <w:szCs w:val="24"/>
-        </w:rPr>
-        <w:br/>
-      </w:r>
-      <w:r>
-        <w:rPr>
-          <w:rFonts w:ascii="Times New Roman" w:hAnsi="Times New Roman" w:cs="Times New Roman"/>
-          <w:bCs/>
-          <w:sz w:val="24"/>
-          <w:szCs w:val="24"/>
-          <w:lang w:val="en-US"/>
-        </w:rPr>
-        <w:lastRenderedPageBreak/>
-        <w:t>cos</w:t>
-      </w:r>
-      <w:r>
-        <w:rPr>
-          <w:rFonts w:ascii="Times New Roman" w:hAnsi="Times New Roman" w:cs="Times New Roman"/>
-          <w:bCs/>
-          <w:sz w:val="24"/>
-          <w:szCs w:val="24"/>
-        </w:rPr>
-        <w:t>(</w:t>
-      </w:r>
-      <w:r>
-        <w:rPr>
-          <w:rFonts w:ascii="Times New Roman" w:hAnsi="Times New Roman" w:cs="Times New Roman"/>
-          <w:bCs/>
-          <w:sz w:val="24"/>
-          <w:szCs w:val="24"/>
-          <w:lang w:val="en-US"/>
-        </w:rPr>
-        <w:t>x</w:t>
-      </w:r>
-      <w:r>
-        <w:rPr>
-          <w:rFonts w:ascii="Times New Roman" w:hAnsi="Times New Roman" w:cs="Times New Roman"/>
-          <w:bCs/>
-          <w:sz w:val="24"/>
-          <w:szCs w:val="24"/>
-        </w:rPr>
-        <w:t xml:space="preserve">) реализуется через </w:t>
-      </w:r>
-      <w:r>
-        <w:rPr>
-          <w:rFonts w:ascii="Times New Roman" w:hAnsi="Times New Roman" w:cs="Times New Roman"/>
-          <w:bCs/>
-          <w:sz w:val="24"/>
-          <w:szCs w:val="24"/>
-          <w:lang w:val="en-US"/>
-        </w:rPr>
-        <w:t>sin</w:t>
-      </w:r>
-      <w:r>
-        <w:rPr>
-          <w:rFonts w:ascii="Times New Roman" w:hAnsi="Times New Roman" w:cs="Times New Roman"/>
-          <w:bCs/>
-          <w:sz w:val="24"/>
-          <w:szCs w:val="24"/>
-        </w:rPr>
-        <w:t>(</w:t>
-      </w:r>
-      <w:r>
-        <w:rPr>
-          <w:rFonts w:ascii="Times New Roman" w:hAnsi="Times New Roman" w:cs="Times New Roman"/>
-          <w:bCs/>
-          <w:sz w:val="24"/>
-          <w:szCs w:val="24"/>
-          <w:lang w:val="en-US"/>
-        </w:rPr>
-        <w:t>x</w:t>
-      </w:r>
-      <w:r>
-        <w:rPr>
-          <w:rFonts w:ascii="Times New Roman" w:hAnsi="Times New Roman" w:cs="Times New Roman"/>
-          <w:bCs/>
-          <w:sz w:val="24"/>
-          <w:szCs w:val="24"/>
-        </w:rPr>
-        <w:t xml:space="preserve">) по формуле </w:t>
-      </w:r>
-      <m:oMath>
-        <m:r>
-          <m:rPr>
-            <m:sty m:val="p"/>
-          </m:rPr>
-          <w:rPr>
-            <w:rFonts w:ascii="Cambria Math" w:hAnsi="Cambria Math" w:cs="Times New Roman"/>
-            <w:sz w:val="24"/>
-            <w:szCs w:val="24"/>
-            <w:lang w:val="en-US"/>
-          </w:rPr>
-          <m:t>cos</m:t>
-        </m:r>
-        <m:r>
-          <w:rPr>
-            <w:rFonts w:ascii="Cambria Math" w:hAnsi="Cambria Math" w:cs="Times New Roman"/>
-            <w:sz w:val="24"/>
-            <w:szCs w:val="24"/>
-          </w:rPr>
-          <m:t>⁡(</m:t>
-        </m:r>
-        <m:r>
-          <w:rPr>
-            <w:rFonts w:ascii="Cambria Math" w:hAnsi="Cambria Math" w:cs="Times New Roman"/>
-            <w:sz w:val="24"/>
-            <w:szCs w:val="24"/>
-            <w:lang w:val="en-US"/>
-          </w:rPr>
-          <m:t>x</m:t>
-        </m:r>
-        <m:r>
-          <w:rPr>
-            <w:rFonts w:ascii="Cambria Math" w:hAnsi="Cambria Math" w:cs="Times New Roman"/>
-            <w:sz w:val="24"/>
-            <w:szCs w:val="24"/>
-          </w:rPr>
-          <m:t>)=</m:t>
-        </m:r>
-        <m:r>
-          <m:rPr>
-            <m:sty m:val="p"/>
-          </m:rPr>
-          <w:rPr>
-            <w:rFonts w:ascii="Cambria Math" w:hAnsi="Cambria Math" w:cs="Times New Roman"/>
-            <w:sz w:val="24"/>
-            <w:szCs w:val="24"/>
-            <w:lang w:val="en-US"/>
-          </w:rPr>
-          <m:t>sin</m:t>
-        </m:r>
-        <m:r>
-          <w:rPr>
-            <w:rFonts w:ascii="Cambria Math" w:hAnsi="Cambria Math" w:cs="Times New Roman"/>
-            <w:sz w:val="24"/>
-            <w:szCs w:val="24"/>
-          </w:rPr>
-          <m:t>⁡</m:t>
-        </m:r>
-        <m:d>
-          <m:dPr>
-            <m:sepChr m:val="−"/>
-            <m:ctrlPr>
-              <w:rPr>
-                <w:rFonts w:ascii="Cambria Math" w:hAnsi="Cambria Math" w:cs="Times New Roman"/>
-                <w:bCs/>
-                <w:sz w:val="24"/>
-                <w:szCs w:val="24"/>
-                <w:lang w:val="en-US"/>
-              </w:rPr>
-            </m:ctrlPr>
-          </m:dPr>
-          <m:e>
-            <m:f>
-              <m:fPr>
-                <m:ctrlPr>
-                  <w:rPr>
-                    <w:rFonts w:ascii="Cambria Math" w:hAnsi="Cambria Math" w:cs="Times New Roman"/>
-                    <w:bCs/>
-                    <w:sz w:val="24"/>
-                    <w:szCs w:val="24"/>
-                    <w:lang w:val="en-US"/>
-                  </w:rPr>
-                </m:ctrlPr>
-              </m:fPr>
-              <m:num>
-                <m:r>
-                  <w:rPr>
-                    <w:rFonts w:ascii="Cambria Math" w:hAnsi="Cambria Math" w:cs="Times New Roman"/>
-                    <w:sz w:val="24"/>
-                    <w:szCs w:val="24"/>
-                    <w:lang w:val="en-US"/>
-                  </w:rPr>
-                  <m:t>π</m:t>
-                </m:r>
-              </m:num>
-              <m:den>
-                <m:r>
-                  <w:rPr>
-                    <w:rFonts w:ascii="Cambria Math" w:hAnsi="Cambria Math" w:cs="Times New Roman"/>
-                    <w:sz w:val="24"/>
-                    <w:szCs w:val="24"/>
-                  </w:rPr>
-                  <m:t>2</m:t>
-                </m:r>
-              </m:den>
-            </m:f>
-          </m:e>
-          <m:e>
-            <m:r>
-              <w:rPr>
-                <w:rFonts w:ascii="Cambria Math" w:hAnsi="Cambria Math" w:cs="Times New Roman"/>
-                <w:sz w:val="24"/>
-                <w:szCs w:val="24"/>
-                <w:lang w:val="en-US"/>
-              </w:rPr>
-              <m:t>x</m:t>
-            </m:r>
-          </m:e>
-        </m:d>
-      </m:oMath>
-      <w:r>
-        <w:rPr>
-          <w:rFonts w:ascii="Times New Roman" w:hAnsi="Times New Roman" w:cs="Times New Roman"/>
-          <w:bCs/>
-          <w:sz w:val="24"/>
-          <w:szCs w:val="24"/>
-        </w:rPr>
-        <w:t>.</w:t>
-      </w:r>
-      <w:r>
-        <w:rPr>
-          <w:rFonts w:ascii="Times New Roman" w:hAnsi="Times New Roman" w:cs="Times New Roman"/>
-          <w:bCs/>
-          <w:sz w:val="24"/>
-          <w:szCs w:val="24"/>
-        </w:rPr>
-        <w:br/>
-        <w:t>В проекте это реализовано через композицию (</w:t>
-      </w:r>
-      <w:r>
-        <w:rPr>
-          <w:rFonts w:ascii="Times New Roman" w:hAnsi="Times New Roman" w:cs="Times New Roman"/>
-          <w:bCs/>
-          <w:sz w:val="24"/>
-          <w:szCs w:val="24"/>
-          <w:lang w:val="en-US"/>
-        </w:rPr>
-        <w:t>dependency</w:t>
-      </w:r>
-      <w:r>
-        <w:rPr>
-          <w:rFonts w:ascii="Times New Roman" w:hAnsi="Times New Roman" w:cs="Times New Roman"/>
-          <w:bCs/>
-          <w:sz w:val="24"/>
-          <w:szCs w:val="24"/>
-        </w:rPr>
-        <w:t xml:space="preserve"> </w:t>
-      </w:r>
-      <w:r>
-        <w:rPr>
-          <w:rFonts w:ascii="Times New Roman" w:hAnsi="Times New Roman" w:cs="Times New Roman"/>
-          <w:bCs/>
-          <w:sz w:val="24"/>
-          <w:szCs w:val="24"/>
-          <w:lang w:val="en-US"/>
-        </w:rPr>
-        <w:t>injection</w:t>
-      </w:r>
-      <w:r>
-        <w:rPr>
-          <w:rFonts w:ascii="Times New Roman" w:hAnsi="Times New Roman" w:cs="Times New Roman"/>
-          <w:bCs/>
-          <w:sz w:val="24"/>
-          <w:szCs w:val="24"/>
-        </w:rPr>
-        <w:t xml:space="preserve">): </w:t>
-      </w:r>
-      <w:proofErr w:type="spellStart"/>
-      <w:r>
-        <w:rPr>
-          <w:rFonts w:ascii="Times New Roman" w:hAnsi="Times New Roman" w:cs="Times New Roman"/>
-          <w:bCs/>
-          <w:sz w:val="24"/>
-          <w:szCs w:val="24"/>
-          <w:lang w:val="en-US"/>
-        </w:rPr>
-        <w:t>CosFunction</w:t>
-      </w:r>
-      <w:proofErr w:type="spellEnd"/>
-      <w:r>
-        <w:rPr>
-          <w:rFonts w:ascii="Times New Roman" w:hAnsi="Times New Roman" w:cs="Times New Roman"/>
-          <w:bCs/>
-          <w:sz w:val="24"/>
-          <w:szCs w:val="24"/>
-        </w:rPr>
-        <w:t xml:space="preserve"> использует </w:t>
-      </w:r>
-      <w:proofErr w:type="spellStart"/>
-      <w:r>
-        <w:rPr>
-          <w:rFonts w:ascii="Times New Roman" w:hAnsi="Times New Roman" w:cs="Times New Roman"/>
-          <w:bCs/>
-          <w:sz w:val="24"/>
-          <w:szCs w:val="24"/>
-          <w:lang w:val="en-US"/>
-        </w:rPr>
-        <w:t>SinFunction</w:t>
-      </w:r>
-      <w:proofErr w:type="spellEnd"/>
-      <w:r>
-        <w:rPr>
-          <w:rFonts w:ascii="Times New Roman" w:hAnsi="Times New Roman" w:cs="Times New Roman"/>
-          <w:bCs/>
-          <w:sz w:val="24"/>
-          <w:szCs w:val="24"/>
-        </w:rPr>
-        <w:t>, что позволяет проверять корректность взаимодействия модулей и упрощает интеграционное тестирование.</w:t>
-      </w:r>
-    </w:p>
-    <w:p>
-      <w:pPr>
-        <w:pStyle w:val="Footer"/>
-        <w:numPr>
-          <w:ilvl w:val="0"/>
-          <w:numId w:val="19"/>
-        </w:numPr>
-        <w:spacing w:line="360" w:lineRule="auto"/>
-        <w:rPr>
-          <w:rFonts w:ascii="Times New Roman" w:hAnsi="Times New Roman" w:cs="Times New Roman"/>
-          <w:b/>
-          <w:sz w:val="24"/>
-          <w:szCs w:val="24"/>
-        </w:rPr>
-      </w:pPr>
-      <w:r>
-        <w:rPr>
-          <w:rFonts w:ascii="Times New Roman" w:hAnsi="Times New Roman" w:cs="Times New Roman"/>
-          <w:b/>
-          <w:sz w:val="24"/>
-          <w:szCs w:val="24"/>
-        </w:rPr>
-        <w:t>Логарифмические функции</w:t>
-      </w:r>
-    </w:p>
-    <w:p>
-      <w:pPr>
-        <w:pStyle w:val="Footer"/>
-        <w:spacing w:line="360" w:lineRule="auto"/>
-        <w:ind w:firstLine="720"/>
-        <w:jc w:val="both"/>
-        <w:rPr>
-          <w:rFonts w:ascii="Times New Roman" w:hAnsi="Times New Roman" w:cs="Times New Roman"/>
-          <w:bCs/>
-          <w:sz w:val="24"/>
-          <w:szCs w:val="24"/>
-        </w:rPr>
-      </w:pPr>
-      <w:r>
-        <w:rPr>
-          <w:rFonts w:ascii="Times New Roman" w:hAnsi="Times New Roman" w:cs="Times New Roman"/>
-          <w:bCs/>
-          <w:sz w:val="24"/>
-          <w:szCs w:val="24"/>
-        </w:rPr>
-        <w:t xml:space="preserve">При тестировании логарифмических функций необходимо учитывать область определения, особенности поведения на границах, а также то, что базовой логарифмической функцией является </w:t>
-      </w:r>
-      <w:r>
-        <w:rPr>
-          <w:rFonts w:ascii="Times New Roman" w:hAnsi="Times New Roman" w:cs="Times New Roman"/>
-          <w:bCs/>
-          <w:sz w:val="24"/>
-          <w:szCs w:val="24"/>
-          <w:lang w:val="en-US"/>
-        </w:rPr>
-        <w:t>ln</w:t>
-      </w:r>
-      <w:r>
-        <w:rPr>
-          <w:rFonts w:ascii="Times New Roman" w:hAnsi="Times New Roman" w:cs="Times New Roman"/>
-          <w:bCs/>
-          <w:sz w:val="24"/>
-          <w:szCs w:val="24"/>
-        </w:rPr>
-        <w:t>(</w:t>
-      </w:r>
-      <w:r>
-        <w:rPr>
-          <w:rFonts w:ascii="Times New Roman" w:hAnsi="Times New Roman" w:cs="Times New Roman"/>
-          <w:bCs/>
-          <w:sz w:val="24"/>
-          <w:szCs w:val="24"/>
-          <w:lang w:val="en-US"/>
-        </w:rPr>
-        <w:t>x</w:t>
-      </w:r>
-      <w:r>
-        <w:rPr>
-          <w:rFonts w:ascii="Times New Roman" w:hAnsi="Times New Roman" w:cs="Times New Roman"/>
-          <w:bCs/>
-          <w:sz w:val="24"/>
-          <w:szCs w:val="24"/>
-        </w:rPr>
-        <w:t xml:space="preserve">), реализованный через ряд с точностью </w:t>
-      </w:r>
-      <w:r>
-        <w:rPr>
-          <w:rFonts w:ascii="Times New Roman" w:hAnsi="Times New Roman" w:cs="Times New Roman"/>
-          <w:bCs/>
-          <w:sz w:val="24"/>
-          <w:szCs w:val="24"/>
-          <w:lang w:val="en-US"/>
-        </w:rPr>
-        <w:t>eps</w:t>
-      </w:r>
-      <w:r>
-        <w:rPr>
-          <w:rFonts w:ascii="Times New Roman" w:hAnsi="Times New Roman" w:cs="Times New Roman"/>
-          <w:bCs/>
-          <w:sz w:val="24"/>
-          <w:szCs w:val="24"/>
-        </w:rPr>
-        <w:t xml:space="preserve">. Функции </w:t>
-      </w:r>
-      <m:oMath>
-        <m:sSub>
-          <m:sSubPr>
-            <m:ctrlPr>
-              <w:rPr>
-                <w:rFonts w:ascii="Cambria Math" w:hAnsi="Cambria Math" w:cs="Times New Roman"/>
-                <w:bCs/>
-                <w:sz w:val="24"/>
-                <w:szCs w:val="24"/>
-                <w:lang w:val="en-US"/>
-              </w:rPr>
-            </m:ctrlPr>
-          </m:sSubPr>
-          <m:e>
-            <m:r>
-              <m:rPr>
-                <m:sty m:val="p"/>
-              </m:rPr>
-              <w:rPr>
-                <w:rFonts w:ascii="Cambria Math" w:hAnsi="Cambria Math" w:cs="Times New Roman"/>
-                <w:sz w:val="24"/>
-                <w:szCs w:val="24"/>
-                <w:lang w:val="en-US"/>
-              </w:rPr>
-              <m:t>log</m:t>
-            </m:r>
-            <m:r>
-              <w:rPr>
-                <w:rFonts w:ascii="Cambria Math" w:hAnsi="Cambria Math" w:cs="Times New Roman"/>
-                <w:sz w:val="24"/>
-                <w:szCs w:val="24"/>
-              </w:rPr>
-              <m:t>⁡</m:t>
-            </m:r>
-          </m:e>
-          <m:sub>
-            <m:r>
-              <w:rPr>
-                <w:rFonts w:ascii="Cambria Math" w:hAnsi="Cambria Math" w:cs="Times New Roman"/>
-                <w:sz w:val="24"/>
-                <w:szCs w:val="24"/>
-                <w:lang w:val="en-US"/>
-              </w:rPr>
-              <m:t>b</m:t>
-            </m:r>
-          </m:sub>
-        </m:sSub>
-        <m:r>
-          <w:rPr>
-            <w:rFonts w:ascii="Cambria Math" w:hAnsi="Cambria Math" w:cs="Times New Roman"/>
-            <w:sz w:val="24"/>
-            <w:szCs w:val="24"/>
-          </w:rPr>
-          <m:t>(</m:t>
-        </m:r>
-        <m:r>
-          <w:rPr>
-            <w:rFonts w:ascii="Cambria Math" w:hAnsi="Cambria Math" w:cs="Times New Roman"/>
-            <w:sz w:val="24"/>
-            <w:szCs w:val="24"/>
-            <w:lang w:val="en-US"/>
-          </w:rPr>
-          <m:t>x</m:t>
-        </m:r>
-        <m:r>
-          <w:rPr>
-            <w:rFonts w:ascii="Cambria Math" w:hAnsi="Cambria Math" w:cs="Times New Roman"/>
-            <w:sz w:val="24"/>
-            <w:szCs w:val="24"/>
-          </w:rPr>
-          <m:t>)</m:t>
-        </m:r>
-      </m:oMath>
-      <w:r>
-        <w:rPr>
-          <w:rFonts w:ascii="Times New Roman" w:hAnsi="Times New Roman" w:cs="Times New Roman"/>
-          <w:bCs/>
-          <w:sz w:val="24"/>
-          <w:szCs w:val="24"/>
-        </w:rPr>
-        <w:t xml:space="preserve">строятся как отношение </w:t>
-      </w:r>
-      <m:oMath>
-        <m:r>
-          <m:rPr>
-            <m:sty m:val="p"/>
-          </m:rPr>
-          <w:rPr>
-            <w:rFonts w:ascii="Cambria Math" w:hAnsi="Cambria Math" w:cs="Times New Roman"/>
-            <w:sz w:val="24"/>
-            <w:szCs w:val="24"/>
-            <w:lang w:val="en-US"/>
-          </w:rPr>
-          <m:t>ln</m:t>
-        </m:r>
-        <m:r>
-          <w:rPr>
-            <w:rFonts w:ascii="Cambria Math" w:hAnsi="Cambria Math" w:cs="Times New Roman"/>
-            <w:sz w:val="24"/>
-            <w:szCs w:val="24"/>
-          </w:rPr>
-          <m:t>⁡(</m:t>
-        </m:r>
-        <m:r>
-          <w:rPr>
-            <w:rFonts w:ascii="Cambria Math" w:hAnsi="Cambria Math" w:cs="Times New Roman"/>
-            <w:sz w:val="24"/>
-            <w:szCs w:val="24"/>
-            <w:lang w:val="en-US"/>
-          </w:rPr>
-          <m:t>x</m:t>
-        </m:r>
-        <m:r>
-          <w:rPr>
-            <w:rFonts w:ascii="Cambria Math" w:hAnsi="Cambria Math" w:cs="Times New Roman"/>
-            <w:sz w:val="24"/>
-            <w:szCs w:val="24"/>
-          </w:rPr>
-          <m:t>)</m:t>
-        </m:r>
-        <m:r>
-          <m:rPr>
-            <m:sty m:val="p"/>
-          </m:rPr>
-          <w:rPr>
-            <w:rFonts w:ascii="Cambria Math" w:hAnsi="Cambria Math" w:cs="Times New Roman"/>
-            <w:sz w:val="24"/>
-            <w:szCs w:val="24"/>
-          </w:rPr>
-          <m:t>/</m:t>
-        </m:r>
-        <m:r>
-          <m:rPr>
-            <m:sty m:val="p"/>
-          </m:rPr>
-          <w:rPr>
-            <w:rFonts w:ascii="Cambria Math" w:hAnsi="Cambria Math" w:cs="Times New Roman"/>
-            <w:sz w:val="24"/>
-            <w:szCs w:val="24"/>
-            <w:lang w:val="en-US"/>
-          </w:rPr>
-          <m:t>ln</m:t>
-        </m:r>
-        <m:r>
-          <w:rPr>
-            <w:rFonts w:ascii="Cambria Math" w:hAnsi="Cambria Math" w:cs="Times New Roman"/>
-            <w:sz w:val="24"/>
-            <w:szCs w:val="24"/>
-          </w:rPr>
-          <m:t>⁡(</m:t>
-        </m:r>
-        <m:r>
-          <w:rPr>
-            <w:rFonts w:ascii="Cambria Math" w:hAnsi="Cambria Math" w:cs="Times New Roman"/>
-            <w:sz w:val="24"/>
-            <w:szCs w:val="24"/>
-            <w:lang w:val="en-US"/>
-          </w:rPr>
-          <m:t>b</m:t>
-        </m:r>
-        <m:r>
-          <w:rPr>
-            <w:rFonts w:ascii="Cambria Math" w:hAnsi="Cambria Math" w:cs="Times New Roman"/>
-            <w:sz w:val="24"/>
-            <w:szCs w:val="24"/>
-          </w:rPr>
-          <m:t>)</m:t>
-        </m:r>
-      </m:oMath>
-      <w:r>
-        <w:rPr>
-          <w:rFonts w:ascii="Times New Roman" w:hAnsi="Times New Roman" w:cs="Times New Roman"/>
-          <w:bCs/>
-          <w:sz w:val="24"/>
-          <w:szCs w:val="24"/>
-        </w:rPr>
-        <w:t>.</w:t>
-      </w:r>
-    </w:p>
-    <w:p>
-      <w:pPr>
-        <w:pStyle w:val="Footer"/>
-        <w:spacing w:line="360" w:lineRule="auto"/>
-        <w:ind w:firstLine="720"/>
-        <w:rPr>
-          <w:rFonts w:ascii="Times New Roman" w:hAnsi="Times New Roman" w:cs="Times New Roman"/>
-          <w:bCs/>
-          <w:sz w:val="24"/>
-          <w:szCs w:val="24"/>
-          <w:lang w:val="en-US"/>
-        </w:rPr>
-      </w:pPr>
-      <w:proofErr w:type="spellStart"/>
-      <w:r>
-        <w:rPr>
-          <w:rFonts w:ascii="Times New Roman" w:hAnsi="Times New Roman" w:cs="Times New Roman"/>
-          <w:bCs/>
-          <w:sz w:val="24"/>
-          <w:szCs w:val="24"/>
-          <w:lang w:val="en-US"/>
-        </w:rPr>
-        <w:t>Основные</w:t>
-      </w:r>
-      <w:proofErr w:type="spellEnd"/>
-      <w:r>
-        <w:rPr>
-          <w:rFonts w:ascii="Times New Roman" w:hAnsi="Times New Roman" w:cs="Times New Roman"/>
-          <w:bCs/>
-          <w:sz w:val="24"/>
-          <w:szCs w:val="24"/>
-          <w:lang w:val="en-US"/>
-        </w:rPr>
-        <w:t xml:space="preserve"> </w:t>
-      </w:r>
-      <w:proofErr w:type="spellStart"/>
-      <w:r>
-        <w:rPr>
-          <w:rFonts w:ascii="Times New Roman" w:hAnsi="Times New Roman" w:cs="Times New Roman"/>
-          <w:bCs/>
-          <w:sz w:val="24"/>
-          <w:szCs w:val="24"/>
-          <w:lang w:val="en-US"/>
-        </w:rPr>
-        <w:t>классы</w:t>
-      </w:r>
-      <w:proofErr w:type="spellEnd"/>
-      <w:r>
-        <w:rPr>
-          <w:rFonts w:ascii="Times New Roman" w:hAnsi="Times New Roman" w:cs="Times New Roman"/>
-          <w:bCs/>
-          <w:sz w:val="24"/>
-          <w:szCs w:val="24"/>
-          <w:lang w:val="en-US"/>
-        </w:rPr>
-        <w:t xml:space="preserve"> </w:t>
-      </w:r>
-      <w:proofErr w:type="spellStart"/>
-      <w:r>
-        <w:rPr>
-          <w:rFonts w:ascii="Times New Roman" w:hAnsi="Times New Roman" w:cs="Times New Roman"/>
-          <w:bCs/>
-          <w:sz w:val="24"/>
-          <w:szCs w:val="24"/>
-          <w:lang w:val="en-US"/>
-        </w:rPr>
-        <w:t>входных</w:t>
-      </w:r>
-      <w:proofErr w:type="spellEnd"/>
-      <w:r>
-        <w:rPr>
-          <w:rFonts w:ascii="Times New Roman" w:hAnsi="Times New Roman" w:cs="Times New Roman"/>
-          <w:bCs/>
-          <w:sz w:val="24"/>
-          <w:szCs w:val="24"/>
-          <w:lang w:val="en-US"/>
-        </w:rPr>
-        <w:t xml:space="preserve"> </w:t>
-      </w:r>
-      <w:proofErr w:type="spellStart"/>
-      <w:r>
-        <w:rPr>
-          <w:rFonts w:ascii="Times New Roman" w:hAnsi="Times New Roman" w:cs="Times New Roman"/>
-          <w:bCs/>
-          <w:sz w:val="24"/>
-          <w:szCs w:val="24"/>
-          <w:lang w:val="en-US"/>
-        </w:rPr>
-        <w:t>значений</w:t>
-      </w:r>
-      <w:proofErr w:type="spellEnd"/>
-      <w:r>
-        <w:rPr>
-          <w:rFonts w:ascii="Times New Roman" w:hAnsi="Times New Roman" w:cs="Times New Roman"/>
-          <w:bCs/>
-          <w:sz w:val="24"/>
-          <w:szCs w:val="24"/>
-          <w:lang w:val="en-US"/>
-        </w:rPr>
-        <w:t>:</w:t>
-      </w:r>
-    </w:p>
-    <w:p>
-      <w:pPr>
-        <w:pStyle w:val="Footer"/>
-        <w:numPr>
-          <w:ilvl w:val="0"/>
-          <w:numId w:val="21"/>
-        </w:numPr>
-        <w:spacing w:line="360" w:lineRule="auto"/>
-        <w:rPr>
-          <w:rFonts w:ascii="Times New Roman" w:hAnsi="Times New Roman" w:cs="Times New Roman"/>
-          <w:bCs/>
-          <w:sz w:val="24"/>
-          <w:szCs w:val="24"/>
-        </w:rPr>
-      </w:pPr>
-      <w:r>
-        <w:rPr>
-          <w:rFonts w:ascii="Times New Roman" w:hAnsi="Times New Roman" w:cs="Times New Roman"/>
-          <w:bCs/>
-          <w:sz w:val="24"/>
-          <w:szCs w:val="24"/>
-        </w:rPr>
-        <w:t>Обычные значения (внутри области определения):</w:t>
-      </w:r>
-      <w:r>
-        <w:rPr>
-          <w:rFonts w:ascii="Times New Roman" w:hAnsi="Times New Roman" w:cs="Times New Roman"/>
-          <w:bCs/>
-          <w:sz w:val="24"/>
-          <w:szCs w:val="24"/>
-        </w:rPr>
-        <w:br/>
-        <w:t xml:space="preserve">Проверка нескольких значений </w:t>
-      </w:r>
-      <m:oMath>
-        <m:r>
-          <w:rPr>
-            <w:rFonts w:ascii="Cambria Math" w:hAnsi="Cambria Math" w:cs="Times New Roman"/>
-            <w:sz w:val="24"/>
-            <w:szCs w:val="24"/>
-            <w:lang w:val="en-US"/>
-          </w:rPr>
-          <m:t>x</m:t>
-        </m:r>
-        <m:r>
-          <w:rPr>
-            <w:rFonts w:ascii="Cambria Math" w:hAnsi="Cambria Math" w:cs="Times New Roman"/>
-            <w:sz w:val="24"/>
-            <w:szCs w:val="24"/>
-          </w:rPr>
-          <m:t>&gt;0</m:t>
-        </m:r>
-      </m:oMath>
-      <w:r>
-        <w:rPr>
-          <w:rFonts w:ascii="Times New Roman" w:hAnsi="Times New Roman" w:cs="Times New Roman"/>
-          <w:bCs/>
-          <w:sz w:val="24"/>
-          <w:szCs w:val="24"/>
-        </w:rPr>
-        <w:t>, например:</w:t>
-      </w:r>
-    </w:p>
-    <w:p>
-      <w:pPr>
-        <w:pStyle w:val="Footer"/>
-        <w:numPr>
-          <w:ilvl w:val="1"/>
-          <w:numId w:val="21"/>
-        </w:numPr>
-        <w:spacing w:line="360" w:lineRule="auto"/>
-        <w:rPr>
-          <w:rFonts w:ascii="Times New Roman" w:hAnsi="Times New Roman" w:cs="Times New Roman"/>
-          <w:bCs/>
-          <w:sz w:val="24"/>
-          <w:szCs w:val="24"/>
-        </w:rPr>
-      </w:pPr>
-      <m:oMath>
-        <m:r>
-          <w:rPr>
-            <w:rFonts w:ascii="Cambria Math" w:hAnsi="Cambria Math" w:cs="Times New Roman"/>
-            <w:sz w:val="24"/>
-            <w:szCs w:val="24"/>
-            <w:lang w:val="en-US"/>
-          </w:rPr>
-          <m:t>x</m:t>
-        </m:r>
-        <m:r>
-          <w:rPr>
-            <w:rFonts w:ascii="Cambria Math" w:hAnsi="Cambria Math" w:cs="Times New Roman"/>
-            <w:sz w:val="24"/>
-            <w:szCs w:val="24"/>
-          </w:rPr>
-          <m:t>=0.1</m:t>
-        </m:r>
-      </m:oMath>
-      <w:r>
-        <w:rPr>
-          <w:rFonts w:ascii="Times New Roman" w:hAnsi="Times New Roman" w:cs="Times New Roman"/>
-          <w:bCs/>
-          <w:sz w:val="24"/>
-          <w:szCs w:val="24"/>
-        </w:rPr>
-        <w:t xml:space="preserve">, </w:t>
-      </w:r>
-      <m:oMath>
-        <m:r>
-          <w:rPr>
-            <w:rFonts w:ascii="Cambria Math" w:hAnsi="Cambria Math" w:cs="Times New Roman"/>
-            <w:sz w:val="24"/>
-            <w:szCs w:val="24"/>
-            <w:lang w:val="en-US"/>
-          </w:rPr>
-          <m:t>x</m:t>
-        </m:r>
-        <m:r>
-          <w:rPr>
-            <w:rFonts w:ascii="Cambria Math" w:hAnsi="Cambria Math" w:cs="Times New Roman"/>
-            <w:sz w:val="24"/>
-            <w:szCs w:val="24"/>
-          </w:rPr>
-          <m:t>=0.5</m:t>
-        </m:r>
-      </m:oMath>
-      <w:r>
-        <w:rPr>
-          <w:rFonts w:ascii="Times New Roman" w:hAnsi="Times New Roman" w:cs="Times New Roman"/>
-          <w:bCs/>
-          <w:sz w:val="24"/>
-          <w:szCs w:val="24"/>
-        </w:rPr>
-        <w:t xml:space="preserve">, </w:t>
-      </w:r>
-      <m:oMath>
-        <m:r>
-          <w:rPr>
-            <w:rFonts w:ascii="Cambria Math" w:hAnsi="Cambria Math" w:cs="Times New Roman"/>
-            <w:sz w:val="24"/>
-            <w:szCs w:val="24"/>
-            <w:lang w:val="en-US"/>
-          </w:rPr>
-          <m:t>x</m:t>
-        </m:r>
-        <m:r>
-          <w:rPr>
-            <w:rFonts w:ascii="Cambria Math" w:hAnsi="Cambria Math" w:cs="Times New Roman"/>
-            <w:sz w:val="24"/>
-            <w:szCs w:val="24"/>
-          </w:rPr>
-          <m:t>=2</m:t>
-        </m:r>
-      </m:oMath>
-      <w:r>
-        <w:rPr>
-          <w:rFonts w:ascii="Times New Roman" w:hAnsi="Times New Roman" w:cs="Times New Roman"/>
-          <w:bCs/>
-          <w:sz w:val="24"/>
-          <w:szCs w:val="24"/>
-        </w:rPr>
-        <w:t xml:space="preserve">, </w:t>
-      </w:r>
-      <m:oMath>
-        <m:r>
-          <w:rPr>
-            <w:rFonts w:ascii="Cambria Math" w:hAnsi="Cambria Math" w:cs="Times New Roman"/>
-            <w:sz w:val="24"/>
-            <w:szCs w:val="24"/>
-            <w:lang w:val="en-US"/>
-          </w:rPr>
-          <m:t>x</m:t>
-        </m:r>
-        <m:r>
-          <w:rPr>
-            <w:rFonts w:ascii="Cambria Math" w:hAnsi="Cambria Math" w:cs="Times New Roman"/>
-            <w:sz w:val="24"/>
-            <w:szCs w:val="24"/>
-          </w:rPr>
-          <m:t>=10</m:t>
-        </m:r>
-      </m:oMath>
-      <w:r>
-        <w:rPr>
-          <w:rFonts w:ascii="Times New Roman" w:hAnsi="Times New Roman" w:cs="Times New Roman"/>
-          <w:bCs/>
-          <w:sz w:val="24"/>
-          <w:szCs w:val="24"/>
-        </w:rPr>
-        <w:br/>
-        <w:t>Эти точки позволяют проверить корректность вычислений как вблизи 1, так и при больших значениях.</w:t>
-      </w:r>
-    </w:p>
-    <w:p>
-      <w:pPr>
-        <w:pStyle w:val="Footer"/>
-        <w:numPr>
-          <w:ilvl w:val="0"/>
-          <w:numId w:val="21"/>
-        </w:numPr>
-        <w:spacing w:line="360" w:lineRule="auto"/>
-        <w:rPr>
-          <w:rFonts w:ascii="Times New Roman" w:hAnsi="Times New Roman" w:cs="Times New Roman"/>
-          <w:bCs/>
-          <w:sz w:val="24"/>
-          <w:szCs w:val="24"/>
-          <w:lang w:val="en-US"/>
-        </w:rPr>
-      </w:pPr>
-      <w:proofErr w:type="spellStart"/>
-      <w:r>
-        <w:rPr>
-          <w:rFonts w:ascii="Times New Roman" w:hAnsi="Times New Roman" w:cs="Times New Roman"/>
-          <w:bCs/>
-          <w:sz w:val="24"/>
-          <w:szCs w:val="24"/>
-          <w:lang w:val="en-US"/>
-        </w:rPr>
-        <w:t>Границы</w:t>
-      </w:r>
-      <w:proofErr w:type="spellEnd"/>
-      <w:r>
-        <w:rPr>
-          <w:rFonts w:ascii="Times New Roman" w:hAnsi="Times New Roman" w:cs="Times New Roman"/>
-          <w:bCs/>
-          <w:sz w:val="24"/>
-          <w:szCs w:val="24"/>
-          <w:lang w:val="en-US"/>
-        </w:rPr>
-        <w:t xml:space="preserve"> </w:t>
-      </w:r>
-      <w:proofErr w:type="spellStart"/>
-      <w:r>
-        <w:rPr>
-          <w:rFonts w:ascii="Times New Roman" w:hAnsi="Times New Roman" w:cs="Times New Roman"/>
-          <w:bCs/>
-          <w:sz w:val="24"/>
-          <w:szCs w:val="24"/>
-          <w:lang w:val="en-US"/>
-        </w:rPr>
-        <w:t>области</w:t>
-      </w:r>
-      <w:proofErr w:type="spellEnd"/>
-      <w:r>
-        <w:rPr>
-          <w:rFonts w:ascii="Times New Roman" w:hAnsi="Times New Roman" w:cs="Times New Roman"/>
-          <w:bCs/>
-          <w:sz w:val="24"/>
-          <w:szCs w:val="24"/>
-          <w:lang w:val="en-US"/>
-        </w:rPr>
-        <w:t xml:space="preserve"> </w:t>
-      </w:r>
-      <w:proofErr w:type="spellStart"/>
-      <w:r>
-        <w:rPr>
-          <w:rFonts w:ascii="Times New Roman" w:hAnsi="Times New Roman" w:cs="Times New Roman"/>
-          <w:bCs/>
-          <w:sz w:val="24"/>
-          <w:szCs w:val="24"/>
-          <w:lang w:val="en-US"/>
-        </w:rPr>
-        <w:t>определения</w:t>
-      </w:r>
-      <w:proofErr w:type="spellEnd"/>
-      <w:r>
-        <w:rPr>
-          <w:rFonts w:ascii="Times New Roman" w:hAnsi="Times New Roman" w:cs="Times New Roman"/>
-          <w:bCs/>
-          <w:sz w:val="24"/>
-          <w:szCs w:val="24"/>
-          <w:lang w:val="en-US"/>
-        </w:rPr>
-        <w:t>:</w:t>
-      </w:r>
-    </w:p>
-    <w:p>
-      <w:pPr>
-        <w:pStyle w:val="Footer"/>
-        <w:numPr>
-          <w:ilvl w:val="1"/>
-          <w:numId w:val="21"/>
-        </w:numPr>
-        <w:spacing w:line="360" w:lineRule="auto"/>
-        <w:rPr>
-          <w:rFonts w:ascii="Times New Roman" w:hAnsi="Times New Roman" w:cs="Times New Roman"/>
-          <w:bCs/>
-          <w:sz w:val="24"/>
-          <w:szCs w:val="24"/>
-        </w:rPr>
-      </w:pPr>
-      <w:r>
-        <w:rPr>
-          <w:rFonts w:ascii="Times New Roman" w:hAnsi="Times New Roman" w:cs="Times New Roman"/>
-          <w:bCs/>
-          <w:sz w:val="24"/>
-          <w:szCs w:val="24"/>
-        </w:rPr>
-        <w:t xml:space="preserve">Логарифмы определены только при </w:t>
-      </w:r>
-      <m:oMath>
-        <m:r>
-          <w:rPr>
-            <w:rFonts w:ascii="Cambria Math" w:hAnsi="Cambria Math" w:cs="Times New Roman"/>
-            <w:sz w:val="24"/>
-            <w:szCs w:val="24"/>
-            <w:lang w:val="en-US"/>
-          </w:rPr>
-          <m:t>x</m:t>
-        </m:r>
-        <m:r>
-          <w:rPr>
-            <w:rFonts w:ascii="Cambria Math" w:hAnsi="Cambria Math" w:cs="Times New Roman"/>
-            <w:sz w:val="24"/>
-            <w:szCs w:val="24"/>
-          </w:rPr>
-          <m:t>&gt;0</m:t>
-        </m:r>
-      </m:oMath>
-    </w:p>
-    <w:p>
-      <w:pPr>
-        <w:pStyle w:val="Footer"/>
-        <w:numPr>
-          <w:ilvl w:val="1"/>
-          <w:numId w:val="21"/>
-        </w:numPr>
-        <w:spacing w:line="360" w:lineRule="auto"/>
-        <w:rPr>
-          <w:rFonts w:ascii="Times New Roman" w:hAnsi="Times New Roman" w:cs="Times New Roman"/>
-          <w:bCs/>
-          <w:sz w:val="24"/>
-          <w:szCs w:val="24"/>
-        </w:rPr>
-      </w:pPr>
-      <w:r>
-        <w:rPr>
-          <w:rFonts w:ascii="Times New Roman" w:hAnsi="Times New Roman" w:cs="Times New Roman"/>
-          <w:bCs/>
-          <w:sz w:val="24"/>
-          <w:szCs w:val="24"/>
-        </w:rPr>
-        <w:t xml:space="preserve">Тестируются </w:t>
-      </w:r>
-      <m:oMath>
-        <m:r>
-          <w:rPr>
-            <w:rFonts w:ascii="Cambria Math" w:hAnsi="Cambria Math" w:cs="Times New Roman"/>
-            <w:sz w:val="24"/>
-            <w:szCs w:val="24"/>
-            <w:lang w:val="en-US"/>
-          </w:rPr>
-          <m:t>x</m:t>
-        </m:r>
-        <m:r>
-          <w:rPr>
-            <w:rFonts w:ascii="Cambria Math" w:hAnsi="Cambria Math" w:cs="Times New Roman"/>
-            <w:sz w:val="24"/>
-            <w:szCs w:val="24"/>
-          </w:rPr>
-          <m:t>=0</m:t>
-        </m:r>
-      </m:oMath>
-      <w:r>
-        <w:rPr>
-          <w:rFonts w:ascii="Times New Roman" w:hAnsi="Times New Roman" w:cs="Times New Roman"/>
-          <w:bCs/>
-          <w:sz w:val="24"/>
-          <w:szCs w:val="24"/>
-        </w:rPr>
-        <w:t xml:space="preserve">и </w:t>
-      </w:r>
-      <m:oMath>
-        <m:r>
-          <w:rPr>
-            <w:rFonts w:ascii="Cambria Math" w:hAnsi="Cambria Math" w:cs="Times New Roman"/>
-            <w:sz w:val="24"/>
-            <w:szCs w:val="24"/>
-            <w:lang w:val="en-US"/>
-          </w:rPr>
-          <m:t>x</m:t>
-        </m:r>
-        <m:r>
-          <w:rPr>
-            <w:rFonts w:ascii="Cambria Math" w:hAnsi="Cambria Math" w:cs="Times New Roman"/>
-            <w:sz w:val="24"/>
-            <w:szCs w:val="24"/>
-          </w:rPr>
-          <m:t>&lt;0</m:t>
-        </m:r>
-      </m:oMath>
-      <w:r>
-        <w:rPr>
-          <w:rFonts w:ascii="Times New Roman" w:hAnsi="Times New Roman" w:cs="Times New Roman"/>
-          <w:bCs/>
-          <w:sz w:val="24"/>
-          <w:szCs w:val="24"/>
-        </w:rPr>
-        <w:t>как некорректные аргументы</w:t>
-      </w:r>
-      <w:r>
-        <w:rPr>
-          <w:rFonts w:ascii="Times New Roman" w:hAnsi="Times New Roman" w:cs="Times New Roman"/>
-          <w:bCs/>
-          <w:sz w:val="24"/>
-          <w:szCs w:val="24"/>
-        </w:rPr>
-        <w:br/>
-        <w:t xml:space="preserve">В этих случаях ожидается выбрасывание </w:t>
-      </w:r>
-      <w:proofErr w:type="spellStart"/>
-      <w:r>
-        <w:rPr>
-          <w:rFonts w:ascii="Times New Roman" w:hAnsi="Times New Roman" w:cs="Times New Roman"/>
-          <w:bCs/>
-          <w:sz w:val="24"/>
-          <w:szCs w:val="24"/>
-          <w:lang w:val="en-US"/>
-        </w:rPr>
-        <w:t>ArithmeticException</w:t>
-      </w:r>
-      <w:proofErr w:type="spellEnd"/>
-      <w:r>
-        <w:rPr>
-          <w:rFonts w:ascii="Times New Roman" w:hAnsi="Times New Roman" w:cs="Times New Roman"/>
-          <w:bCs/>
-          <w:sz w:val="24"/>
-          <w:szCs w:val="24"/>
-        </w:rPr>
-        <w:t>.</w:t>
-      </w:r>
-    </w:p>
-    <w:p>
-      <w:pPr>
-        <w:pStyle w:val="Footer"/>
-        <w:numPr>
-          <w:ilvl w:val="0"/>
-          <w:numId w:val="21"/>
-        </w:numPr>
-        <w:spacing w:line="360" w:lineRule="auto"/>
-        <w:rPr>
-          <w:rFonts w:ascii="Times New Roman" w:hAnsi="Times New Roman" w:cs="Times New Roman"/>
-          <w:bCs/>
-          <w:sz w:val="24"/>
-          <w:szCs w:val="24"/>
-          <w:lang w:val="en-US"/>
-        </w:rPr>
-      </w:pPr>
-      <w:proofErr w:type="spellStart"/>
-      <w:r>
-        <w:rPr>
-          <w:rFonts w:ascii="Times New Roman" w:hAnsi="Times New Roman" w:cs="Times New Roman"/>
-          <w:bCs/>
-          <w:sz w:val="24"/>
-          <w:szCs w:val="24"/>
-          <w:lang w:val="en-US"/>
-        </w:rPr>
-        <w:t>Особая</w:t>
-      </w:r>
-      <w:proofErr w:type="spellEnd"/>
-      <w:r>
-        <w:rPr>
-          <w:rFonts w:ascii="Times New Roman" w:hAnsi="Times New Roman" w:cs="Times New Roman"/>
-          <w:bCs/>
-          <w:sz w:val="24"/>
-          <w:szCs w:val="24"/>
-          <w:lang w:val="en-US"/>
-        </w:rPr>
-        <w:t xml:space="preserve"> </w:t>
-      </w:r>
-      <w:proofErr w:type="spellStart"/>
-      <w:r>
-        <w:rPr>
-          <w:rFonts w:ascii="Times New Roman" w:hAnsi="Times New Roman" w:cs="Times New Roman"/>
-          <w:bCs/>
-          <w:sz w:val="24"/>
-          <w:szCs w:val="24"/>
-          <w:lang w:val="en-US"/>
-        </w:rPr>
-        <w:t>точка</w:t>
-      </w:r>
-      <w:proofErr w:type="spellEnd"/>
-      <w:r>
-        <w:rPr>
-          <w:rFonts w:ascii="Times New Roman" w:hAnsi="Times New Roman" w:cs="Times New Roman"/>
-          <w:bCs/>
-          <w:sz w:val="24"/>
-          <w:szCs w:val="24"/>
-          <w:lang w:val="en-US"/>
-        </w:rPr>
-        <w:t xml:space="preserve"> </w:t>
-      </w:r>
-      <m:oMath>
-        <m:r>
-          <w:rPr>
-            <w:rFonts w:ascii="Cambria Math" w:hAnsi="Cambria Math" w:cs="Times New Roman"/>
-            <w:sz w:val="24"/>
-            <w:szCs w:val="24"/>
-            <w:lang w:val="en-US"/>
-          </w:rPr>
-          <m:t>x=1</m:t>
-        </m:r>
-      </m:oMath>
-      <w:r>
-        <w:rPr>
-          <w:rFonts w:ascii="Times New Roman" w:hAnsi="Times New Roman" w:cs="Times New Roman"/>
-          <w:bCs/>
-          <w:sz w:val="24"/>
-          <w:szCs w:val="24"/>
-          <w:lang w:val="en-US"/>
-        </w:rPr>
-        <w:t>:</w:t>
-      </w:r>
-    </w:p>
-    <w:p>
-      <w:pPr>
-        <w:pStyle w:val="Footer"/>
-        <w:numPr>
-          <w:ilvl w:val="1"/>
-          <w:numId w:val="21"/>
-        </w:numPr>
-        <w:spacing w:line="360" w:lineRule="auto"/>
-        <w:rPr>
-          <w:rFonts w:ascii="Times New Roman" w:hAnsi="Times New Roman" w:cs="Times New Roman"/>
-          <w:bCs/>
-          <w:sz w:val="24"/>
-          <w:szCs w:val="24"/>
-        </w:rPr>
-      </w:pPr>
-      <m:oMath>
-        <m:r>
-          <m:rPr>
-            <m:sty m:val="p"/>
-          </m:rPr>
-          <w:rPr>
-            <w:rFonts w:ascii="Cambria Math" w:hAnsi="Cambria Math" w:cs="Times New Roman"/>
-            <w:sz w:val="24"/>
-            <w:szCs w:val="24"/>
-            <w:lang w:val="en-US"/>
-          </w:rPr>
-          <m:t>ln</m:t>
-        </m:r>
-        <m:r>
-          <w:rPr>
-            <w:rFonts w:ascii="Cambria Math" w:hAnsi="Cambria Math" w:cs="Times New Roman"/>
-            <w:sz w:val="24"/>
-            <w:szCs w:val="24"/>
-          </w:rPr>
-          <m:t>⁡(1)=0</m:t>
-        </m:r>
-      </m:oMath>
-      <w:r>
-        <w:rPr>
-          <w:rFonts w:ascii="Times New Roman" w:hAnsi="Times New Roman" w:cs="Times New Roman"/>
-          <w:bCs/>
-          <w:sz w:val="24"/>
-          <w:szCs w:val="24"/>
-        </w:rPr>
-        <w:t xml:space="preserve">, </w:t>
-      </w:r>
-      <m:oMath>
-        <m:sSub>
-          <m:sSubPr>
-            <m:ctrlPr>
-              <w:rPr>
-                <w:rFonts w:ascii="Cambria Math" w:hAnsi="Cambria Math" w:cs="Times New Roman"/>
-                <w:bCs/>
-                <w:sz w:val="24"/>
-                <w:szCs w:val="24"/>
-                <w:lang w:val="en-US"/>
-              </w:rPr>
-            </m:ctrlPr>
-          </m:sSubPr>
-          <m:e>
-            <m:r>
-              <m:rPr>
-                <m:sty m:val="p"/>
-              </m:rPr>
-              <w:rPr>
-                <w:rFonts w:ascii="Cambria Math" w:hAnsi="Cambria Math" w:cs="Times New Roman"/>
-                <w:sz w:val="24"/>
-                <w:szCs w:val="24"/>
-                <w:lang w:val="en-US"/>
-              </w:rPr>
-              <m:t>log</m:t>
-            </m:r>
-            <m:r>
-              <w:rPr>
-                <w:rFonts w:ascii="Cambria Math" w:hAnsi="Cambria Math" w:cs="Times New Roman"/>
-                <w:sz w:val="24"/>
-                <w:szCs w:val="24"/>
-              </w:rPr>
-              <m:t>⁡</m:t>
-            </m:r>
-          </m:e>
-          <m:sub>
-            <m:r>
-              <w:rPr>
-                <w:rFonts w:ascii="Cambria Math" w:hAnsi="Cambria Math" w:cs="Times New Roman"/>
-                <w:sz w:val="24"/>
-                <w:szCs w:val="24"/>
-                <w:lang w:val="en-US"/>
-              </w:rPr>
-              <m:t>b</m:t>
-            </m:r>
-          </m:sub>
-        </m:sSub>
-        <m:r>
-          <w:rPr>
-            <w:rFonts w:ascii="Cambria Math" w:hAnsi="Cambria Math" w:cs="Times New Roman"/>
-            <w:sz w:val="24"/>
-            <w:szCs w:val="24"/>
-          </w:rPr>
-          <m:t>(1)=0</m:t>
-        </m:r>
-      </m:oMath>
-      <w:r>
-        <w:rPr>
-          <w:rFonts w:ascii="Times New Roman" w:hAnsi="Times New Roman" w:cs="Times New Roman"/>
-          <w:bCs/>
-          <w:sz w:val="24"/>
-          <w:szCs w:val="24"/>
-        </w:rPr>
-        <w:br/>
-        <w:t>С одной стороны, базовые функции корректно обрабатывают эту точку.</w:t>
-      </w:r>
-      <w:r>
-        <w:rPr>
-          <w:rFonts w:ascii="Times New Roman" w:hAnsi="Times New Roman" w:cs="Times New Roman"/>
-          <w:bCs/>
-          <w:sz w:val="24"/>
-          <w:szCs w:val="24"/>
-        </w:rPr>
-        <w:br/>
-        <w:t xml:space="preserve">С другой стороны, в системе (см. ниже) присутствует выражение вида </w:t>
-      </w:r>
-      <w:r>
-        <w:rPr>
-          <w:rFonts w:ascii="Times New Roman" w:hAnsi="Times New Roman" w:cs="Times New Roman"/>
-          <w:bCs/>
-          <w:sz w:val="24"/>
-          <w:szCs w:val="24"/>
-          <w:lang w:val="en-US"/>
-        </w:rPr>
-        <w:t>log</w:t>
-      </w:r>
-      <w:r>
-        <w:rPr>
-          <w:rFonts w:ascii="Times New Roman" w:hAnsi="Times New Roman" w:cs="Times New Roman"/>
-          <w:bCs/>
-          <w:sz w:val="24"/>
-          <w:szCs w:val="24"/>
-        </w:rPr>
-        <w:t>10(</w:t>
-      </w:r>
-      <w:r>
-        <w:rPr>
-          <w:rFonts w:ascii="Times New Roman" w:hAnsi="Times New Roman" w:cs="Times New Roman"/>
-          <w:bCs/>
-          <w:sz w:val="24"/>
-          <w:szCs w:val="24"/>
-          <w:lang w:val="en-US"/>
-        </w:rPr>
-        <w:t>x</w:t>
-      </w:r>
-      <w:r>
-        <w:rPr>
-          <w:rFonts w:ascii="Times New Roman" w:hAnsi="Times New Roman" w:cs="Times New Roman"/>
-          <w:bCs/>
-          <w:sz w:val="24"/>
-          <w:szCs w:val="24"/>
-        </w:rPr>
-        <w:t>)/</w:t>
-      </w:r>
-      <w:r>
-        <w:rPr>
-          <w:rFonts w:ascii="Times New Roman" w:hAnsi="Times New Roman" w:cs="Times New Roman"/>
-          <w:bCs/>
-          <w:sz w:val="24"/>
-          <w:szCs w:val="24"/>
-          <w:lang w:val="en-US"/>
-        </w:rPr>
-        <w:t>log</w:t>
-      </w:r>
-      <w:r>
-        <w:rPr>
-          <w:rFonts w:ascii="Times New Roman" w:hAnsi="Times New Roman" w:cs="Times New Roman"/>
-          <w:bCs/>
-          <w:sz w:val="24"/>
-          <w:szCs w:val="24"/>
-        </w:rPr>
-        <w:t>10(</w:t>
-      </w:r>
-      <w:r>
-        <w:rPr>
-          <w:rFonts w:ascii="Times New Roman" w:hAnsi="Times New Roman" w:cs="Times New Roman"/>
-          <w:bCs/>
-          <w:sz w:val="24"/>
-          <w:szCs w:val="24"/>
-          <w:lang w:val="en-US"/>
-        </w:rPr>
-        <w:t>x</w:t>
-      </w:r>
-      <w:r>
-        <w:rPr>
-          <w:rFonts w:ascii="Times New Roman" w:hAnsi="Times New Roman" w:cs="Times New Roman"/>
-          <w:bCs/>
-          <w:sz w:val="24"/>
-          <w:szCs w:val="24"/>
-        </w:rPr>
-        <w:t xml:space="preserve">), которое при </w:t>
-      </w:r>
-      <m:oMath>
-        <m:r>
-          <w:rPr>
-            <w:rFonts w:ascii="Cambria Math" w:hAnsi="Cambria Math" w:cs="Times New Roman"/>
-            <w:sz w:val="24"/>
-            <w:szCs w:val="24"/>
-            <w:lang w:val="en-US"/>
-          </w:rPr>
-          <m:t>x</m:t>
-        </m:r>
-        <m:r>
-          <w:rPr>
-            <w:rFonts w:ascii="Cambria Math" w:hAnsi="Cambria Math" w:cs="Times New Roman"/>
-            <w:sz w:val="24"/>
-            <w:szCs w:val="24"/>
-          </w:rPr>
-          <m:t>=1</m:t>
-        </m:r>
-      </m:oMath>
-      <w:r>
-        <w:rPr>
-          <w:rFonts w:ascii="Times New Roman" w:hAnsi="Times New Roman" w:cs="Times New Roman"/>
-          <w:bCs/>
-          <w:sz w:val="24"/>
-          <w:szCs w:val="24"/>
-        </w:rPr>
-        <w:t xml:space="preserve">становится </w:t>
-      </w:r>
-      <m:oMath>
-        <m:r>
-          <w:rPr>
-            <w:rFonts w:ascii="Cambria Math" w:hAnsi="Cambria Math" w:cs="Times New Roman"/>
-            <w:sz w:val="24"/>
-            <w:szCs w:val="24"/>
-          </w:rPr>
-          <m:t>0</m:t>
-        </m:r>
-        <m:r>
-          <m:rPr>
-            <m:sty m:val="p"/>
-          </m:rPr>
-          <w:rPr>
-            <w:rFonts w:ascii="Cambria Math" w:hAnsi="Cambria Math" w:cs="Times New Roman"/>
-            <w:sz w:val="24"/>
-            <w:szCs w:val="24"/>
-          </w:rPr>
-          <m:t>/</m:t>
-        </m:r>
-        <m:r>
-          <w:rPr>
-            <w:rFonts w:ascii="Cambria Math" w:hAnsi="Cambria Math" w:cs="Times New Roman"/>
-            <w:sz w:val="24"/>
-            <w:szCs w:val="24"/>
-          </w:rPr>
-          <m:t>0</m:t>
-        </m:r>
-      </m:oMath>
-      <w:r>
-        <w:rPr>
-          <w:rFonts w:ascii="Times New Roman" w:hAnsi="Times New Roman" w:cs="Times New Roman"/>
-          <w:bCs/>
-          <w:sz w:val="24"/>
-          <w:szCs w:val="24"/>
-        </w:rPr>
-        <w:t xml:space="preserve">. Поэтому точка </w:t>
-      </w:r>
-      <m:oMath>
-        <m:r>
-          <w:rPr>
-            <w:rFonts w:ascii="Cambria Math" w:hAnsi="Cambria Math" w:cs="Times New Roman"/>
-            <w:sz w:val="24"/>
-            <w:szCs w:val="24"/>
-            <w:lang w:val="en-US"/>
-          </w:rPr>
-          <m:t>x</m:t>
-        </m:r>
-        <m:r>
-          <w:rPr>
-            <w:rFonts w:ascii="Cambria Math" w:hAnsi="Cambria Math" w:cs="Times New Roman"/>
-            <w:sz w:val="24"/>
-            <w:szCs w:val="24"/>
-          </w:rPr>
-          <m:t>=1</m:t>
-        </m:r>
-      </m:oMath>
-      <w:r>
-        <w:rPr>
-          <w:rFonts w:ascii="Times New Roman" w:hAnsi="Times New Roman" w:cs="Times New Roman"/>
-          <w:bCs/>
-          <w:sz w:val="24"/>
-          <w:szCs w:val="24"/>
-        </w:rPr>
-        <w:t>отдельно выделена как особая точка системы, приводящая к исключению.</w:t>
-      </w:r>
-    </w:p>
-    <w:p>
-      <w:pPr>
-        <w:pStyle w:val="Footer"/>
-        <w:numPr>
-          <w:ilvl w:val="0"/>
-          <w:numId w:val="28"/>
-        </w:numPr>
-        <w:spacing w:line="360" w:lineRule="auto"/>
-        <w:rPr>
-          <w:rFonts w:ascii="Times New Roman" w:hAnsi="Times New Roman" w:cs="Times New Roman"/>
-          <w:b/>
-          <w:sz w:val="24"/>
-          <w:szCs w:val="24"/>
-        </w:rPr>
-      </w:pPr>
-      <w:r>
-        <w:rPr>
-          <w:rFonts w:ascii="Times New Roman" w:hAnsi="Times New Roman" w:cs="Times New Roman"/>
-          <w:b/>
-          <w:sz w:val="24"/>
-          <w:szCs w:val="24"/>
-        </w:rPr>
-        <w:t>Система функций</w:t>
-      </w:r>
-    </w:p>
-    <w:p>
-      <w:pPr>
-        <w:pStyle w:val="Footer"/>
-        <w:spacing w:line="360" w:lineRule="auto"/>
-        <w:ind w:firstLine="720"/>
-        <w:rPr>
-          <w:rFonts w:ascii="Times New Roman" w:hAnsi="Times New Roman" w:cs="Times New Roman"/>
-          <w:bCs/>
-          <w:sz w:val="24"/>
-          <w:szCs w:val="24"/>
-        </w:rPr>
-      </w:pPr>
-      <w:r>
-        <w:rPr>
-          <w:rFonts w:ascii="Times New Roman" w:hAnsi="Times New Roman" w:cs="Times New Roman"/>
-          <w:bCs/>
-          <w:sz w:val="24"/>
-          <w:szCs w:val="24"/>
-        </w:rPr>
-        <w:t>Система вычисляется по частям:</w:t>
-      </w:r>
-    </w:p>
-    <w:p>
-      <w:pPr>
-        <w:pStyle w:val="Footer"/>
-        <w:numPr>
-          <w:ilvl w:val="0"/>
-          <w:numId w:val="22"/>
-        </w:numPr>
-        <w:spacing w:line="360" w:lineRule="auto"/>
-        <w:rPr>
-          <w:rFonts w:ascii="Times New Roman" w:hAnsi="Times New Roman" w:cs="Times New Roman"/>
-          <w:bCs/>
-          <w:sz w:val="24"/>
-          <w:szCs w:val="24"/>
-        </w:rPr>
-      </w:pPr>
-      <w:r>
-        <w:rPr>
-          <w:rFonts w:ascii="Times New Roman" w:hAnsi="Times New Roman" w:cs="Times New Roman"/>
-          <w:bCs/>
-          <w:sz w:val="24"/>
-          <w:szCs w:val="24"/>
-        </w:rPr>
-        <w:t xml:space="preserve">при </w:t>
-      </w:r>
-      <m:oMath>
-        <m:r>
-          <w:rPr>
-            <w:rFonts w:ascii="Cambria Math" w:hAnsi="Cambria Math" w:cs="Times New Roman"/>
-            <w:sz w:val="24"/>
-            <w:szCs w:val="24"/>
-            <w:lang w:val="en-US"/>
-          </w:rPr>
-          <m:t>x</m:t>
-        </m:r>
-        <m:r>
-          <w:rPr>
-            <w:rFonts w:ascii="Cambria Math" w:hAnsi="Cambria Math" w:cs="Times New Roman"/>
-            <w:sz w:val="24"/>
-            <w:szCs w:val="24"/>
-          </w:rPr>
-          <m:t>≤0</m:t>
-        </m:r>
-      </m:oMath>
-      <w:r>
-        <w:rPr>
-          <w:rFonts w:ascii="Times New Roman" w:hAnsi="Times New Roman" w:cs="Times New Roman"/>
-          <w:bCs/>
-          <w:sz w:val="24"/>
-          <w:szCs w:val="24"/>
-        </w:rPr>
-        <w:t>используется тригонометрическая ветка,</w:t>
-      </w:r>
-    </w:p>
-    <w:p>
-      <w:pPr>
-        <w:pStyle w:val="Footer"/>
-        <w:numPr>
-          <w:ilvl w:val="0"/>
-          <w:numId w:val="22"/>
-        </w:numPr>
-        <w:spacing w:line="360" w:lineRule="auto"/>
-        <w:rPr>
-          <w:rFonts w:ascii="Times New Roman" w:hAnsi="Times New Roman" w:cs="Times New Roman"/>
-          <w:bCs/>
-          <w:sz w:val="24"/>
-          <w:szCs w:val="24"/>
-        </w:rPr>
-      </w:pPr>
-      <w:r>
-        <w:rPr>
-          <w:rFonts w:ascii="Times New Roman" w:hAnsi="Times New Roman" w:cs="Times New Roman"/>
-          <w:bCs/>
-          <w:sz w:val="24"/>
-          <w:szCs w:val="24"/>
-        </w:rPr>
-        <w:t xml:space="preserve">при </w:t>
-      </w:r>
-      <m:oMath>
-        <m:r>
-          <w:rPr>
-            <w:rFonts w:ascii="Cambria Math" w:hAnsi="Cambria Math" w:cs="Times New Roman"/>
-            <w:sz w:val="24"/>
-            <w:szCs w:val="24"/>
-            <w:lang w:val="en-US"/>
-          </w:rPr>
-          <m:t>x</m:t>
-        </m:r>
-        <m:r>
-          <w:rPr>
-            <w:rFonts w:ascii="Cambria Math" w:hAnsi="Cambria Math" w:cs="Times New Roman"/>
-            <w:sz w:val="24"/>
-            <w:szCs w:val="24"/>
-          </w:rPr>
-          <m:t>&gt;0</m:t>
-        </m:r>
-      </m:oMath>
-      <w:r>
-        <w:rPr>
-          <w:rFonts w:ascii="Times New Roman" w:hAnsi="Times New Roman" w:cs="Times New Roman"/>
-          <w:bCs/>
-          <w:sz w:val="24"/>
-          <w:szCs w:val="24"/>
-        </w:rPr>
-        <w:t>используется логарифмическая ветка.</w:t>
-      </w:r>
-    </w:p>
-    <w:p>
-      <w:pPr>
-        <w:pStyle w:val="Footer"/>
-        <w:spacing w:line="360" w:lineRule="auto"/>
-        <w:ind w:firstLine="720"/>
-        <w:jc w:val="both"/>
-        <w:rPr>
-          <w:rFonts w:ascii="Times New Roman" w:hAnsi="Times New Roman" w:cs="Times New Roman"/>
-          <w:bCs/>
-          <w:sz w:val="24"/>
-          <w:szCs w:val="24"/>
-          <w:lang w:val="en-US"/>
-        </w:rPr>
-      </w:pPr>
-      <w:r>
-        <w:rPr>
-          <w:rFonts w:ascii="Times New Roman" w:hAnsi="Times New Roman" w:cs="Times New Roman"/>
-          <w:bCs/>
-          <w:sz w:val="24"/>
-          <w:szCs w:val="24"/>
-        </w:rPr>
-        <w:t>Для интеграционного тестирования система рассматривается как верхнеуровневый модуль, зависящий от модулей тригонометрии и логарифмов.</w:t>
-      </w:r>
-      <w:r>
-        <w:rPr>
-          <w:rFonts w:ascii="Times New Roman" w:hAnsi="Times New Roman" w:cs="Times New Roman"/>
-          <w:bCs/>
-          <w:sz w:val="24"/>
-          <w:szCs w:val="24"/>
-          <w:lang w:val="vi-VN"/>
-        </w:rPr>
-        <w:t xml:space="preserve"> </w:t>
-      </w:r>
-      <w:proofErr w:type="spellStart"/>
-      <w:r>
-        <w:rPr>
-          <w:rFonts w:ascii="Times New Roman" w:hAnsi="Times New Roman" w:cs="Times New Roman"/>
-          <w:bCs/>
-          <w:sz w:val="24"/>
-          <w:szCs w:val="24"/>
-          <w:lang w:val="en-US"/>
-        </w:rPr>
-        <w:t>Тестовое</w:t>
-      </w:r>
-      <w:proofErr w:type="spellEnd"/>
-      <w:r>
-        <w:rPr>
-          <w:rFonts w:ascii="Times New Roman" w:hAnsi="Times New Roman" w:cs="Times New Roman"/>
-          <w:bCs/>
-          <w:sz w:val="24"/>
-          <w:szCs w:val="24"/>
-          <w:lang w:val="en-US"/>
-        </w:rPr>
-        <w:t xml:space="preserve"> </w:t>
-      </w:r>
-      <w:proofErr w:type="spellStart"/>
-      <w:r>
-        <w:rPr>
-          <w:rFonts w:ascii="Times New Roman" w:hAnsi="Times New Roman" w:cs="Times New Roman"/>
-          <w:bCs/>
-          <w:sz w:val="24"/>
-          <w:szCs w:val="24"/>
-          <w:lang w:val="en-US"/>
-        </w:rPr>
-        <w:t>покрытие</w:t>
-      </w:r>
-      <w:proofErr w:type="spellEnd"/>
-      <w:r>
-        <w:rPr>
-          <w:rFonts w:ascii="Times New Roman" w:hAnsi="Times New Roman" w:cs="Times New Roman"/>
-          <w:bCs/>
-          <w:sz w:val="24"/>
-          <w:szCs w:val="24"/>
-          <w:lang w:val="en-US"/>
-        </w:rPr>
-        <w:t xml:space="preserve"> </w:t>
-      </w:r>
-      <w:proofErr w:type="spellStart"/>
-      <w:r>
-        <w:rPr>
-          <w:rFonts w:ascii="Times New Roman" w:hAnsi="Times New Roman" w:cs="Times New Roman"/>
-          <w:bCs/>
-          <w:sz w:val="24"/>
-          <w:szCs w:val="24"/>
-          <w:lang w:val="en-US"/>
-        </w:rPr>
-        <w:t>строится</w:t>
-      </w:r>
-      <w:proofErr w:type="spellEnd"/>
-      <w:r>
-        <w:rPr>
-          <w:rFonts w:ascii="Times New Roman" w:hAnsi="Times New Roman" w:cs="Times New Roman"/>
-          <w:bCs/>
-          <w:sz w:val="24"/>
-          <w:szCs w:val="24"/>
-          <w:lang w:val="en-US"/>
-        </w:rPr>
-        <w:t xml:space="preserve"> </w:t>
-      </w:r>
-      <w:proofErr w:type="spellStart"/>
-      <w:r>
-        <w:rPr>
-          <w:rFonts w:ascii="Times New Roman" w:hAnsi="Times New Roman" w:cs="Times New Roman"/>
-          <w:bCs/>
-          <w:sz w:val="24"/>
-          <w:szCs w:val="24"/>
-          <w:lang w:val="en-US"/>
-        </w:rPr>
-        <w:t>так</w:t>
-      </w:r>
-      <w:proofErr w:type="spellEnd"/>
-      <w:r>
-        <w:rPr>
-          <w:rFonts w:ascii="Times New Roman" w:hAnsi="Times New Roman" w:cs="Times New Roman"/>
-          <w:bCs/>
-          <w:sz w:val="24"/>
-          <w:szCs w:val="24"/>
-          <w:lang w:val="en-US"/>
-        </w:rPr>
-        <w:t xml:space="preserve">, </w:t>
-      </w:r>
-      <w:proofErr w:type="spellStart"/>
-      <w:r>
-        <w:rPr>
-          <w:rFonts w:ascii="Times New Roman" w:hAnsi="Times New Roman" w:cs="Times New Roman"/>
-          <w:bCs/>
-          <w:sz w:val="24"/>
-          <w:szCs w:val="24"/>
-          <w:lang w:val="en-US"/>
-        </w:rPr>
-        <w:t>чтобы</w:t>
-      </w:r>
-      <w:proofErr w:type="spellEnd"/>
-      <w:r>
-        <w:rPr>
-          <w:rFonts w:ascii="Times New Roman" w:hAnsi="Times New Roman" w:cs="Times New Roman"/>
-          <w:bCs/>
-          <w:sz w:val="24"/>
-          <w:szCs w:val="24"/>
-          <w:lang w:val="en-US"/>
-        </w:rPr>
-        <w:t xml:space="preserve"> </w:t>
-      </w:r>
-      <w:proofErr w:type="spellStart"/>
-      <w:r>
-        <w:rPr>
-          <w:rFonts w:ascii="Times New Roman" w:hAnsi="Times New Roman" w:cs="Times New Roman"/>
-          <w:bCs/>
-          <w:sz w:val="24"/>
-          <w:szCs w:val="24"/>
-          <w:lang w:val="en-US"/>
-        </w:rPr>
-        <w:t>подтвердить</w:t>
-      </w:r>
-      <w:proofErr w:type="spellEnd"/>
-      <w:r>
-        <w:rPr>
-          <w:rFonts w:ascii="Times New Roman" w:hAnsi="Times New Roman" w:cs="Times New Roman"/>
-          <w:bCs/>
-          <w:sz w:val="24"/>
-          <w:szCs w:val="24"/>
-          <w:lang w:val="en-US"/>
-        </w:rPr>
-        <w:t xml:space="preserve"> </w:t>
-      </w:r>
-      <w:proofErr w:type="spellStart"/>
-      <w:r>
-        <w:rPr>
-          <w:rFonts w:ascii="Times New Roman" w:hAnsi="Times New Roman" w:cs="Times New Roman"/>
-          <w:bCs/>
-          <w:sz w:val="24"/>
-          <w:szCs w:val="24"/>
-          <w:lang w:val="en-US"/>
-        </w:rPr>
-        <w:t>корректность</w:t>
-      </w:r>
-      <w:proofErr w:type="spellEnd"/>
-      <w:r>
-        <w:rPr>
-          <w:rFonts w:ascii="Times New Roman" w:hAnsi="Times New Roman" w:cs="Times New Roman"/>
-          <w:bCs/>
-          <w:sz w:val="24"/>
-          <w:szCs w:val="24"/>
-          <w:lang w:val="en-US"/>
-        </w:rPr>
-        <w:t>:</w:t>
-      </w:r>
-    </w:p>
-    <w:p>
-      <w:pPr>
-        <w:pStyle w:val="Footer"/>
-        <w:numPr>
-          <w:ilvl w:val="0"/>
-          <w:numId w:val="23"/>
-        </w:numPr>
-        <w:spacing w:line="360" w:lineRule="auto"/>
-        <w:rPr>
-          <w:rFonts w:ascii="Times New Roman" w:hAnsi="Times New Roman" w:cs="Times New Roman"/>
-          <w:bCs/>
-          <w:sz w:val="24"/>
-          <w:szCs w:val="24"/>
-          <w:lang w:val="en-US"/>
-        </w:rPr>
-      </w:pPr>
-      <w:proofErr w:type="spellStart"/>
-      <w:r>
-        <w:rPr>
-          <w:rFonts w:ascii="Times New Roman" w:hAnsi="Times New Roman" w:cs="Times New Roman"/>
-          <w:bCs/>
-          <w:sz w:val="24"/>
-          <w:szCs w:val="24"/>
-          <w:lang w:val="en-US"/>
-        </w:rPr>
-        <w:lastRenderedPageBreak/>
-        <w:t>вычисления</w:t>
-      </w:r>
-      <w:proofErr w:type="spellEnd"/>
-      <w:r>
-        <w:rPr>
-          <w:rFonts w:ascii="Times New Roman" w:hAnsi="Times New Roman" w:cs="Times New Roman"/>
-          <w:bCs/>
-          <w:sz w:val="24"/>
-          <w:szCs w:val="24"/>
-          <w:lang w:val="en-US"/>
-        </w:rPr>
-        <w:t xml:space="preserve"> </w:t>
-      </w:r>
-      <w:proofErr w:type="spellStart"/>
-      <w:r>
-        <w:rPr>
-          <w:rFonts w:ascii="Times New Roman" w:hAnsi="Times New Roman" w:cs="Times New Roman"/>
-          <w:bCs/>
-          <w:sz w:val="24"/>
-          <w:szCs w:val="24"/>
-          <w:lang w:val="en-US"/>
-        </w:rPr>
-        <w:t>на</w:t>
-      </w:r>
-      <w:proofErr w:type="spellEnd"/>
-      <w:r>
-        <w:rPr>
-          <w:rFonts w:ascii="Times New Roman" w:hAnsi="Times New Roman" w:cs="Times New Roman"/>
-          <w:bCs/>
-          <w:sz w:val="24"/>
-          <w:szCs w:val="24"/>
-          <w:lang w:val="en-US"/>
-        </w:rPr>
-        <w:t xml:space="preserve"> </w:t>
-      </w:r>
-      <w:proofErr w:type="spellStart"/>
-      <w:r>
-        <w:rPr>
-          <w:rFonts w:ascii="Times New Roman" w:hAnsi="Times New Roman" w:cs="Times New Roman"/>
-          <w:bCs/>
-          <w:sz w:val="24"/>
-          <w:szCs w:val="24"/>
-          <w:lang w:val="en-US"/>
-        </w:rPr>
-        <w:t>валидных</w:t>
-      </w:r>
-      <w:proofErr w:type="spellEnd"/>
-      <w:r>
-        <w:rPr>
-          <w:rFonts w:ascii="Times New Roman" w:hAnsi="Times New Roman" w:cs="Times New Roman"/>
-          <w:bCs/>
-          <w:sz w:val="24"/>
-          <w:szCs w:val="24"/>
-          <w:lang w:val="en-US"/>
-        </w:rPr>
-        <w:t xml:space="preserve"> </w:t>
-      </w:r>
-      <w:proofErr w:type="spellStart"/>
-      <w:r>
-        <w:rPr>
-          <w:rFonts w:ascii="Times New Roman" w:hAnsi="Times New Roman" w:cs="Times New Roman"/>
-          <w:bCs/>
-          <w:sz w:val="24"/>
-          <w:szCs w:val="24"/>
-          <w:lang w:val="en-US"/>
-        </w:rPr>
-        <w:t>значениях</w:t>
-      </w:r>
-      <w:proofErr w:type="spellEnd"/>
-      <w:r>
-        <w:rPr>
-          <w:rFonts w:ascii="Times New Roman" w:hAnsi="Times New Roman" w:cs="Times New Roman"/>
-          <w:bCs/>
-          <w:sz w:val="24"/>
-          <w:szCs w:val="24"/>
-          <w:lang w:val="en-US"/>
-        </w:rPr>
-        <w:t>;</w:t>
-      </w:r>
-    </w:p>
-    <w:p>
-      <w:pPr>
-        <w:pStyle w:val="Footer"/>
-        <w:numPr>
-          <w:ilvl w:val="0"/>
-          <w:numId w:val="23"/>
-        </w:numPr>
-        <w:spacing w:line="360" w:lineRule="auto"/>
-        <w:rPr>
-          <w:rFonts w:ascii="Times New Roman" w:hAnsi="Times New Roman" w:cs="Times New Roman"/>
-          <w:bCs/>
-          <w:sz w:val="24"/>
-          <w:szCs w:val="24"/>
-          <w:lang w:val="en-US"/>
-        </w:rPr>
-      </w:pPr>
-      <w:proofErr w:type="spellStart"/>
-      <w:r>
-        <w:rPr>
-          <w:rFonts w:ascii="Times New Roman" w:hAnsi="Times New Roman" w:cs="Times New Roman"/>
-          <w:bCs/>
-          <w:sz w:val="24"/>
-          <w:szCs w:val="24"/>
-          <w:lang w:val="en-US"/>
-        </w:rPr>
-        <w:t>поведения</w:t>
-      </w:r>
-      <w:proofErr w:type="spellEnd"/>
-      <w:r>
-        <w:rPr>
-          <w:rFonts w:ascii="Times New Roman" w:hAnsi="Times New Roman" w:cs="Times New Roman"/>
-          <w:bCs/>
-          <w:sz w:val="24"/>
-          <w:szCs w:val="24"/>
-          <w:lang w:val="en-US"/>
-        </w:rPr>
-        <w:t xml:space="preserve"> </w:t>
-      </w:r>
-      <w:proofErr w:type="spellStart"/>
-      <w:r>
-        <w:rPr>
-          <w:rFonts w:ascii="Times New Roman" w:hAnsi="Times New Roman" w:cs="Times New Roman"/>
-          <w:bCs/>
-          <w:sz w:val="24"/>
-          <w:szCs w:val="24"/>
-          <w:lang w:val="en-US"/>
-        </w:rPr>
-        <w:t>на</w:t>
-      </w:r>
-      <w:proofErr w:type="spellEnd"/>
-      <w:r>
-        <w:rPr>
-          <w:rFonts w:ascii="Times New Roman" w:hAnsi="Times New Roman" w:cs="Times New Roman"/>
-          <w:bCs/>
-          <w:sz w:val="24"/>
-          <w:szCs w:val="24"/>
-          <w:lang w:val="en-US"/>
-        </w:rPr>
-        <w:t xml:space="preserve"> </w:t>
-      </w:r>
-      <w:proofErr w:type="spellStart"/>
-      <w:r>
-        <w:rPr>
-          <w:rFonts w:ascii="Times New Roman" w:hAnsi="Times New Roman" w:cs="Times New Roman"/>
-          <w:bCs/>
-          <w:sz w:val="24"/>
-          <w:szCs w:val="24"/>
-          <w:lang w:val="en-US"/>
-        </w:rPr>
-        <w:t>особых</w:t>
-      </w:r>
-      <w:proofErr w:type="spellEnd"/>
-      <w:r>
-        <w:rPr>
-          <w:rFonts w:ascii="Times New Roman" w:hAnsi="Times New Roman" w:cs="Times New Roman"/>
-          <w:bCs/>
-          <w:sz w:val="24"/>
-          <w:szCs w:val="24"/>
-          <w:lang w:val="en-US"/>
-        </w:rPr>
-        <w:t xml:space="preserve"> </w:t>
-      </w:r>
-      <w:proofErr w:type="spellStart"/>
-      <w:r>
-        <w:rPr>
-          <w:rFonts w:ascii="Times New Roman" w:hAnsi="Times New Roman" w:cs="Times New Roman"/>
-          <w:bCs/>
-          <w:sz w:val="24"/>
-          <w:szCs w:val="24"/>
-          <w:lang w:val="en-US"/>
-        </w:rPr>
-        <w:t>точках</w:t>
-      </w:r>
-      <w:proofErr w:type="spellEnd"/>
-      <w:r>
-        <w:rPr>
-          <w:rFonts w:ascii="Times New Roman" w:hAnsi="Times New Roman" w:cs="Times New Roman"/>
-          <w:bCs/>
-          <w:sz w:val="24"/>
-          <w:szCs w:val="24"/>
-          <w:lang w:val="en-US"/>
-        </w:rPr>
-        <w:t>;</w:t>
-      </w:r>
-    </w:p>
-    <w:p>
-      <w:pPr>
-        <w:pStyle w:val="Footer"/>
-        <w:numPr>
-          <w:ilvl w:val="0"/>
-          <w:numId w:val="23"/>
-        </w:numPr>
-        <w:spacing w:line="360" w:lineRule="auto"/>
-        <w:rPr>
-          <w:rFonts w:ascii="Times New Roman" w:hAnsi="Times New Roman" w:cs="Times New Roman"/>
-          <w:bCs/>
-          <w:sz w:val="24"/>
-          <w:szCs w:val="24"/>
-        </w:rPr>
-      </w:pPr>
-      <w:r>
-        <w:rPr>
-          <w:rFonts w:ascii="Times New Roman" w:hAnsi="Times New Roman" w:cs="Times New Roman"/>
-          <w:bCs/>
-          <w:sz w:val="24"/>
-          <w:szCs w:val="24"/>
-        </w:rPr>
-        <w:t>интеграции по стратегии “подключение по одному модулю”.</w:t>
-      </w:r>
-    </w:p>
-    <w:p>
-      <w:pPr>
-        <w:pStyle w:val="Footer"/>
-        <w:spacing w:line="360" w:lineRule="auto"/>
-        <w:ind w:firstLine="720"/>
-        <w:rPr>
-          <w:rFonts w:ascii="Times New Roman" w:hAnsi="Times New Roman" w:cs="Times New Roman"/>
-          <w:bCs/>
-          <w:sz w:val="24"/>
-          <w:szCs w:val="24"/>
-          <w:lang w:val="en-US"/>
-        </w:rPr>
-      </w:pPr>
-      <w:proofErr w:type="spellStart"/>
-      <w:r>
-        <w:rPr>
-          <w:rFonts w:ascii="Times New Roman" w:hAnsi="Times New Roman" w:cs="Times New Roman"/>
-          <w:bCs/>
-          <w:sz w:val="24"/>
-          <w:szCs w:val="24"/>
-          <w:lang w:val="en-US"/>
-        </w:rPr>
-        <w:t>Сценарии</w:t>
-      </w:r>
-      <w:proofErr w:type="spellEnd"/>
-      <w:r>
-        <w:rPr>
-          <w:rFonts w:ascii="Times New Roman" w:hAnsi="Times New Roman" w:cs="Times New Roman"/>
-          <w:bCs/>
-          <w:sz w:val="24"/>
-          <w:szCs w:val="24"/>
-          <w:lang w:val="en-US"/>
-        </w:rPr>
-        <w:t xml:space="preserve"> </w:t>
-      </w:r>
-      <w:proofErr w:type="spellStart"/>
-      <w:r>
-        <w:rPr>
-          <w:rFonts w:ascii="Times New Roman" w:hAnsi="Times New Roman" w:cs="Times New Roman"/>
-          <w:bCs/>
-          <w:sz w:val="24"/>
-          <w:szCs w:val="24"/>
-          <w:lang w:val="en-US"/>
-        </w:rPr>
-        <w:t>тестирования</w:t>
-      </w:r>
-      <w:proofErr w:type="spellEnd"/>
-      <w:r>
-        <w:rPr>
-          <w:rFonts w:ascii="Times New Roman" w:hAnsi="Times New Roman" w:cs="Times New Roman"/>
-          <w:bCs/>
-          <w:sz w:val="24"/>
-          <w:szCs w:val="24"/>
-          <w:lang w:val="en-US"/>
-        </w:rPr>
-        <w:t>:</w:t>
-      </w:r>
-    </w:p>
-    <w:p>
-      <w:pPr>
-        <w:pStyle w:val="Footer"/>
-        <w:numPr>
-          <w:ilvl w:val="0"/>
-          <w:numId w:val="24"/>
-        </w:numPr>
-        <w:spacing w:line="360" w:lineRule="auto"/>
-        <w:rPr>
-          <w:rFonts w:ascii="Times New Roman" w:hAnsi="Times New Roman" w:cs="Times New Roman"/>
-          <w:bCs/>
-          <w:sz w:val="24"/>
-          <w:szCs w:val="24"/>
-          <w:lang w:val="en-US"/>
-        </w:rPr>
-      </w:pPr>
-      <w:proofErr w:type="spellStart"/>
-      <w:r>
-        <w:rPr>
-          <w:rFonts w:ascii="Times New Roman" w:hAnsi="Times New Roman" w:cs="Times New Roman"/>
-          <w:bCs/>
-          <w:sz w:val="24"/>
-          <w:szCs w:val="24"/>
-          <w:lang w:val="en-US"/>
-        </w:rPr>
-        <w:t>Обычные</w:t>
-      </w:r>
-      <w:proofErr w:type="spellEnd"/>
-      <w:r>
-        <w:rPr>
-          <w:rFonts w:ascii="Times New Roman" w:hAnsi="Times New Roman" w:cs="Times New Roman"/>
-          <w:bCs/>
-          <w:sz w:val="24"/>
-          <w:szCs w:val="24"/>
-          <w:lang w:val="en-US"/>
-        </w:rPr>
-        <w:t xml:space="preserve"> </w:t>
-      </w:r>
-      <w:proofErr w:type="spellStart"/>
-      <w:r>
-        <w:rPr>
-          <w:rFonts w:ascii="Times New Roman" w:hAnsi="Times New Roman" w:cs="Times New Roman"/>
-          <w:bCs/>
-          <w:sz w:val="24"/>
-          <w:szCs w:val="24"/>
-          <w:lang w:val="en-US"/>
-        </w:rPr>
-        <w:t>значения</w:t>
-      </w:r>
-      <w:proofErr w:type="spellEnd"/>
-      <w:r>
-        <w:rPr>
-          <w:rFonts w:ascii="Times New Roman" w:hAnsi="Times New Roman" w:cs="Times New Roman"/>
-          <w:bCs/>
-          <w:sz w:val="24"/>
-          <w:szCs w:val="24"/>
-          <w:lang w:val="en-US"/>
-        </w:rPr>
-        <w:t>:</w:t>
-      </w:r>
-    </w:p>
-    <w:p>
-      <w:pPr>
-        <w:pStyle w:val="Footer"/>
-        <w:numPr>
-          <w:ilvl w:val="1"/>
-          <w:numId w:val="24"/>
-        </w:numPr>
-        <w:spacing w:line="360" w:lineRule="auto"/>
-        <w:rPr>
-          <w:rFonts w:ascii="Times New Roman" w:hAnsi="Times New Roman" w:cs="Times New Roman"/>
-          <w:bCs/>
-          <w:sz w:val="24"/>
-          <w:szCs w:val="24"/>
-        </w:rPr>
-      </w:pPr>
-      <w:r>
-        <w:rPr>
-          <w:rFonts w:ascii="Times New Roman" w:hAnsi="Times New Roman" w:cs="Times New Roman"/>
-          <w:bCs/>
-          <w:sz w:val="24"/>
-          <w:szCs w:val="24"/>
-        </w:rPr>
-        <w:t xml:space="preserve">набор отрицательных значений (для ветки </w:t>
-      </w:r>
-      <m:oMath>
-        <m:r>
-          <w:rPr>
-            <w:rFonts w:ascii="Cambria Math" w:hAnsi="Cambria Math" w:cs="Times New Roman"/>
-            <w:sz w:val="24"/>
-            <w:szCs w:val="24"/>
-            <w:lang w:val="en-US"/>
-          </w:rPr>
-          <m:t>x</m:t>
-        </m:r>
-        <m:r>
-          <w:rPr>
-            <w:rFonts w:ascii="Cambria Math" w:hAnsi="Cambria Math" w:cs="Times New Roman"/>
-            <w:sz w:val="24"/>
-            <w:szCs w:val="24"/>
-          </w:rPr>
-          <m:t>≤0</m:t>
-        </m:r>
-      </m:oMath>
-      <w:r>
-        <w:rPr>
-          <w:rFonts w:ascii="Times New Roman" w:hAnsi="Times New Roman" w:cs="Times New Roman"/>
-          <w:bCs/>
-          <w:sz w:val="24"/>
-          <w:szCs w:val="24"/>
-        </w:rPr>
-        <w:t>),</w:t>
-      </w:r>
-    </w:p>
-    <w:p>
-      <w:pPr>
-        <w:pStyle w:val="Footer"/>
-        <w:numPr>
-          <w:ilvl w:val="1"/>
-          <w:numId w:val="24"/>
-        </w:numPr>
-        <w:spacing w:line="360" w:lineRule="auto"/>
-        <w:rPr>
-          <w:rFonts w:ascii="Times New Roman" w:hAnsi="Times New Roman" w:cs="Times New Roman"/>
-          <w:bCs/>
-          <w:sz w:val="24"/>
-          <w:szCs w:val="24"/>
-        </w:rPr>
-      </w:pPr>
-      <w:r>
-        <w:rPr>
-          <w:rFonts w:ascii="Times New Roman" w:hAnsi="Times New Roman" w:cs="Times New Roman"/>
-          <w:bCs/>
-          <w:sz w:val="24"/>
-          <w:szCs w:val="24"/>
-        </w:rPr>
-        <w:t xml:space="preserve">набор положительных значений (для ветки </w:t>
-      </w:r>
-      <m:oMath>
-        <m:r>
-          <w:rPr>
-            <w:rFonts w:ascii="Cambria Math" w:hAnsi="Cambria Math" w:cs="Times New Roman"/>
-            <w:sz w:val="24"/>
-            <w:szCs w:val="24"/>
-            <w:lang w:val="en-US"/>
-          </w:rPr>
-          <m:t>x</m:t>
-        </m:r>
-        <m:r>
-          <w:rPr>
-            <w:rFonts w:ascii="Cambria Math" w:hAnsi="Cambria Math" w:cs="Times New Roman"/>
-            <w:sz w:val="24"/>
-            <w:szCs w:val="24"/>
-          </w:rPr>
-          <m:t>&gt;0</m:t>
-        </m:r>
-      </m:oMath>
-      <w:r>
-        <w:rPr>
-          <w:rFonts w:ascii="Times New Roman" w:hAnsi="Times New Roman" w:cs="Times New Roman"/>
-          <w:bCs/>
-          <w:sz w:val="24"/>
-          <w:szCs w:val="24"/>
-        </w:rPr>
-        <w:t xml:space="preserve">, исключая </w:t>
-      </w:r>
-      <m:oMath>
-        <m:r>
-          <w:rPr>
-            <w:rFonts w:ascii="Cambria Math" w:hAnsi="Cambria Math" w:cs="Times New Roman"/>
-            <w:sz w:val="24"/>
-            <w:szCs w:val="24"/>
-            <w:lang w:val="en-US"/>
-          </w:rPr>
-          <m:t>x</m:t>
-        </m:r>
-        <m:r>
-          <w:rPr>
-            <w:rFonts w:ascii="Cambria Math" w:hAnsi="Cambria Math" w:cs="Times New Roman"/>
-            <w:sz w:val="24"/>
-            <w:szCs w:val="24"/>
-          </w:rPr>
-          <m:t>=1</m:t>
-        </m:r>
-      </m:oMath>
-      <w:r>
-        <w:rPr>
-          <w:rFonts w:ascii="Times New Roman" w:hAnsi="Times New Roman" w:cs="Times New Roman"/>
-          <w:bCs/>
-          <w:sz w:val="24"/>
-          <w:szCs w:val="24"/>
-        </w:rPr>
-        <w:t>).</w:t>
-      </w:r>
-    </w:p>
-    <w:p>
-      <w:pPr>
-        <w:pStyle w:val="Footer"/>
-        <w:numPr>
-          <w:ilvl w:val="0"/>
-          <w:numId w:val="24"/>
-        </w:numPr>
-        <w:spacing w:line="360" w:lineRule="auto"/>
-        <w:rPr>
-          <w:rFonts w:ascii="Times New Roman" w:hAnsi="Times New Roman" w:cs="Times New Roman"/>
-          <w:bCs/>
-          <w:sz w:val="24"/>
-          <w:szCs w:val="24"/>
-          <w:lang w:val="en-US"/>
-        </w:rPr>
-      </w:pPr>
-      <w:proofErr w:type="spellStart"/>
-      <w:r>
-        <w:rPr>
-          <w:rFonts w:ascii="Times New Roman" w:hAnsi="Times New Roman" w:cs="Times New Roman"/>
-          <w:bCs/>
-          <w:sz w:val="24"/>
-          <w:szCs w:val="24"/>
-          <w:lang w:val="en-US"/>
-        </w:rPr>
-        <w:t>Особые</w:t>
-      </w:r>
-      <w:proofErr w:type="spellEnd"/>
-      <w:r>
-        <w:rPr>
-          <w:rFonts w:ascii="Times New Roman" w:hAnsi="Times New Roman" w:cs="Times New Roman"/>
-          <w:bCs/>
-          <w:sz w:val="24"/>
-          <w:szCs w:val="24"/>
-          <w:lang w:val="en-US"/>
-        </w:rPr>
-        <w:t xml:space="preserve"> </w:t>
-      </w:r>
-      <w:proofErr w:type="spellStart"/>
-      <w:r>
-        <w:rPr>
-          <w:rFonts w:ascii="Times New Roman" w:hAnsi="Times New Roman" w:cs="Times New Roman"/>
-          <w:bCs/>
-          <w:sz w:val="24"/>
-          <w:szCs w:val="24"/>
-          <w:lang w:val="en-US"/>
-        </w:rPr>
-        <w:t>точки</w:t>
-      </w:r>
-      <w:proofErr w:type="spellEnd"/>
-      <w:r>
-        <w:rPr>
-          <w:rFonts w:ascii="Times New Roman" w:hAnsi="Times New Roman" w:cs="Times New Roman"/>
-          <w:bCs/>
-          <w:sz w:val="24"/>
-          <w:szCs w:val="24"/>
-          <w:lang w:val="en-US"/>
-        </w:rPr>
-        <w:t xml:space="preserve"> </w:t>
-      </w:r>
-      <w:proofErr w:type="spellStart"/>
-      <w:r>
-        <w:rPr>
-          <w:rFonts w:ascii="Times New Roman" w:hAnsi="Times New Roman" w:cs="Times New Roman"/>
-          <w:bCs/>
-          <w:sz w:val="24"/>
-          <w:szCs w:val="24"/>
-          <w:lang w:val="en-US"/>
-        </w:rPr>
-        <w:t>системы</w:t>
-      </w:r>
-      <w:proofErr w:type="spellEnd"/>
-      <w:r>
-        <w:rPr>
-          <w:rFonts w:ascii="Times New Roman" w:hAnsi="Times New Roman" w:cs="Times New Roman"/>
-          <w:bCs/>
-          <w:sz w:val="24"/>
-          <w:szCs w:val="24"/>
-          <w:lang w:val="en-US"/>
-        </w:rPr>
-        <w:t>:</w:t>
-      </w:r>
-    </w:p>
-    <w:p>
-      <w:pPr>
-        <w:pStyle w:val="Footer"/>
-        <w:numPr>
-          <w:ilvl w:val="1"/>
-          <w:numId w:val="24"/>
-        </w:numPr>
-        <w:spacing w:line="360" w:lineRule="auto"/>
-        <w:rPr>
-          <w:rFonts w:ascii="Times New Roman" w:hAnsi="Times New Roman" w:cs="Times New Roman"/>
-          <w:bCs/>
-          <w:sz w:val="24"/>
-          <w:szCs w:val="24"/>
-        </w:rPr>
-      </w:pPr>
-      <m:oMath>
-        <m:r>
-          <w:rPr>
-            <w:rFonts w:ascii="Cambria Math" w:hAnsi="Cambria Math" w:cs="Times New Roman"/>
-            <w:sz w:val="24"/>
-            <w:szCs w:val="24"/>
-            <w:lang w:val="en-US"/>
-          </w:rPr>
-          <m:t>x</m:t>
-        </m:r>
-        <m:r>
-          <w:rPr>
-            <w:rFonts w:ascii="Cambria Math" w:hAnsi="Cambria Math" w:cs="Times New Roman"/>
-            <w:sz w:val="24"/>
-            <w:szCs w:val="24"/>
-          </w:rPr>
-          <m:t>=1</m:t>
-        </m:r>
-      </m:oMath>
-      <w:r>
-        <w:rPr>
-          <w:rFonts w:ascii="Times New Roman" w:hAnsi="Times New Roman" w:cs="Times New Roman"/>
-          <w:bCs/>
-          <w:sz w:val="24"/>
-          <w:szCs w:val="24"/>
-        </w:rPr>
-        <w:t xml:space="preserve">— система не определена из-за выражения </w:t>
-      </w:r>
-      <m:oMath>
-        <m:sSub>
-          <m:sSubPr>
-            <m:ctrlPr>
-              <w:rPr>
-                <w:rFonts w:ascii="Cambria Math" w:hAnsi="Cambria Math" w:cs="Times New Roman"/>
-                <w:bCs/>
-                <w:sz w:val="24"/>
-                <w:szCs w:val="24"/>
-                <w:lang w:val="en-US"/>
-              </w:rPr>
-            </m:ctrlPr>
-          </m:sSubPr>
-          <m:e>
-            <m:r>
-              <m:rPr>
-                <m:sty m:val="p"/>
-              </m:rPr>
-              <w:rPr>
-                <w:rFonts w:ascii="Cambria Math" w:hAnsi="Cambria Math" w:cs="Times New Roman"/>
-                <w:sz w:val="24"/>
-                <w:szCs w:val="24"/>
-                <w:lang w:val="en-US"/>
-              </w:rPr>
-              <m:t>log</m:t>
-            </m:r>
-            <m:r>
-              <w:rPr>
-                <w:rFonts w:ascii="Cambria Math" w:hAnsi="Cambria Math" w:cs="Times New Roman"/>
-                <w:sz w:val="24"/>
-                <w:szCs w:val="24"/>
-              </w:rPr>
-              <m:t>⁡</m:t>
-            </m:r>
-          </m:e>
-          <m:sub>
-            <m:r>
-              <w:rPr>
-                <w:rFonts w:ascii="Cambria Math" w:hAnsi="Cambria Math" w:cs="Times New Roman"/>
-                <w:sz w:val="24"/>
-                <w:szCs w:val="24"/>
-              </w:rPr>
-              <m:t>10</m:t>
-            </m:r>
-          </m:sub>
-        </m:sSub>
-        <m:r>
-          <w:rPr>
-            <w:rFonts w:ascii="Cambria Math" w:hAnsi="Cambria Math" w:cs="Times New Roman"/>
-            <w:sz w:val="24"/>
-            <w:szCs w:val="24"/>
-          </w:rPr>
-          <m:t>(</m:t>
-        </m:r>
-        <m:r>
-          <w:rPr>
-            <w:rFonts w:ascii="Cambria Math" w:hAnsi="Cambria Math" w:cs="Times New Roman"/>
-            <w:sz w:val="24"/>
-            <w:szCs w:val="24"/>
-            <w:lang w:val="en-US"/>
-          </w:rPr>
-          <m:t>x</m:t>
-        </m:r>
-        <m:r>
-          <w:rPr>
-            <w:rFonts w:ascii="Cambria Math" w:hAnsi="Cambria Math" w:cs="Times New Roman"/>
-            <w:sz w:val="24"/>
-            <w:szCs w:val="24"/>
-          </w:rPr>
-          <m:t>)</m:t>
-        </m:r>
-        <m:r>
-          <m:rPr>
-            <m:sty m:val="p"/>
-          </m:rPr>
-          <w:rPr>
-            <w:rFonts w:ascii="Cambria Math" w:hAnsi="Cambria Math" w:cs="Times New Roman"/>
-            <w:sz w:val="24"/>
-            <w:szCs w:val="24"/>
-          </w:rPr>
-          <m:t>/</m:t>
-        </m:r>
-        <m:sSub>
-          <m:sSubPr>
-            <m:ctrlPr>
-              <w:rPr>
-                <w:rFonts w:ascii="Cambria Math" w:hAnsi="Cambria Math" w:cs="Times New Roman"/>
-                <w:bCs/>
-                <w:sz w:val="24"/>
-                <w:szCs w:val="24"/>
-                <w:lang w:val="en-US"/>
-              </w:rPr>
-            </m:ctrlPr>
-          </m:sSubPr>
-          <m:e>
-            <m:r>
-              <m:rPr>
-                <m:sty m:val="p"/>
-              </m:rPr>
-              <w:rPr>
-                <w:rFonts w:ascii="Cambria Math" w:hAnsi="Cambria Math" w:cs="Times New Roman"/>
-                <w:sz w:val="24"/>
-                <w:szCs w:val="24"/>
-                <w:lang w:val="en-US"/>
-              </w:rPr>
-              <m:t>log</m:t>
-            </m:r>
-            <m:r>
-              <w:rPr>
-                <w:rFonts w:ascii="Cambria Math" w:hAnsi="Cambria Math" w:cs="Times New Roman"/>
-                <w:sz w:val="24"/>
-                <w:szCs w:val="24"/>
-              </w:rPr>
-              <m:t>⁡</m:t>
-            </m:r>
-          </m:e>
-          <m:sub>
-            <m:r>
-              <w:rPr>
-                <w:rFonts w:ascii="Cambria Math" w:hAnsi="Cambria Math" w:cs="Times New Roman"/>
-                <w:sz w:val="24"/>
-                <w:szCs w:val="24"/>
-              </w:rPr>
-              <m:t>10</m:t>
-            </m:r>
-          </m:sub>
-        </m:sSub>
-        <m:r>
-          <w:rPr>
-            <w:rFonts w:ascii="Cambria Math" w:hAnsi="Cambria Math" w:cs="Times New Roman"/>
-            <w:sz w:val="24"/>
-            <w:szCs w:val="24"/>
-          </w:rPr>
-          <m:t>(</m:t>
-        </m:r>
-        <m:r>
-          <w:rPr>
-            <w:rFonts w:ascii="Cambria Math" w:hAnsi="Cambria Math" w:cs="Times New Roman"/>
-            <w:sz w:val="24"/>
-            <w:szCs w:val="24"/>
-            <w:lang w:val="en-US"/>
-          </w:rPr>
-          <m:t>x</m:t>
-        </m:r>
-        <m:r>
-          <w:rPr>
-            <w:rFonts w:ascii="Cambria Math" w:hAnsi="Cambria Math" w:cs="Times New Roman"/>
-            <w:sz w:val="24"/>
-            <w:szCs w:val="24"/>
-          </w:rPr>
-          <m:t>)⇒0</m:t>
-        </m:r>
-        <m:r>
-          <m:rPr>
-            <m:sty m:val="p"/>
-          </m:rPr>
-          <w:rPr>
-            <w:rFonts w:ascii="Cambria Math" w:hAnsi="Cambria Math" w:cs="Times New Roman"/>
-            <w:sz w:val="24"/>
-            <w:szCs w:val="24"/>
-          </w:rPr>
-          <m:t>/</m:t>
-        </m:r>
-        <m:r>
-          <w:rPr>
-            <w:rFonts w:ascii="Cambria Math" w:hAnsi="Cambria Math" w:cs="Times New Roman"/>
-            <w:sz w:val="24"/>
-            <w:szCs w:val="24"/>
-          </w:rPr>
-          <m:t>0</m:t>
-        </m:r>
-      </m:oMath>
-      <w:r>
-        <w:rPr>
-          <w:rFonts w:ascii="Times New Roman" w:hAnsi="Times New Roman" w:cs="Times New Roman"/>
-          <w:bCs/>
-          <w:sz w:val="24"/>
-          <w:szCs w:val="24"/>
-        </w:rPr>
-        <w:br/>
-        <w:t>Для этой точки явно проверяется выбрасывание исключения.</w:t>
-      </w:r>
-    </w:p>
-    <w:p>
-      <w:pPr>
-        <w:pStyle w:val="Footer"/>
-        <w:numPr>
-          <w:ilvl w:val="1"/>
-          <w:numId w:val="24"/>
-        </w:numPr>
-        <w:spacing w:line="360" w:lineRule="auto"/>
-        <w:rPr>
-          <w:rFonts w:ascii="Times New Roman" w:hAnsi="Times New Roman" w:cs="Times New Roman"/>
-          <w:bCs/>
-          <w:sz w:val="24"/>
-          <w:szCs w:val="24"/>
-        </w:rPr>
-      </w:pPr>
-      <w:r>
-        <w:rPr>
-          <w:rFonts w:ascii="Times New Roman" w:hAnsi="Times New Roman" w:cs="Times New Roman"/>
-          <w:bCs/>
-          <w:sz w:val="24"/>
-          <w:szCs w:val="24"/>
-        </w:rPr>
-        <w:t xml:space="preserve">для отрицательной ветки дополнительно выделяются точки, где могут возникать сингулярности из-за </w:t>
-      </w:r>
-      <m:oMath>
-        <m:r>
-          <m:rPr>
-            <m:sty m:val="p"/>
-          </m:rPr>
-          <w:rPr>
-            <w:rFonts w:ascii="Cambria Math" w:hAnsi="Cambria Math" w:cs="Times New Roman"/>
-            <w:sz w:val="24"/>
-            <w:szCs w:val="24"/>
-            <w:lang w:val="en-US"/>
-          </w:rPr>
-          <m:t>tan</m:t>
-        </m:r>
-        <m:r>
-          <w:rPr>
-            <w:rFonts w:ascii="Cambria Math" w:hAnsi="Cambria Math" w:cs="Times New Roman"/>
-            <w:sz w:val="24"/>
-            <w:szCs w:val="24"/>
-          </w:rPr>
-          <m:t>⁡(</m:t>
-        </m:r>
-        <m:r>
-          <w:rPr>
-            <w:rFonts w:ascii="Cambria Math" w:hAnsi="Cambria Math" w:cs="Times New Roman"/>
-            <w:sz w:val="24"/>
-            <w:szCs w:val="24"/>
-            <w:lang w:val="en-US"/>
-          </w:rPr>
-          <m:t>x</m:t>
-        </m:r>
-        <m:r>
-          <w:rPr>
-            <w:rFonts w:ascii="Cambria Math" w:hAnsi="Cambria Math" w:cs="Times New Roman"/>
-            <w:sz w:val="24"/>
-            <w:szCs w:val="24"/>
-          </w:rPr>
-          <m:t>)</m:t>
-        </m:r>
-      </m:oMath>
-      <w:r>
-        <w:rPr>
-          <w:rFonts w:ascii="Times New Roman" w:hAnsi="Times New Roman" w:cs="Times New Roman"/>
-          <w:bCs/>
-          <w:sz w:val="24"/>
-          <w:szCs w:val="24"/>
-        </w:rPr>
-        <w:t xml:space="preserve">, </w:t>
-      </w:r>
-      <m:oMath>
-        <m:r>
-          <m:rPr>
-            <m:sty m:val="p"/>
-          </m:rPr>
-          <w:rPr>
-            <w:rFonts w:ascii="Cambria Math" w:hAnsi="Cambria Math" w:cs="Times New Roman"/>
-            <w:sz w:val="24"/>
-            <w:szCs w:val="24"/>
-            <w:lang w:val="en-US"/>
-          </w:rPr>
-          <m:t>sec</m:t>
-        </m:r>
-        <m:r>
-          <w:rPr>
-            <w:rFonts w:ascii="Cambria Math" w:hAnsi="Cambria Math" w:cs="Times New Roman"/>
-            <w:sz w:val="24"/>
-            <w:szCs w:val="24"/>
-          </w:rPr>
-          <m:t>⁡(</m:t>
-        </m:r>
-        <m:r>
-          <w:rPr>
-            <w:rFonts w:ascii="Cambria Math" w:hAnsi="Cambria Math" w:cs="Times New Roman"/>
-            <w:sz w:val="24"/>
-            <w:szCs w:val="24"/>
-            <w:lang w:val="en-US"/>
-          </w:rPr>
-          <m:t>x</m:t>
-        </m:r>
-        <m:r>
-          <w:rPr>
-            <w:rFonts w:ascii="Cambria Math" w:hAnsi="Cambria Math" w:cs="Times New Roman"/>
-            <w:sz w:val="24"/>
-            <w:szCs w:val="24"/>
-          </w:rPr>
-          <m:t>)</m:t>
-        </m:r>
-      </m:oMath>
-      <w:r>
-        <w:rPr>
-          <w:rFonts w:ascii="Times New Roman" w:hAnsi="Times New Roman" w:cs="Times New Roman"/>
-          <w:bCs/>
-          <w:sz w:val="24"/>
-          <w:szCs w:val="24"/>
-        </w:rPr>
-        <w:t xml:space="preserve">, </w:t>
-      </w:r>
-      <m:oMath>
-        <m:r>
-          <m:rPr>
-            <m:sty m:val="p"/>
-          </m:rPr>
-          <w:rPr>
-            <w:rFonts w:ascii="Cambria Math" w:hAnsi="Cambria Math" w:cs="Times New Roman"/>
-            <w:sz w:val="24"/>
-            <w:szCs w:val="24"/>
-            <w:lang w:val="en-US"/>
-          </w:rPr>
-          <m:t>csc</m:t>
-        </m:r>
-        <m:r>
-          <w:rPr>
-            <w:rFonts w:ascii="Cambria Math" w:hAnsi="Cambria Math" w:cs="Times New Roman"/>
-            <w:sz w:val="24"/>
-            <w:szCs w:val="24"/>
-          </w:rPr>
-          <m:t>⁡(</m:t>
-        </m:r>
-        <m:r>
-          <w:rPr>
-            <w:rFonts w:ascii="Cambria Math" w:hAnsi="Cambria Math" w:cs="Times New Roman"/>
-            <w:sz w:val="24"/>
-            <w:szCs w:val="24"/>
-            <w:lang w:val="en-US"/>
-          </w:rPr>
-          <m:t>x</m:t>
-        </m:r>
-        <m:r>
-          <w:rPr>
-            <w:rFonts w:ascii="Cambria Math" w:hAnsi="Cambria Math" w:cs="Times New Roman"/>
-            <w:sz w:val="24"/>
-            <w:szCs w:val="24"/>
-          </w:rPr>
-          <m:t>)</m:t>
-        </m:r>
-      </m:oMath>
-      <w:r>
-        <w:rPr>
-          <w:rFonts w:ascii="Times New Roman" w:hAnsi="Times New Roman" w:cs="Times New Roman"/>
-          <w:bCs/>
-          <w:sz w:val="24"/>
-          <w:szCs w:val="24"/>
-        </w:rPr>
-        <w:t xml:space="preserve">, </w:t>
-      </w:r>
-      <m:oMath>
-        <m:r>
-          <m:rPr>
-            <m:sty m:val="p"/>
-          </m:rPr>
-          <w:rPr>
-            <w:rFonts w:ascii="Cambria Math" w:hAnsi="Cambria Math" w:cs="Times New Roman"/>
-            <w:sz w:val="24"/>
-            <w:szCs w:val="24"/>
-            <w:lang w:val="en-US"/>
-          </w:rPr>
-          <m:t>cot</m:t>
-        </m:r>
-        <m:r>
-          <w:rPr>
-            <w:rFonts w:ascii="Cambria Math" w:hAnsi="Cambria Math" w:cs="Times New Roman"/>
-            <w:sz w:val="24"/>
-            <w:szCs w:val="24"/>
-          </w:rPr>
-          <m:t>⁡(</m:t>
-        </m:r>
-        <m:r>
-          <w:rPr>
-            <w:rFonts w:ascii="Cambria Math" w:hAnsi="Cambria Math" w:cs="Times New Roman"/>
-            <w:sz w:val="24"/>
-            <w:szCs w:val="24"/>
-            <w:lang w:val="en-US"/>
-          </w:rPr>
-          <m:t>x</m:t>
-        </m:r>
-        <m:r>
-          <w:rPr>
-            <w:rFonts w:ascii="Cambria Math" w:hAnsi="Cambria Math" w:cs="Times New Roman"/>
-            <w:sz w:val="24"/>
-            <w:szCs w:val="24"/>
-          </w:rPr>
-          <m:t>)</m:t>
-        </m:r>
-      </m:oMath>
-      <w:r>
-        <w:rPr>
-          <w:rFonts w:ascii="Times New Roman" w:hAnsi="Times New Roman" w:cs="Times New Roman"/>
-          <w:bCs/>
-          <w:sz w:val="24"/>
-          <w:szCs w:val="24"/>
-        </w:rPr>
-        <w:t xml:space="preserve">(например, около </w:t>
-      </w:r>
-      <m:oMath>
-        <m:r>
-          <w:rPr>
-            <w:rFonts w:ascii="Cambria Math" w:hAnsi="Cambria Math" w:cs="Times New Roman"/>
-            <w:sz w:val="24"/>
-            <w:szCs w:val="24"/>
-            <w:lang w:val="en-US"/>
-          </w:rPr>
-          <m:t>kπ</m:t>
-        </m:r>
-      </m:oMath>
-      <w:r>
-        <w:rPr>
-          <w:rFonts w:ascii="Times New Roman" w:hAnsi="Times New Roman" w:cs="Times New Roman"/>
-          <w:bCs/>
-          <w:sz w:val="24"/>
-          <w:szCs w:val="24"/>
-        </w:rPr>
-        <w:t xml:space="preserve">, </w:t>
-      </w:r>
-      <m:oMath>
-        <m:f>
-          <m:fPr>
-            <m:ctrlPr>
-              <w:rPr>
-                <w:rFonts w:ascii="Cambria Math" w:hAnsi="Cambria Math" w:cs="Times New Roman"/>
-                <w:bCs/>
-                <w:sz w:val="24"/>
-                <w:szCs w:val="24"/>
-                <w:lang w:val="en-US"/>
-              </w:rPr>
-            </m:ctrlPr>
-          </m:fPr>
-          <m:num>
-            <m:r>
-              <w:rPr>
-                <w:rFonts w:ascii="Cambria Math" w:hAnsi="Cambria Math" w:cs="Times New Roman"/>
-                <w:sz w:val="24"/>
-                <w:szCs w:val="24"/>
-                <w:lang w:val="en-US"/>
-              </w:rPr>
-              <m:t>π</m:t>
-            </m:r>
-          </m:num>
-          <m:den>
-            <m:r>
-              <w:rPr>
-                <w:rFonts w:ascii="Cambria Math" w:hAnsi="Cambria Math" w:cs="Times New Roman"/>
-                <w:sz w:val="24"/>
-                <w:szCs w:val="24"/>
-              </w:rPr>
-              <m:t>2</m:t>
-            </m:r>
-          </m:den>
-        </m:f>
-        <m:r>
-          <w:rPr>
-            <w:rFonts w:ascii="Cambria Math" w:hAnsi="Cambria Math" w:cs="Times New Roman"/>
-            <w:sz w:val="24"/>
-            <w:szCs w:val="24"/>
-          </w:rPr>
-          <m:t>+</m:t>
-        </m:r>
-        <m:r>
-          <w:rPr>
-            <w:rFonts w:ascii="Cambria Math" w:hAnsi="Cambria Math" w:cs="Times New Roman"/>
-            <w:sz w:val="24"/>
-            <w:szCs w:val="24"/>
-            <w:lang w:val="en-US"/>
-          </w:rPr>
-          <m:t>kπ</m:t>
-        </m:r>
-      </m:oMath>
-      <w:r>
-        <w:rPr>
-          <w:rFonts w:ascii="Times New Roman" w:hAnsi="Times New Roman" w:cs="Times New Roman"/>
-          <w:bCs/>
-          <w:sz w:val="24"/>
-          <w:szCs w:val="24"/>
-        </w:rPr>
-        <w:t>).</w:t>
-      </w:r>
-    </w:p>
-    <w:p>
-      <w:pPr>
-        <w:pStyle w:val="Footer"/>
-        <w:numPr>
-          <w:ilvl w:val="0"/>
-          <w:numId w:val="24"/>
-        </w:numPr>
-        <w:spacing w:line="360" w:lineRule="auto"/>
-        <w:rPr>
-          <w:rFonts w:ascii="Times New Roman" w:hAnsi="Times New Roman" w:cs="Times New Roman"/>
-          <w:bCs/>
-          <w:sz w:val="24"/>
-          <w:szCs w:val="24"/>
-        </w:rPr>
-      </w:pPr>
-      <w:r>
-        <w:rPr>
-          <w:rFonts w:ascii="Times New Roman" w:hAnsi="Times New Roman" w:cs="Times New Roman"/>
-          <w:bCs/>
-          <w:sz w:val="24"/>
-          <w:szCs w:val="24"/>
-        </w:rPr>
-        <w:t>Интеграционная стратегия (“интеграция по 1 модулю”):</w:t>
-      </w:r>
-      <w:r>
-        <w:rPr>
-          <w:rFonts w:ascii="Times New Roman" w:hAnsi="Times New Roman" w:cs="Times New Roman"/>
-          <w:bCs/>
-          <w:sz w:val="24"/>
-          <w:szCs w:val="24"/>
-        </w:rPr>
-        <w:br/>
-        <w:t>В проекте реализована последовательность интеграционных тестов:</w:t>
-      </w:r>
-    </w:p>
-    <w:p>
-      <w:pPr>
-        <w:pStyle w:val="Footer"/>
-        <w:numPr>
-          <w:ilvl w:val="0"/>
-          <w:numId w:val="26"/>
-        </w:numPr>
-        <w:spacing w:line="360" w:lineRule="auto"/>
-        <w:rPr>
-          <w:rFonts w:ascii="Times New Roman" w:hAnsi="Times New Roman" w:cs="Times New Roman"/>
-          <w:bCs/>
-          <w:sz w:val="24"/>
-          <w:szCs w:val="24"/>
-        </w:rPr>
-      </w:pPr>
-      <w:r>
-        <w:rPr>
-          <w:rFonts w:ascii="Times New Roman" w:hAnsi="Times New Roman" w:cs="Times New Roman"/>
-          <w:bCs/>
-          <w:sz w:val="24"/>
-          <w:szCs w:val="24"/>
-        </w:rPr>
-        <w:t>система собирается полностью из табличных заглушек (</w:t>
-      </w:r>
-      <w:r>
-        <w:rPr>
-          <w:rFonts w:ascii="Times New Roman" w:hAnsi="Times New Roman" w:cs="Times New Roman"/>
-          <w:bCs/>
-          <w:sz w:val="24"/>
-          <w:szCs w:val="24"/>
-          <w:lang w:val="en-US"/>
-        </w:rPr>
-        <w:t>CSV</w:t>
-      </w:r>
-      <w:r>
-        <w:rPr>
-          <w:rFonts w:ascii="Times New Roman" w:hAnsi="Times New Roman" w:cs="Times New Roman"/>
-          <w:bCs/>
-          <w:sz w:val="24"/>
-          <w:szCs w:val="24"/>
-        </w:rPr>
-        <w:t xml:space="preserve"> </w:t>
-      </w:r>
-      <w:r>
-        <w:rPr>
-          <w:rFonts w:ascii="Times New Roman" w:hAnsi="Times New Roman" w:cs="Times New Roman"/>
-          <w:bCs/>
-          <w:sz w:val="24"/>
-          <w:szCs w:val="24"/>
-          <w:lang w:val="en-US"/>
-        </w:rPr>
-        <w:t>stubs</w:t>
-      </w:r>
-      <w:r>
-        <w:rPr>
-          <w:rFonts w:ascii="Times New Roman" w:hAnsi="Times New Roman" w:cs="Times New Roman"/>
-          <w:bCs/>
-          <w:sz w:val="24"/>
-          <w:szCs w:val="24"/>
-        </w:rPr>
-        <w:t>);</w:t>
-      </w:r>
-    </w:p>
-    <w:p>
-      <w:pPr>
-        <w:pStyle w:val="Footer"/>
-        <w:numPr>
-          <w:ilvl w:val="0"/>
-          <w:numId w:val="26"/>
-        </w:numPr>
-        <w:spacing w:line="360" w:lineRule="auto"/>
-        <w:rPr>
-          <w:rFonts w:ascii="Times New Roman" w:hAnsi="Times New Roman" w:cs="Times New Roman"/>
-          <w:bCs/>
-          <w:sz w:val="24"/>
-          <w:szCs w:val="24"/>
-        </w:rPr>
-      </w:pPr>
-      <w:r>
-        <w:rPr>
-          <w:rFonts w:ascii="Times New Roman" w:hAnsi="Times New Roman" w:cs="Times New Roman"/>
-          <w:bCs/>
-          <w:sz w:val="24"/>
-          <w:szCs w:val="24"/>
-        </w:rPr>
-        <w:t xml:space="preserve">далее по одному модулю заменяется на “реальную” реализацию (например, </w:t>
-      </w:r>
-      <w:r>
-        <w:rPr>
-          <w:rFonts w:ascii="Times New Roman" w:hAnsi="Times New Roman" w:cs="Times New Roman"/>
-          <w:bCs/>
-          <w:sz w:val="24"/>
-          <w:szCs w:val="24"/>
-          <w:lang w:val="en-US"/>
-        </w:rPr>
-        <w:t>sin</w:t>
-      </w:r>
-      <w:r>
-        <w:rPr>
-          <w:rFonts w:ascii="Times New Roman" w:hAnsi="Times New Roman" w:cs="Times New Roman"/>
-          <w:bCs/>
-          <w:sz w:val="24"/>
-          <w:szCs w:val="24"/>
-        </w:rPr>
-        <w:t xml:space="preserve"> </w:t>
-      </w:r>
-      <w:r>
-        <w:rPr>
-          <w:rFonts w:ascii="Times New Roman" w:hAnsi="Times New Roman" w:cs="Times New Roman"/>
-          <w:bCs/>
-          <w:sz w:val="24"/>
-          <w:szCs w:val="24"/>
-          <w:lang w:val="en-US"/>
-        </w:rPr>
-        <w:t>real</w:t>
-      </w:r>
-      <w:r>
-        <w:rPr>
-          <w:rFonts w:ascii="Times New Roman" w:hAnsi="Times New Roman" w:cs="Times New Roman"/>
-          <w:bCs/>
-          <w:sz w:val="24"/>
-          <w:szCs w:val="24"/>
-        </w:rPr>
-        <w:t xml:space="preserve"> + остальные </w:t>
-      </w:r>
-      <w:r>
-        <w:rPr>
-          <w:rFonts w:ascii="Times New Roman" w:hAnsi="Times New Roman" w:cs="Times New Roman"/>
-          <w:bCs/>
-          <w:sz w:val="24"/>
-          <w:szCs w:val="24"/>
-          <w:lang w:val="en-US"/>
-        </w:rPr>
-        <w:t>stub</w:t>
-      </w:r>
-      <w:r>
-        <w:rPr>
-          <w:rFonts w:ascii="Times New Roman" w:hAnsi="Times New Roman" w:cs="Times New Roman"/>
-          <w:bCs/>
-          <w:sz w:val="24"/>
-          <w:szCs w:val="24"/>
-        </w:rPr>
-        <w:t xml:space="preserve">, затем </w:t>
-      </w:r>
-      <w:r>
-        <w:rPr>
-          <w:rFonts w:ascii="Times New Roman" w:hAnsi="Times New Roman" w:cs="Times New Roman"/>
-          <w:bCs/>
-          <w:sz w:val="24"/>
-          <w:szCs w:val="24"/>
-          <w:lang w:val="en-US"/>
-        </w:rPr>
-        <w:t>cos</w:t>
-      </w:r>
-      <w:r>
-        <w:rPr>
-          <w:rFonts w:ascii="Times New Roman" w:hAnsi="Times New Roman" w:cs="Times New Roman"/>
-          <w:bCs/>
-          <w:sz w:val="24"/>
-          <w:szCs w:val="24"/>
-        </w:rPr>
-        <w:t xml:space="preserve"> </w:t>
-      </w:r>
-      <w:r>
-        <w:rPr>
-          <w:rFonts w:ascii="Times New Roman" w:hAnsi="Times New Roman" w:cs="Times New Roman"/>
-          <w:bCs/>
-          <w:sz w:val="24"/>
-          <w:szCs w:val="24"/>
-          <w:lang w:val="en-US"/>
-        </w:rPr>
-        <w:t>real</w:t>
-      </w:r>
-      <w:r>
-        <w:rPr>
-          <w:rFonts w:ascii="Times New Roman" w:hAnsi="Times New Roman" w:cs="Times New Roman"/>
-          <w:bCs/>
-          <w:sz w:val="24"/>
-          <w:szCs w:val="24"/>
-        </w:rPr>
-        <w:t xml:space="preserve"> + остальные </w:t>
-      </w:r>
-      <w:r>
-        <w:rPr>
-          <w:rFonts w:ascii="Times New Roman" w:hAnsi="Times New Roman" w:cs="Times New Roman"/>
-          <w:bCs/>
-          <w:sz w:val="24"/>
-          <w:szCs w:val="24"/>
-          <w:lang w:val="en-US"/>
-        </w:rPr>
-        <w:t>stub</w:t>
-      </w:r>
-      <w:r>
-        <w:rPr>
-          <w:rFonts w:ascii="Times New Roman" w:hAnsi="Times New Roman" w:cs="Times New Roman"/>
-          <w:bCs/>
-          <w:sz w:val="24"/>
-          <w:szCs w:val="24"/>
-        </w:rPr>
-        <w:t xml:space="preserve"> и т.д.);</w:t>
-      </w:r>
-    </w:p>
-    <w:p>
-      <w:pPr>
-        <w:pStyle w:val="Footer"/>
-        <w:numPr>
-          <w:ilvl w:val="0"/>
-          <w:numId w:val="26"/>
-        </w:numPr>
-        <w:spacing w:line="360" w:lineRule="auto"/>
-        <w:rPr>
-          <w:rFonts w:ascii="Times New Roman" w:hAnsi="Times New Roman" w:cs="Times New Roman"/>
-          <w:bCs/>
-          <w:sz w:val="24"/>
-          <w:szCs w:val="24"/>
-        </w:rPr>
-      </w:pPr>
-      <w:r>
-        <w:rPr>
-          <w:rFonts w:ascii="Times New Roman" w:hAnsi="Times New Roman" w:cs="Times New Roman"/>
-          <w:bCs/>
-          <w:sz w:val="24"/>
-          <w:szCs w:val="24"/>
-        </w:rPr>
-        <w:t xml:space="preserve">финальный сценарий — “полностью реальная система” сравнивается с </w:t>
-      </w:r>
-      <w:r>
-        <w:rPr>
-          <w:rFonts w:ascii="Times New Roman" w:hAnsi="Times New Roman" w:cs="Times New Roman"/>
-          <w:bCs/>
-          <w:sz w:val="24"/>
-          <w:szCs w:val="24"/>
-          <w:lang w:val="en-US"/>
-        </w:rPr>
-        <w:t>oracle</w:t>
-      </w:r>
-      <w:r>
-        <w:rPr>
-          <w:rFonts w:ascii="Times New Roman" w:hAnsi="Times New Roman" w:cs="Times New Roman"/>
-          <w:bCs/>
-          <w:sz w:val="24"/>
-          <w:szCs w:val="24"/>
-        </w:rPr>
-        <w:t xml:space="preserve">-реализацией на </w:t>
-      </w:r>
-      <w:r>
-        <w:rPr>
-          <w:rFonts w:ascii="Times New Roman" w:hAnsi="Times New Roman" w:cs="Times New Roman"/>
-          <w:bCs/>
-          <w:sz w:val="24"/>
-          <w:szCs w:val="24"/>
-          <w:lang w:val="en-US"/>
-        </w:rPr>
-        <w:t>double</w:t>
-      </w:r>
-      <w:r>
-        <w:rPr>
-          <w:rFonts w:ascii="Times New Roman" w:hAnsi="Times New Roman" w:cs="Times New Roman"/>
-          <w:bCs/>
-          <w:sz w:val="24"/>
-          <w:szCs w:val="24"/>
-        </w:rPr>
-        <w:t xml:space="preserve"> (используя </w:t>
-      </w:r>
-      <w:r>
-        <w:rPr>
-          <w:rFonts w:ascii="Times New Roman" w:hAnsi="Times New Roman" w:cs="Times New Roman"/>
-          <w:bCs/>
-          <w:sz w:val="24"/>
-          <w:szCs w:val="24"/>
-          <w:lang w:val="en-US"/>
-        </w:rPr>
-        <w:t>Math</w:t>
-      </w:r>
-      <w:r>
-        <w:rPr>
-          <w:rFonts w:ascii="Times New Roman" w:hAnsi="Times New Roman" w:cs="Times New Roman"/>
-          <w:bCs/>
-          <w:sz w:val="24"/>
-          <w:szCs w:val="24"/>
-        </w:rPr>
-        <w:t>.</w:t>
-      </w:r>
-      <w:r>
-        <w:rPr>
-          <w:rFonts w:ascii="Times New Roman" w:hAnsi="Times New Roman" w:cs="Times New Roman"/>
-          <w:bCs/>
-          <w:sz w:val="24"/>
-          <w:szCs w:val="24"/>
-          <w:lang w:val="en-US"/>
-        </w:rPr>
-        <w:t>sin</w:t>
-      </w:r>
-      <w:r>
-        <w:rPr>
-          <w:rFonts w:ascii="Times New Roman" w:hAnsi="Times New Roman" w:cs="Times New Roman"/>
-          <w:bCs/>
-          <w:sz w:val="24"/>
-          <w:szCs w:val="24"/>
-        </w:rPr>
-        <w:t xml:space="preserve">, </w:t>
-      </w:r>
-      <w:r>
-        <w:rPr>
-          <w:rFonts w:ascii="Times New Roman" w:hAnsi="Times New Roman" w:cs="Times New Roman"/>
-          <w:bCs/>
-          <w:sz w:val="24"/>
-          <w:szCs w:val="24"/>
-          <w:lang w:val="en-US"/>
-        </w:rPr>
-        <w:t>Math</w:t>
-      </w:r>
-      <w:r>
-        <w:rPr>
-          <w:rFonts w:ascii="Times New Roman" w:hAnsi="Times New Roman" w:cs="Times New Roman"/>
-          <w:bCs/>
-          <w:sz w:val="24"/>
-          <w:szCs w:val="24"/>
-        </w:rPr>
-        <w:t>.</w:t>
-      </w:r>
-      <w:r>
-        <w:rPr>
-          <w:rFonts w:ascii="Times New Roman" w:hAnsi="Times New Roman" w:cs="Times New Roman"/>
-          <w:bCs/>
-          <w:sz w:val="24"/>
-          <w:szCs w:val="24"/>
-          <w:lang w:val="en-US"/>
-        </w:rPr>
-        <w:t>log</w:t>
-      </w:r>
-      <w:r>
-        <w:rPr>
-          <w:rFonts w:ascii="Times New Roman" w:hAnsi="Times New Roman" w:cs="Times New Roman"/>
-          <w:bCs/>
-          <w:sz w:val="24"/>
-          <w:szCs w:val="24"/>
-        </w:rPr>
-        <w:t xml:space="preserve"> и т.д.) с учетом допустимой погрешности.</w:t>
-      </w:r>
-    </w:p>
-    <w:p>
-      <w:pPr>
-        <w:pStyle w:val="Footer"/>
-        <w:spacing w:line="360" w:lineRule="auto"/>
-        <w:ind w:firstLine="720"/>
-        <w:jc w:val="both"/>
-        <w:rPr>
-          <w:rFonts w:ascii="Times New Roman" w:hAnsi="Times New Roman" w:cs="Times New Roman"/>
-          <w:bCs/>
-          <w:sz w:val="24"/>
-          <w:szCs w:val="24"/>
-          <w:lang w:val="vi-VN"/>
-        </w:rPr>
-      </w:pPr>
-      <w:r>
-        <w:rPr>
-          <w:rFonts w:ascii="Times New Roman" w:hAnsi="Times New Roman" w:cs="Times New Roman"/>
-          <w:bCs/>
-          <w:sz w:val="24"/>
-          <w:szCs w:val="24"/>
-        </w:rPr>
-        <w:t>Такая стратегия позволяет локализовать ошибки: при падении теста становится очевидно, какой именно модуль или стык модулей нарушает корректность.</w:t>
-      </w:r>
-    </w:p>
-    <w:p>
-      <w:pPr>
-        <w:pStyle w:val="Footer"/>
-        <w:numPr>
-          <w:ilvl w:val="0"/>
-          <w:numId w:val="28"/>
-        </w:numPr>
-        <w:spacing w:line="360" w:lineRule="auto"/>
-        <w:rPr>
-          <w:rFonts w:ascii="Times New Roman" w:hAnsi="Times New Roman" w:cs="Times New Roman"/>
-          <w:b/>
-          <w:sz w:val="24"/>
-          <w:szCs w:val="24"/>
-        </w:rPr>
-      </w:pPr>
-      <w:r>
-        <w:rPr>
-          <w:rFonts w:ascii="Times New Roman" w:hAnsi="Times New Roman" w:cs="Times New Roman"/>
-          <w:b/>
-          <w:sz w:val="24"/>
-          <w:szCs w:val="24"/>
-        </w:rPr>
-        <w:t>Общее покрытие</w:t>
-      </w:r>
-    </w:p>
-    <w:p>
-      <w:pPr>
-        <w:pStyle w:val="Footer"/>
-        <w:spacing w:line="360" w:lineRule="auto"/>
-        <w:ind w:firstLine="720"/>
-        <w:rPr>
-          <w:rFonts w:ascii="Times New Roman" w:hAnsi="Times New Roman" w:cs="Times New Roman"/>
-          <w:bCs/>
-          <w:sz w:val="24"/>
-          <w:szCs w:val="24"/>
-        </w:rPr>
-      </w:pPr>
-      <w:r>
-        <w:rPr>
-          <w:rFonts w:ascii="Times New Roman" w:hAnsi="Times New Roman" w:cs="Times New Roman"/>
-          <w:bCs/>
-          <w:sz w:val="24"/>
-          <w:szCs w:val="24"/>
-        </w:rPr>
-        <w:t>Дополнительно в проект были включены тесты следующих категорий:</w:t>
-      </w:r>
-    </w:p>
-    <w:p>
-      <w:pPr>
-        <w:pStyle w:val="Footer"/>
-        <w:numPr>
-          <w:ilvl w:val="0"/>
-          <w:numId w:val="27"/>
-        </w:numPr>
-        <w:spacing w:line="360" w:lineRule="auto"/>
-        <w:rPr>
-          <w:rFonts w:ascii="Times New Roman" w:hAnsi="Times New Roman" w:cs="Times New Roman"/>
-          <w:bCs/>
-          <w:sz w:val="24"/>
-          <w:szCs w:val="24"/>
-          <w:lang w:val="en-US"/>
-        </w:rPr>
-      </w:pPr>
-      <w:proofErr w:type="spellStart"/>
-      <w:r>
-        <w:rPr>
-          <w:rFonts w:ascii="Times New Roman" w:hAnsi="Times New Roman" w:cs="Times New Roman"/>
-          <w:bCs/>
-          <w:sz w:val="24"/>
-          <w:szCs w:val="24"/>
-          <w:lang w:val="en-US"/>
-        </w:rPr>
-        <w:t>Проверка</w:t>
-      </w:r>
-      <w:proofErr w:type="spellEnd"/>
-      <w:r>
-        <w:rPr>
-          <w:rFonts w:ascii="Times New Roman" w:hAnsi="Times New Roman" w:cs="Times New Roman"/>
-          <w:bCs/>
-          <w:sz w:val="24"/>
-          <w:szCs w:val="24"/>
-          <w:lang w:val="en-US"/>
-        </w:rPr>
-        <w:t xml:space="preserve"> </w:t>
-      </w:r>
-      <w:proofErr w:type="spellStart"/>
-      <w:r>
-        <w:rPr>
-          <w:rFonts w:ascii="Times New Roman" w:hAnsi="Times New Roman" w:cs="Times New Roman"/>
-          <w:bCs/>
-          <w:sz w:val="24"/>
-          <w:szCs w:val="24"/>
-          <w:lang w:val="en-US"/>
-        </w:rPr>
-        <w:t>некорректных</w:t>
-      </w:r>
-      <w:proofErr w:type="spellEnd"/>
-      <w:r>
-        <w:rPr>
-          <w:rFonts w:ascii="Times New Roman" w:hAnsi="Times New Roman" w:cs="Times New Roman"/>
-          <w:bCs/>
-          <w:sz w:val="24"/>
-          <w:szCs w:val="24"/>
-          <w:lang w:val="en-US"/>
-        </w:rPr>
-        <w:t xml:space="preserve"> </w:t>
-      </w:r>
-      <w:proofErr w:type="spellStart"/>
-      <w:r>
-        <w:rPr>
-          <w:rFonts w:ascii="Times New Roman" w:hAnsi="Times New Roman" w:cs="Times New Roman"/>
-          <w:bCs/>
-          <w:sz w:val="24"/>
-          <w:szCs w:val="24"/>
-          <w:lang w:val="en-US"/>
-        </w:rPr>
-        <w:t>аргументов</w:t>
-      </w:r>
-      <w:proofErr w:type="spellEnd"/>
-      <w:r>
-        <w:rPr>
-          <w:rFonts w:ascii="Times New Roman" w:hAnsi="Times New Roman" w:cs="Times New Roman"/>
-          <w:bCs/>
-          <w:sz w:val="24"/>
-          <w:szCs w:val="24"/>
-          <w:lang w:val="en-US"/>
-        </w:rPr>
-        <w:t>:</w:t>
-      </w:r>
-    </w:p>
-    <w:p>
-      <w:pPr>
-        <w:pStyle w:val="Footer"/>
-        <w:numPr>
-          <w:ilvl w:val="1"/>
-          <w:numId w:val="27"/>
-        </w:numPr>
-        <w:spacing w:line="360" w:lineRule="auto"/>
-        <w:rPr>
-          <w:rFonts w:ascii="Times New Roman" w:hAnsi="Times New Roman" w:cs="Times New Roman"/>
-          <w:bCs/>
-          <w:sz w:val="24"/>
-          <w:szCs w:val="24"/>
-        </w:rPr>
-      </w:pPr>
-      <w:r>
-        <w:rPr>
-          <w:rFonts w:ascii="Times New Roman" w:hAnsi="Times New Roman" w:cs="Times New Roman"/>
-          <w:bCs/>
-          <w:sz w:val="24"/>
-          <w:szCs w:val="24"/>
-          <w:lang w:val="en-US"/>
-        </w:rPr>
-        <w:t>eps</w:t>
-      </w:r>
-      <w:r>
-        <w:rPr>
-          <w:rFonts w:ascii="Times New Roman" w:hAnsi="Times New Roman" w:cs="Times New Roman"/>
-          <w:bCs/>
-          <w:sz w:val="24"/>
-          <w:szCs w:val="24"/>
-        </w:rPr>
-        <w:t xml:space="preserve"> вне диапазона (например, </w:t>
-      </w:r>
-      <w:r>
-        <w:rPr>
-          <w:rFonts w:ascii="Times New Roman" w:hAnsi="Times New Roman" w:cs="Times New Roman"/>
-          <w:bCs/>
-          <w:sz w:val="24"/>
-          <w:szCs w:val="24"/>
-          <w:lang w:val="en-US"/>
-        </w:rPr>
-        <w:t>eps</w:t>
-      </w:r>
-      <w:r>
-        <w:rPr>
-          <w:rFonts w:ascii="Times New Roman" w:hAnsi="Times New Roman" w:cs="Times New Roman"/>
-          <w:bCs/>
-          <w:sz w:val="24"/>
-          <w:szCs w:val="24"/>
-        </w:rPr>
-        <w:t xml:space="preserve"> &lt;= 0 или </w:t>
-      </w:r>
-      <w:r>
-        <w:rPr>
-          <w:rFonts w:ascii="Times New Roman" w:hAnsi="Times New Roman" w:cs="Times New Roman"/>
-          <w:bCs/>
-          <w:sz w:val="24"/>
-          <w:szCs w:val="24"/>
-          <w:lang w:val="en-US"/>
-        </w:rPr>
-        <w:t>eps</w:t>
-      </w:r>
-      <w:r>
-        <w:rPr>
-          <w:rFonts w:ascii="Times New Roman" w:hAnsi="Times New Roman" w:cs="Times New Roman"/>
-          <w:bCs/>
-          <w:sz w:val="24"/>
-          <w:szCs w:val="24"/>
-        </w:rPr>
-        <w:t xml:space="preserve"> &gt;= 1);</w:t>
-      </w:r>
-    </w:p>
-    <w:p>
-      <w:pPr>
-        <w:pStyle w:val="Footer"/>
-        <w:numPr>
-          <w:ilvl w:val="1"/>
-          <w:numId w:val="27"/>
-        </w:numPr>
-        <w:spacing w:line="360" w:lineRule="auto"/>
-        <w:rPr>
-          <w:rFonts w:ascii="Times New Roman" w:hAnsi="Times New Roman" w:cs="Times New Roman"/>
-          <w:bCs/>
-          <w:sz w:val="24"/>
-          <w:szCs w:val="24"/>
-        </w:rPr>
-      </w:pPr>
-      <w:r>
-        <w:rPr>
-          <w:rFonts w:ascii="Times New Roman" w:hAnsi="Times New Roman" w:cs="Times New Roman"/>
-          <w:bCs/>
-          <w:sz w:val="24"/>
-          <w:szCs w:val="24"/>
-        </w:rPr>
-        <w:t>некорректные точки для логарифмов (</w:t>
-      </w:r>
-      <m:oMath>
-        <m:r>
-          <w:rPr>
-            <w:rFonts w:ascii="Cambria Math" w:hAnsi="Cambria Math" w:cs="Times New Roman"/>
-            <w:sz w:val="24"/>
-            <w:szCs w:val="24"/>
-            <w:lang w:val="en-US"/>
-          </w:rPr>
-          <m:t>x</m:t>
-        </m:r>
-        <m:r>
-          <w:rPr>
-            <w:rFonts w:ascii="Cambria Math" w:hAnsi="Cambria Math" w:cs="Times New Roman"/>
-            <w:sz w:val="24"/>
-            <w:szCs w:val="24"/>
-          </w:rPr>
-          <m:t>≤0</m:t>
-        </m:r>
-      </m:oMath>
-      <w:r>
-        <w:rPr>
-          <w:rFonts w:ascii="Times New Roman" w:hAnsi="Times New Roman" w:cs="Times New Roman"/>
-          <w:bCs/>
-          <w:sz w:val="24"/>
-          <w:szCs w:val="24"/>
-        </w:rPr>
-        <w:t>);</w:t>
-      </w:r>
-    </w:p>
-    <w:p>
-      <w:pPr>
-        <w:pStyle w:val="Footer"/>
-        <w:numPr>
-          <w:ilvl w:val="1"/>
-          <w:numId w:val="27"/>
-        </w:numPr>
-        <w:spacing w:line="360" w:lineRule="auto"/>
-        <w:rPr>
-          <w:rFonts w:ascii="Times New Roman" w:hAnsi="Times New Roman" w:cs="Times New Roman"/>
-          <w:bCs/>
-          <w:sz w:val="24"/>
-          <w:szCs w:val="24"/>
-        </w:rPr>
-      </w:pPr>
-      <w:r>
-        <w:rPr>
-          <w:rFonts w:ascii="Times New Roman" w:hAnsi="Times New Roman" w:cs="Times New Roman"/>
-          <w:bCs/>
-          <w:sz w:val="24"/>
-          <w:szCs w:val="24"/>
-        </w:rPr>
-        <w:t>точки неопределенности для функций с делением (</w:t>
-      </w:r>
-      <w:r>
-        <w:rPr>
-          <w:rFonts w:ascii="Times New Roman" w:hAnsi="Times New Roman" w:cs="Times New Roman"/>
-          <w:bCs/>
-          <w:sz w:val="24"/>
-          <w:szCs w:val="24"/>
-          <w:lang w:val="en-US"/>
-        </w:rPr>
-        <w:t>sec</w:t>
-      </w:r>
-      <w:r>
-        <w:rPr>
-          <w:rFonts w:ascii="Times New Roman" w:hAnsi="Times New Roman" w:cs="Times New Roman"/>
-          <w:bCs/>
-          <w:sz w:val="24"/>
-          <w:szCs w:val="24"/>
-        </w:rPr>
-        <w:t xml:space="preserve">, </w:t>
-      </w:r>
-      <w:r>
-        <w:rPr>
-          <w:rFonts w:ascii="Times New Roman" w:hAnsi="Times New Roman" w:cs="Times New Roman"/>
-          <w:bCs/>
-          <w:sz w:val="24"/>
-          <w:szCs w:val="24"/>
-          <w:lang w:val="en-US"/>
-        </w:rPr>
-        <w:t>csc</w:t>
-      </w:r>
-      <w:r>
-        <w:rPr>
-          <w:rFonts w:ascii="Times New Roman" w:hAnsi="Times New Roman" w:cs="Times New Roman"/>
-          <w:bCs/>
-          <w:sz w:val="24"/>
-          <w:szCs w:val="24"/>
-        </w:rPr>
-        <w:t xml:space="preserve">, </w:t>
-      </w:r>
-      <w:r>
-        <w:rPr>
-          <w:rFonts w:ascii="Times New Roman" w:hAnsi="Times New Roman" w:cs="Times New Roman"/>
-          <w:bCs/>
-          <w:sz w:val="24"/>
-          <w:szCs w:val="24"/>
-          <w:lang w:val="en-US"/>
-        </w:rPr>
-        <w:t>tan</w:t>
-      </w:r>
-      <w:r>
-        <w:rPr>
-          <w:rFonts w:ascii="Times New Roman" w:hAnsi="Times New Roman" w:cs="Times New Roman"/>
-          <w:bCs/>
-          <w:sz w:val="24"/>
-          <w:szCs w:val="24"/>
-        </w:rPr>
-        <w:t xml:space="preserve">, </w:t>
-      </w:r>
-      <w:r>
-        <w:rPr>
-          <w:rFonts w:ascii="Times New Roman" w:hAnsi="Times New Roman" w:cs="Times New Roman"/>
-          <w:bCs/>
-          <w:sz w:val="24"/>
-          <w:szCs w:val="24"/>
-          <w:lang w:val="en-US"/>
-        </w:rPr>
-        <w:t>cot</w:t>
-      </w:r>
-      <w:r>
-        <w:rPr>
-          <w:rFonts w:ascii="Times New Roman" w:hAnsi="Times New Roman" w:cs="Times New Roman"/>
-          <w:bCs/>
-          <w:sz w:val="24"/>
-          <w:szCs w:val="24"/>
-        </w:rPr>
-        <w:t>).</w:t>
-      </w:r>
-    </w:p>
-    <w:p>
-      <w:pPr>
-        <w:pStyle w:val="Footer"/>
-        <w:numPr>
-          <w:ilvl w:val="0"/>
-          <w:numId w:val="27"/>
-        </w:numPr>
-        <w:spacing w:line="360" w:lineRule="auto"/>
-        <w:rPr>
-          <w:rFonts w:ascii="Times New Roman" w:hAnsi="Times New Roman" w:cs="Times New Roman"/>
-          <w:bCs/>
-          <w:sz w:val="24"/>
-          <w:szCs w:val="24"/>
-        </w:rPr>
-      </w:pPr>
-      <w:r>
-        <w:rPr>
-          <w:rFonts w:ascii="Times New Roman" w:hAnsi="Times New Roman" w:cs="Times New Roman"/>
-          <w:bCs/>
-          <w:sz w:val="24"/>
-          <w:szCs w:val="24"/>
-        </w:rPr>
-        <w:t>Проверка точности и допустимой погрешности:</w:t>
-      </w:r>
-    </w:p>
-    <w:p>
-      <w:pPr>
-        <w:pStyle w:val="Footer"/>
-        <w:numPr>
-          <w:ilvl w:val="1"/>
-          <w:numId w:val="27"/>
-        </w:numPr>
-        <w:spacing w:line="360" w:lineRule="auto"/>
-        <w:rPr>
-          <w:rFonts w:ascii="Times New Roman" w:hAnsi="Times New Roman" w:cs="Times New Roman"/>
-          <w:bCs/>
-          <w:sz w:val="24"/>
-          <w:szCs w:val="24"/>
-        </w:rPr>
-      </w:pPr>
-      <w:r>
-        <w:rPr>
-          <w:rFonts w:ascii="Times New Roman" w:hAnsi="Times New Roman" w:cs="Times New Roman"/>
-          <w:bCs/>
-          <w:sz w:val="24"/>
-          <w:szCs w:val="24"/>
-        </w:rPr>
-        <w:lastRenderedPageBreak/>
-        <w:t xml:space="preserve">для базовых функций </w:t>
-      </w:r>
-      <w:r>
-        <w:rPr>
-          <w:rFonts w:ascii="Times New Roman" w:hAnsi="Times New Roman" w:cs="Times New Roman"/>
-          <w:bCs/>
-          <w:sz w:val="24"/>
-          <w:szCs w:val="24"/>
-          <w:lang w:val="en-US"/>
-        </w:rPr>
-        <w:t>sin</w:t>
-      </w:r>
-      <w:r>
-        <w:rPr>
-          <w:rFonts w:ascii="Times New Roman" w:hAnsi="Times New Roman" w:cs="Times New Roman"/>
-          <w:bCs/>
-          <w:sz w:val="24"/>
-          <w:szCs w:val="24"/>
-        </w:rPr>
-        <w:t>(</w:t>
-      </w:r>
-      <w:r>
-        <w:rPr>
-          <w:rFonts w:ascii="Times New Roman" w:hAnsi="Times New Roman" w:cs="Times New Roman"/>
-          <w:bCs/>
-          <w:sz w:val="24"/>
-          <w:szCs w:val="24"/>
-          <w:lang w:val="en-US"/>
-        </w:rPr>
-        <w:t>x</w:t>
-      </w:r>
-      <w:r>
-        <w:rPr>
-          <w:rFonts w:ascii="Times New Roman" w:hAnsi="Times New Roman" w:cs="Times New Roman"/>
-          <w:bCs/>
-          <w:sz w:val="24"/>
-          <w:szCs w:val="24"/>
-        </w:rPr>
-        <w:t xml:space="preserve">) и </w:t>
-      </w:r>
-      <w:r>
-        <w:rPr>
-          <w:rFonts w:ascii="Times New Roman" w:hAnsi="Times New Roman" w:cs="Times New Roman"/>
-          <w:bCs/>
-          <w:sz w:val="24"/>
-          <w:szCs w:val="24"/>
-          <w:lang w:val="en-US"/>
-        </w:rPr>
-        <w:t>ln</w:t>
-      </w:r>
-      <w:r>
-        <w:rPr>
-          <w:rFonts w:ascii="Times New Roman" w:hAnsi="Times New Roman" w:cs="Times New Roman"/>
-          <w:bCs/>
-          <w:sz w:val="24"/>
-          <w:szCs w:val="24"/>
-        </w:rPr>
-        <w:t>(</w:t>
-      </w:r>
-      <w:r>
-        <w:rPr>
-          <w:rFonts w:ascii="Times New Roman" w:hAnsi="Times New Roman" w:cs="Times New Roman"/>
-          <w:bCs/>
-          <w:sz w:val="24"/>
-          <w:szCs w:val="24"/>
-          <w:lang w:val="en-US"/>
-        </w:rPr>
-        <w:t>x</w:t>
-      </w:r>
-      <w:r>
-        <w:rPr>
-          <w:rFonts w:ascii="Times New Roman" w:hAnsi="Times New Roman" w:cs="Times New Roman"/>
-          <w:bCs/>
-          <w:sz w:val="24"/>
-          <w:szCs w:val="24"/>
-        </w:rPr>
-        <w:t xml:space="preserve">) сравнение с </w:t>
-      </w:r>
-      <w:r>
-        <w:rPr>
-          <w:rFonts w:ascii="Times New Roman" w:hAnsi="Times New Roman" w:cs="Times New Roman"/>
-          <w:bCs/>
-          <w:sz w:val="24"/>
-          <w:szCs w:val="24"/>
-          <w:lang w:val="en-US"/>
-        </w:rPr>
-        <w:t>oracle</w:t>
-      </w:r>
-      <w:r>
-        <w:rPr>
-          <w:rFonts w:ascii="Times New Roman" w:hAnsi="Times New Roman" w:cs="Times New Roman"/>
-          <w:bCs/>
-          <w:sz w:val="24"/>
-          <w:szCs w:val="24"/>
-        </w:rPr>
-        <w:t xml:space="preserve"> (</w:t>
-      </w:r>
-      <w:r>
-        <w:rPr>
-          <w:rFonts w:ascii="Times New Roman" w:hAnsi="Times New Roman" w:cs="Times New Roman"/>
-          <w:bCs/>
-          <w:sz w:val="24"/>
-          <w:szCs w:val="24"/>
-          <w:lang w:val="en-US"/>
-        </w:rPr>
-        <w:t>Math</w:t>
-      </w:r>
-      <w:r>
-        <w:rPr>
-          <w:rFonts w:ascii="Times New Roman" w:hAnsi="Times New Roman" w:cs="Times New Roman"/>
-          <w:bCs/>
-          <w:sz w:val="24"/>
-          <w:szCs w:val="24"/>
-        </w:rPr>
-        <w:t>.</w:t>
-      </w:r>
-      <w:r>
-        <w:rPr>
-          <w:rFonts w:ascii="Times New Roman" w:hAnsi="Times New Roman" w:cs="Times New Roman"/>
-          <w:bCs/>
-          <w:sz w:val="24"/>
-          <w:szCs w:val="24"/>
-          <w:lang w:val="en-US"/>
-        </w:rPr>
-        <w:t>sin</w:t>
-      </w:r>
-      <w:r>
-        <w:rPr>
-          <w:rFonts w:ascii="Times New Roman" w:hAnsi="Times New Roman" w:cs="Times New Roman"/>
-          <w:bCs/>
-          <w:sz w:val="24"/>
-          <w:szCs w:val="24"/>
-        </w:rPr>
-        <w:t xml:space="preserve">, </w:t>
-      </w:r>
-      <w:r>
-        <w:rPr>
-          <w:rFonts w:ascii="Times New Roman" w:hAnsi="Times New Roman" w:cs="Times New Roman"/>
-          <w:bCs/>
-          <w:sz w:val="24"/>
-          <w:szCs w:val="24"/>
-          <w:lang w:val="en-US"/>
-        </w:rPr>
-        <w:t>Math</w:t>
-      </w:r>
-      <w:r>
-        <w:rPr>
-          <w:rFonts w:ascii="Times New Roman" w:hAnsi="Times New Roman" w:cs="Times New Roman"/>
-          <w:bCs/>
-          <w:sz w:val="24"/>
-          <w:szCs w:val="24"/>
-        </w:rPr>
-        <w:t>.</w:t>
-      </w:r>
-      <w:r>
-        <w:rPr>
-          <w:rFonts w:ascii="Times New Roman" w:hAnsi="Times New Roman" w:cs="Times New Roman"/>
-          <w:bCs/>
-          <w:sz w:val="24"/>
-          <w:szCs w:val="24"/>
-          <w:lang w:val="en-US"/>
-        </w:rPr>
-        <w:t>log</w:t>
-      </w:r>
-      <w:r>
-        <w:rPr>
-          <w:rFonts w:ascii="Times New Roman" w:hAnsi="Times New Roman" w:cs="Times New Roman"/>
-          <w:bCs/>
-          <w:sz w:val="24"/>
-          <w:szCs w:val="24"/>
-        </w:rPr>
-        <w:t>) в заданной точности;</w:t>
-      </w:r>
-    </w:p>
-    <w:p>
-      <w:pPr>
-        <w:pStyle w:val="Footer"/>
-        <w:numPr>
-          <w:ilvl w:val="1"/>
-          <w:numId w:val="27"/>
-        </w:numPr>
-        <w:spacing w:line="360" w:lineRule="auto"/>
-        <w:rPr>
-          <w:rFonts w:ascii="Times New Roman" w:hAnsi="Times New Roman" w:cs="Times New Roman"/>
-          <w:bCs/>
-          <w:sz w:val="24"/>
-          <w:szCs w:val="24"/>
-        </w:rPr>
-      </w:pPr>
-      <w:r>
-        <w:rPr>
-          <w:rFonts w:ascii="Times New Roman" w:hAnsi="Times New Roman" w:cs="Times New Roman"/>
-          <w:bCs/>
-          <w:sz w:val="24"/>
-          <w:szCs w:val="24"/>
-        </w:rPr>
-        <w:t>для системы — более широкая допустимая погрешность, так как ошибка накапливается при композиции нескольких функций.</w:t>
-      </w:r>
-    </w:p>
-    <w:p>
-      <w:pPr>
-        <w:pStyle w:val="Footer"/>
-        <w:numPr>
-          <w:ilvl w:val="0"/>
-          <w:numId w:val="27"/>
-        </w:numPr>
-        <w:spacing w:line="360" w:lineRule="auto"/>
-        <w:rPr>
-          <w:rFonts w:ascii="Times New Roman" w:hAnsi="Times New Roman" w:cs="Times New Roman"/>
-          <w:bCs/>
-          <w:sz w:val="24"/>
-          <w:szCs w:val="24"/>
-        </w:rPr>
-      </w:pPr>
-      <w:r>
-        <w:rPr>
-          <w:rFonts w:ascii="Times New Roman" w:hAnsi="Times New Roman" w:cs="Times New Roman"/>
-          <w:bCs/>
-          <w:sz w:val="24"/>
-          <w:szCs w:val="24"/>
-        </w:rPr>
-        <w:t>Проверка использования модулей по заданию:</w:t>
-      </w:r>
-    </w:p>
-    <w:p>
-      <w:pPr>
-        <w:pStyle w:val="Footer"/>
-        <w:numPr>
-          <w:ilvl w:val="1"/>
-          <w:numId w:val="27"/>
-        </w:numPr>
-        <w:spacing w:line="360" w:lineRule="auto"/>
-        <w:rPr>
-          <w:rFonts w:ascii="Times New Roman" w:hAnsi="Times New Roman" w:cs="Times New Roman"/>
-          <w:bCs/>
-          <w:sz w:val="24"/>
-          <w:szCs w:val="24"/>
-        </w:rPr>
-      </w:pPr>
-      <w:r>
-        <w:rPr>
-          <w:rFonts w:ascii="Times New Roman" w:hAnsi="Times New Roman" w:cs="Times New Roman"/>
-          <w:bCs/>
-          <w:sz w:val="24"/>
-          <w:szCs w:val="24"/>
-          <w:lang w:val="en-US"/>
-        </w:rPr>
-        <w:t>cos</w:t>
-      </w:r>
-      <w:r>
-        <w:rPr>
-          <w:rFonts w:ascii="Times New Roman" w:hAnsi="Times New Roman" w:cs="Times New Roman"/>
-          <w:bCs/>
-          <w:sz w:val="24"/>
-          <w:szCs w:val="24"/>
-        </w:rPr>
-        <w:t>(</w:t>
-      </w:r>
-      <w:r>
-        <w:rPr>
-          <w:rFonts w:ascii="Times New Roman" w:hAnsi="Times New Roman" w:cs="Times New Roman"/>
-          <w:bCs/>
-          <w:sz w:val="24"/>
-          <w:szCs w:val="24"/>
-          <w:lang w:val="en-US"/>
-        </w:rPr>
-        <w:t>x</w:t>
-      </w:r>
-      <w:r>
-        <w:rPr>
-          <w:rFonts w:ascii="Times New Roman" w:hAnsi="Times New Roman" w:cs="Times New Roman"/>
-          <w:bCs/>
-          <w:sz w:val="24"/>
-          <w:szCs w:val="24"/>
-        </w:rPr>
-        <w:t xml:space="preserve">) вычисляется через </w:t>
-      </w:r>
-      <w:r>
-        <w:rPr>
-          <w:rFonts w:ascii="Times New Roman" w:hAnsi="Times New Roman" w:cs="Times New Roman"/>
-          <w:bCs/>
-          <w:sz w:val="24"/>
-          <w:szCs w:val="24"/>
-          <w:lang w:val="en-US"/>
-        </w:rPr>
-        <w:t>sin</w:t>
-      </w:r>
-      <w:r>
-        <w:rPr>
-          <w:rFonts w:ascii="Times New Roman" w:hAnsi="Times New Roman" w:cs="Times New Roman"/>
-          <w:bCs/>
-          <w:sz w:val="24"/>
-          <w:szCs w:val="24"/>
-        </w:rPr>
-        <w:t>(</w:t>
-      </w:r>
-      <w:r>
-        <w:rPr>
-          <w:rFonts w:ascii="Times New Roman" w:hAnsi="Times New Roman" w:cs="Times New Roman"/>
-          <w:bCs/>
-          <w:sz w:val="24"/>
-          <w:szCs w:val="24"/>
-          <w:lang w:val="en-US"/>
-        </w:rPr>
-        <w:t>x</w:t>
-      </w:r>
-      <w:r>
-        <w:rPr>
-          <w:rFonts w:ascii="Times New Roman" w:hAnsi="Times New Roman" w:cs="Times New Roman"/>
-          <w:bCs/>
-          <w:sz w:val="24"/>
-          <w:szCs w:val="24"/>
-        </w:rPr>
-        <w:t>) (модульная зависимость зафиксирована архитектурно),</w:t>
-      </w:r>
-    </w:p>
-    <w:p>
-      <w:pPr>
-        <w:pStyle w:val="Footer"/>
-        <w:numPr>
-          <w:ilvl w:val="1"/>
-          <w:numId w:val="27"/>
-        </w:numPr>
-        <w:spacing w:line="360" w:lineRule="auto"/>
-        <w:rPr>
-          <w:rFonts w:ascii="Times New Roman" w:hAnsi="Times New Roman" w:cs="Times New Roman"/>
-          <w:bCs/>
-          <w:sz w:val="24"/>
-          <w:szCs w:val="24"/>
-        </w:rPr>
-      </w:pPr>
-      <w:r>
-        <w:rPr>
-          <w:rFonts w:ascii="Times New Roman" w:hAnsi="Times New Roman" w:cs="Times New Roman"/>
-          <w:bCs/>
-          <w:sz w:val="24"/>
-          <w:szCs w:val="24"/>
-          <w:lang w:val="en-US"/>
-        </w:rPr>
-        <w:t>log</w:t>
-      </w:r>
-      <w:r>
-        <w:rPr>
-          <w:rFonts w:ascii="Times New Roman" w:hAnsi="Times New Roman" w:cs="Times New Roman"/>
-          <w:bCs/>
-          <w:sz w:val="24"/>
-          <w:szCs w:val="24"/>
-        </w:rPr>
-        <w:t>_</w:t>
-      </w:r>
-      <w:r>
-        <w:rPr>
-          <w:rFonts w:ascii="Times New Roman" w:hAnsi="Times New Roman" w:cs="Times New Roman"/>
-          <w:bCs/>
-          <w:sz w:val="24"/>
-          <w:szCs w:val="24"/>
-          <w:lang w:val="en-US"/>
-        </w:rPr>
-        <w:t>b</w:t>
-      </w:r>
-      <w:r>
-        <w:rPr>
-          <w:rFonts w:ascii="Times New Roman" w:hAnsi="Times New Roman" w:cs="Times New Roman"/>
-          <w:bCs/>
-          <w:sz w:val="24"/>
-          <w:szCs w:val="24"/>
-        </w:rPr>
-        <w:t>(</w:t>
-      </w:r>
-      <w:r>
-        <w:rPr>
-          <w:rFonts w:ascii="Times New Roman" w:hAnsi="Times New Roman" w:cs="Times New Roman"/>
-          <w:bCs/>
-          <w:sz w:val="24"/>
-          <w:szCs w:val="24"/>
-          <w:lang w:val="en-US"/>
-        </w:rPr>
-        <w:t>x</w:t>
-      </w:r>
-      <w:r>
-        <w:rPr>
-          <w:rFonts w:ascii="Times New Roman" w:hAnsi="Times New Roman" w:cs="Times New Roman"/>
-          <w:bCs/>
-          <w:sz w:val="24"/>
-          <w:szCs w:val="24"/>
-        </w:rPr>
-        <w:t xml:space="preserve">) вычисляется через </w:t>
-      </w:r>
-      <w:r>
-        <w:rPr>
-          <w:rFonts w:ascii="Times New Roman" w:hAnsi="Times New Roman" w:cs="Times New Roman"/>
-          <w:bCs/>
-          <w:sz w:val="24"/>
-          <w:szCs w:val="24"/>
-          <w:lang w:val="en-US"/>
-        </w:rPr>
-        <w:t>ln</w:t>
-      </w:r>
-      <w:r>
-        <w:rPr>
-          <w:rFonts w:ascii="Times New Roman" w:hAnsi="Times New Roman" w:cs="Times New Roman"/>
-          <w:bCs/>
-          <w:sz w:val="24"/>
-          <w:szCs w:val="24"/>
-        </w:rPr>
-        <w:t>(</w:t>
-      </w:r>
-      <w:r>
-        <w:rPr>
-          <w:rFonts w:ascii="Times New Roman" w:hAnsi="Times New Roman" w:cs="Times New Roman"/>
-          <w:bCs/>
-          <w:sz w:val="24"/>
-          <w:szCs w:val="24"/>
-          <w:lang w:val="en-US"/>
-        </w:rPr>
-        <w:t>x</w:t>
-      </w:r>
-      <w:r>
-        <w:rPr>
-          <w:rFonts w:ascii="Times New Roman" w:hAnsi="Times New Roman" w:cs="Times New Roman"/>
-          <w:bCs/>
-          <w:sz w:val="24"/>
-          <w:szCs w:val="24"/>
-        </w:rPr>
-        <w:t>).</w:t>
-      </w:r>
-    </w:p>
-    <w:p>
-      <w:pPr>
-        <w:pStyle w:val="Footer"/>
-        <w:spacing w:line="360" w:lineRule="auto"/>
-        <w:ind w:firstLine="720"/>
-        <w:rPr>
-          <w:rFonts w:ascii="Times New Roman" w:hAnsi="Times New Roman" w:cs="Times New Roman"/>
-          <w:b/>
-          <w:sz w:val="24"/>
-          <w:szCs w:val="24"/>
-        </w:rPr>
-      </w:pPr>
-    </w:p>
-    <w:p>
-      <w:pPr>
-        <w:pStyle w:val="Footer"/>
-        <w:spacing w:line="360" w:lineRule="auto"/>
-        <w:ind w:firstLine="720"/>
-        <w:rPr>
-          <w:rFonts w:ascii="Times New Roman" w:hAnsi="Times New Roman" w:cs="Times New Roman"/>
-          <w:b/>
-          <w:sz w:val="24"/>
-          <w:szCs w:val="24"/>
-        </w:rPr>
-      </w:pPr>
-    </w:p>
-    <w:p>
-      <w:pPr>
-        <w:pStyle w:val="Footer"/>
-        <w:spacing w:line="360" w:lineRule="auto"/>
-        <w:ind w:firstLine="720"/>
-        <w:rPr>
-          <w:rFonts w:ascii="Times New Roman" w:hAnsi="Times New Roman" w:cs="Times New Roman"/>
-          <w:b/>
-          <w:sz w:val="24"/>
-          <w:szCs w:val="24"/>
-        </w:rPr>
-      </w:pPr>
-    </w:p>
-    <w:p>
-      <w:pPr>
-        <w:pStyle w:val="Footer"/>
-        <w:spacing w:line="360" w:lineRule="auto"/>
-        <w:ind w:firstLine="720"/>
-        <w:rPr>
-          <w:rFonts w:ascii="Times New Roman" w:hAnsi="Times New Roman" w:cs="Times New Roman"/>
-          <w:b/>
-          <w:sz w:val="24"/>
-          <w:szCs w:val="24"/>
-        </w:rPr>
-      </w:pPr>
-    </w:p>
-    <w:p>
-      <w:pPr>
-        <w:pStyle w:val="Footer"/>
-        <w:spacing w:line="360" w:lineRule="auto"/>
-        <w:ind w:firstLine="720"/>
-        <w:rPr>
-          <w:rFonts w:ascii="Times New Roman" w:hAnsi="Times New Roman" w:cs="Times New Roman"/>
-          <w:b/>
-          <w:sz w:val="24"/>
-          <w:szCs w:val="24"/>
-        </w:rPr>
-      </w:pPr>
-    </w:p>
-    <w:p>
-      <w:pPr>
-        <w:pStyle w:val="Footer"/>
-        <w:spacing w:line="360" w:lineRule="auto"/>
-        <w:ind w:firstLine="720"/>
-        <w:rPr>
-          <w:rFonts w:ascii="Times New Roman" w:hAnsi="Times New Roman" w:cs="Times New Roman"/>
-          <w:b/>
-          <w:sz w:val="24"/>
-          <w:szCs w:val="24"/>
-        </w:rPr>
-      </w:pPr>
-    </w:p>
-    <w:p>
-      <w:pPr>
-        <w:pStyle w:val="Footer"/>
-        <w:spacing w:line="360" w:lineRule="auto"/>
-        <w:ind w:firstLine="720"/>
-        <w:rPr>
-          <w:rFonts w:ascii="Times New Roman" w:hAnsi="Times New Roman" w:cs="Times New Roman"/>
-          <w:b/>
-          <w:sz w:val="24"/>
-          <w:szCs w:val="24"/>
-        </w:rPr>
-      </w:pPr>
-    </w:p>
-    <w:p>
-      <w:pPr>
-        <w:pStyle w:val="Footer"/>
-        <w:spacing w:line="360" w:lineRule="auto"/>
-        <w:ind w:firstLine="720"/>
-        <w:rPr>
-          <w:rFonts w:ascii="Times New Roman" w:hAnsi="Times New Roman" w:cs="Times New Roman"/>
-          <w:b/>
-          <w:sz w:val="24"/>
-          <w:szCs w:val="24"/>
-        </w:rPr>
-      </w:pPr>
-    </w:p>
-    <w:p>
-      <w:pPr>
-        <w:pStyle w:val="Footer"/>
-        <w:spacing w:line="360" w:lineRule="auto"/>
-        <w:rPr>
-          <w:rFonts w:ascii="Times New Roman" w:hAnsi="Times New Roman" w:cs="Times New Roman"/>
-          <w:b/>
-          <w:sz w:val="24"/>
-          <w:szCs w:val="24"/>
-          <w:lang w:val="vi-VN"/>
-        </w:rPr>
-      </w:pPr>
-    </w:p>
-    <w:p>
-      <w:pPr>
-        <w:pStyle w:val="Footer"/>
-        <w:spacing w:line="360" w:lineRule="auto"/>
-        <w:rPr>
-          <w:rFonts w:ascii="Times New Roman" w:hAnsi="Times New Roman" w:cs="Times New Roman"/>
-          <w:b/>
-          <w:sz w:val="24"/>
-          <w:szCs w:val="24"/>
-          <w:lang w:val="vi-VN"/>
-        </w:rPr>
-      </w:pPr>
-    </w:p>
-    <w:p>
-      <w:pPr>
-        <w:pStyle w:val="Footer"/>
-        <w:spacing w:line="360" w:lineRule="auto"/>
-        <w:ind w:firstLine="720"/>
-        <w:rPr>
-          <w:rFonts w:ascii="Times New Roman" w:hAnsi="Times New Roman" w:cs="Times New Roman"/>
-          <w:b/>
-          <w:sz w:val="24"/>
-          <w:szCs w:val="24"/>
-        </w:rPr>
-      </w:pPr>
-      <w:r>
-        <w:rPr>
-          <w:rFonts w:ascii="Times New Roman" w:hAnsi="Times New Roman" w:cs="Times New Roman"/>
-          <w:b/>
-          <w:sz w:val="24"/>
-          <w:szCs w:val="24"/>
-        </w:rPr>
-        <w:t>Тестовое покрытие</w:t>
-      </w:r>
-    </w:p>
-    <w:p>
-      <w:pPr>
-        <w:pStyle w:val="Footer"/>
-        <w:spacing w:line="360" w:lineRule="auto"/>
-        <w:ind w:firstLine="720"/>
-        <w:rPr>
-          <w:rFonts w:ascii="Times New Roman" w:hAnsi="Times New Roman" w:cs="Times New Roman"/>
-          <w:bCs/>
-          <w:sz w:val="24"/>
-          <w:szCs w:val="24"/>
-        </w:rPr>
-      </w:pPr>
-      <w:r>
-        <w:rPr>
-          <w:rFonts w:ascii="Times New Roman" w:hAnsi="Times New Roman" w:cs="Times New Roman"/>
-          <w:bCs/>
-          <w:sz w:val="24"/>
-          <w:szCs w:val="24"/>
-        </w:rPr>
-        <w:t>Как мы можем видеть, все работает корректно:</w:t>
-      </w:r>
-    </w:p>
-    <w:p>
-      <w:pPr>
-        <w:pStyle w:val="Footer"/>
-        <w:spacing w:line="360" w:lineRule="auto"/>
-        <w:ind w:firstLine="720"/>
-        <w:rPr>
-          <w:rFonts w:ascii="Times New Roman" w:hAnsi="Times New Roman" w:cs="Times New Roman"/>
-          <w:bCs/>
-          <w:sz w:val="24"/>
-          <w:szCs w:val="24"/>
-        </w:rPr>
-      </w:pPr>
-    </w:p>
-    <w:p>
-      <w:pPr>
-        <w:pStyle w:val="Footer"/>
-        <w:spacing w:line="360" w:lineRule="auto"/>
-        <w:jc w:val="center"/>
-        <w:rPr>
-          <w:rFonts w:ascii="Times New Roman" w:hAnsi="Times New Roman" w:cs="Times New Roman"/>
-          <w:bCs/>
-          <w:sz w:val="24"/>
-          <w:szCs w:val="24"/>
-          <w:lang w:val="en-US"/>
-        </w:rPr>
-      </w:pPr>
-      <w:r>
-        <w:rPr>
-          <w:noProof/>
-        </w:rPr>
-        <w:lastRenderedPageBreak/>
-        <w:drawing>
-          <wp:inline distT="0" distB="0" distL="0" distR="0" wp14:anchorId="665EB5BF" wp14:editId="29FBFC5B">
-            <wp:extent cx="5229225" cy="3737312"/>
-            <wp:effectExtent l="0" t="0" r="0" b="0"/>
-            <wp:docPr id="931938028" name="Picture 1"/>
-            <wp:cNvGraphicFramePr>
-              <a:graphicFrameLocks xmlns:a="http://schemas.openxmlformats.org/drawingml/2006/main" noChangeAspect="1"/>
-            </wp:cNvGraphicFramePr>
-            <a:graphic xmlns:a="http://schemas.openxmlformats.org/drawingml/2006/main">
-              <a:graphicData uri="http://schemas.openxmlformats.org/drawingml/2006/picture">
-                <pic:pic xmlns:pic="http://schemas.openxmlformats.org/drawingml/2006/picture">
-                  <pic:nvPicPr>
-                    <pic:cNvPr id="931938028" name=""/>
-                    <pic:cNvPicPr/>
-                  </pic:nvPicPr>
-                  <pic:blipFill>
-                    <a:blip r:embed="rId11"/>
-                    <a:stretch>
-                      <a:fillRect/>
-                    </a:stretch>
-                  </pic:blipFill>
-                  <pic:spPr>
-                    <a:xfrm>
-                      <a:off x="0" y="0"/>
-                      <a:ext cx="5242173" cy="3746566"/>
-                    </a:xfrm>
-                    <a:prstGeom prst="rect">
-                      <a:avLst/>
-                    </a:prstGeom>
-                  </pic:spPr>
-                </pic:pic>
-              </a:graphicData>
-            </a:graphic>
-          </wp:inline>
-        </w:drawing>
-      </w:r>
-    </w:p>
-    <w:p>
-      <w:pPr>
-        <w:pStyle w:val="Footer"/>
-        <w:spacing w:line="360" w:lineRule="auto"/>
-        <w:jc w:val="center"/>
-        <w:rPr>
-          <w:rFonts w:ascii="Times New Roman" w:hAnsi="Times New Roman" w:cs="Times New Roman"/>
-          <w:bCs/>
-          <w:sz w:val="24"/>
-          <w:szCs w:val="24"/>
-          <w:lang w:val="en-US"/>
-        </w:rPr>
-      </w:pPr>
-      <w:r>
-        <w:rPr>
-          <w:rFonts w:ascii="Times New Roman" w:hAnsi="Times New Roman" w:cs="Times New Roman"/>
-          <w:bCs/>
-          <w:i/>
-          <w:iCs/>
-          <w:sz w:val="24"/>
-          <w:szCs w:val="24"/>
-          <w:lang w:val="ru"/>
-        </w:rPr>
-        <w:t>Тесты успешно проходятся.</w:t>
-      </w:r>
-    </w:p>
-    <w:p>
-      <w:pPr>
-        <w:pStyle w:val="Footer"/>
-        <w:spacing w:line="360" w:lineRule="auto"/>
-        <w:jc w:val="center"/>
-        <w:rPr>
-          <w:rFonts w:ascii="Times New Roman" w:hAnsi="Times New Roman" w:cs="Times New Roman"/>
-          <w:bCs/>
-          <w:sz w:val="24"/>
-          <w:szCs w:val="24"/>
-          <w:lang w:val="en-US"/>
-        </w:rPr>
-      </w:pPr>
-      <w:r>
-        <w:rPr>
-          <w:noProof/>
-        </w:rPr>
-        <w:drawing>
-          <wp:inline distT="0" distB="0" distL="0" distR="0" wp14:anchorId="5DC0070D" wp14:editId="557F0424">
-            <wp:extent cx="5733415" cy="1516380"/>
-            <wp:effectExtent l="0" t="0" r="635" b="7620"/>
-            <wp:docPr id="1523165564" name="Picture 1"/>
-            <wp:cNvGraphicFramePr>
-              <a:graphicFrameLocks xmlns:a="http://schemas.openxmlformats.org/drawingml/2006/main" noChangeAspect="1"/>
-            </wp:cNvGraphicFramePr>
-            <a:graphic xmlns:a="http://schemas.openxmlformats.org/drawingml/2006/main">
-              <a:graphicData uri="http://schemas.openxmlformats.org/drawingml/2006/picture">
-                <pic:pic xmlns:pic="http://schemas.openxmlformats.org/drawingml/2006/picture">
-                  <pic:nvPicPr>
-                    <pic:cNvPr id="1523165564" name=""/>
-                    <pic:cNvPicPr/>
-                  </pic:nvPicPr>
-                  <pic:blipFill>
-                    <a:blip r:embed="rId12"/>
-                    <a:stretch>
-                      <a:fillRect/>
-                    </a:stretch>
-                  </pic:blipFill>
-                  <pic:spPr>
-                    <a:xfrm>
-                      <a:off x="0" y="0"/>
-                      <a:ext cx="5733415" cy="1516380"/>
-                    </a:xfrm>
-                    <a:prstGeom prst="rect">
-                      <a:avLst/>
-                    </a:prstGeom>
-                  </pic:spPr>
-                </pic:pic>
-              </a:graphicData>
-            </a:graphic>
-          </wp:inline>
-        </w:drawing>
-      </w:r>
-    </w:p>
-    <w:p>
-      <w:pPr>
-        <w:pStyle w:val="Footer"/>
-        <w:spacing w:line="360" w:lineRule="auto"/>
-        <w:jc w:val="center"/>
-        <w:rPr>
-          <w:rFonts w:ascii="Times New Roman" w:hAnsi="Times New Roman" w:cs="Times New Roman"/>
-          <w:bCs/>
-          <w:i/>
-          <w:iCs/>
-          <w:sz w:val="24"/>
-          <w:szCs w:val="24"/>
-          <w:lang w:val="vi-VN"/>
-        </w:rPr>
-      </w:pPr>
-      <w:r>
-        <w:rPr>
-          <w:rFonts w:ascii="Times New Roman" w:hAnsi="Times New Roman" w:cs="Times New Roman"/>
-          <w:bCs/>
-          <w:i/>
-          <w:iCs/>
-          <w:sz w:val="24"/>
-          <w:szCs w:val="24"/>
-          <w:lang w:val="ru"/>
-        </w:rPr>
-        <w:t>Итоговое тестовое покрытие.</w:t>
-      </w:r>
-    </w:p>
-    <w:p>
-      <w:pPr>
-        <w:pStyle w:val="Footer"/>
-        <w:spacing w:line="360" w:lineRule="auto"/>
-        <w:jc w:val="center"/>
-        <w:rPr>
-          <w:rFonts w:ascii="Times New Roman" w:hAnsi="Times New Roman" w:cs="Times New Roman"/>
-          <w:bCs/>
-          <w:i/>
-          <w:iCs/>
-          <w:sz w:val="24"/>
-          <w:szCs w:val="24"/>
-          <w:lang w:val="vi-VN"/>
-        </w:rPr>
-      </w:pPr>
-    </w:p>
-    <w:p>
-      <w:pPr>
-        <w:pStyle w:val="Footer"/>
-        <w:spacing w:line="360" w:lineRule="auto"/>
-        <w:jc w:val="center"/>
-        <w:rPr>
-          <w:rFonts w:ascii="Times New Roman" w:hAnsi="Times New Roman" w:cs="Times New Roman"/>
-          <w:bCs/>
-          <w:i/>
-          <w:iCs/>
-          <w:sz w:val="24"/>
-          <w:szCs w:val="24"/>
-          <w:lang w:val="vi-VN"/>
-        </w:rPr>
-      </w:pPr>
-    </w:p>
-    <w:p>
-      <w:pPr>
-        <w:pStyle w:val="Footer"/>
-        <w:spacing w:line="360" w:lineRule="auto"/>
-        <w:jc w:val="center"/>
-        <w:rPr>
-          <w:rFonts w:ascii="Times New Roman" w:hAnsi="Times New Roman" w:cs="Times New Roman"/>
-          <w:bCs/>
-          <w:i/>
-          <w:iCs/>
-          <w:sz w:val="24"/>
-          <w:szCs w:val="24"/>
-          <w:lang w:val="vi-VN"/>
-        </w:rPr>
-      </w:pPr>
-    </w:p>
-    <w:p>
-      <w:pPr>
-        <w:pStyle w:val="Footer"/>
-        <w:spacing w:line="360" w:lineRule="auto"/>
-        <w:jc w:val="center"/>
-        <w:rPr>
-          <w:rFonts w:ascii="Times New Roman" w:hAnsi="Times New Roman" w:cs="Times New Roman"/>
-          <w:bCs/>
-          <w:i/>
-          <w:iCs/>
-          <w:sz w:val="24"/>
-          <w:szCs w:val="24"/>
-          <w:lang w:val="vi-VN"/>
-        </w:rPr>
-      </w:pPr>
-    </w:p>
-    <w:p>
-      <w:pPr>
-        <w:pStyle w:val="Footer"/>
-        <w:spacing w:line="360" w:lineRule="auto"/>
-        <w:jc w:val="center"/>
-        <w:rPr>
-          <w:rFonts w:ascii="Times New Roman" w:hAnsi="Times New Roman" w:cs="Times New Roman"/>
-          <w:bCs/>
-          <w:i/>
-          <w:iCs/>
-          <w:sz w:val="24"/>
-          <w:szCs w:val="24"/>
-          <w:lang w:val="vi-VN"/>
-        </w:rPr>
-      </w:pPr>
-    </w:p>
-    <w:p>
-      <w:pPr>
-        <w:pStyle w:val="Footer"/>
-        <w:spacing w:line="360" w:lineRule="auto"/>
-        <w:jc w:val="center"/>
-        <w:rPr>
-          <w:rFonts w:ascii="Times New Roman" w:hAnsi="Times New Roman" w:cs="Times New Roman"/>
-          <w:bCs/>
-          <w:i/>
-          <w:iCs/>
-          <w:sz w:val="24"/>
-          <w:szCs w:val="24"/>
-          <w:lang w:val="vi-VN"/>
-        </w:rPr>
-      </w:pPr>
-    </w:p>
-    <w:p>
-      <w:pPr>
-        <w:pStyle w:val="Footer"/>
-        <w:spacing w:line="360" w:lineRule="auto"/>
-        <w:jc w:val="center"/>
-        <w:rPr>
-          <w:rFonts w:ascii="Times New Roman" w:hAnsi="Times New Roman" w:cs="Times New Roman"/>
-          <w:bCs/>
-          <w:i/>
-          <w:iCs/>
-          <w:sz w:val="24"/>
-          <w:szCs w:val="24"/>
-          <w:lang w:val="vi-VN"/>
-        </w:rPr>
-      </w:pPr>
-    </w:p>
-    <w:p>
-      <w:pPr>
-        <w:pStyle w:val="Footer"/>
-        <w:spacing w:line="360" w:lineRule="auto"/>
-        <w:jc w:val="center"/>
-        <w:rPr>
-          <w:rFonts w:ascii="Times New Roman" w:hAnsi="Times New Roman" w:cs="Times New Roman"/>
-          <w:bCs/>
-          <w:sz w:val="24"/>
-          <w:szCs w:val="24"/>
-          <w:lang w:val="vi-VN"/>
-        </w:rPr>
-      </w:pPr>
-    </w:p>
-    <w:p>
-      <w:pPr>
-        <w:pStyle w:val="Footer"/>
-        <w:spacing w:line="360" w:lineRule="auto"/>
-        <w:ind w:hanging="360"/>
-        <w:outlineLvl w:val="0"/>
-        <w:rPr>
-          <w:rFonts w:ascii="Times New Roman" w:hAnsi="Times New Roman" w:cs="Times New Roman"/>
-          <w:b/>
-          <w:sz w:val="24"/>
           <w:szCs w:val="32"/>
-          <w:lang w:val="vi-VN"/>
-        </w:rPr>
-      </w:pPr>
-      <w:r>
-        <w:rPr>
-          <w:rFonts w:ascii="Times New Roman" w:hAnsi="Times New Roman" w:cs="Times New Roman"/>
-          <w:b/>
-          <w:sz w:val="24"/>
-          <w:szCs w:val="32"/>
-          <w:lang w:val="vi-VN"/>
-        </w:rPr>
-        <w:tab/>
-      </w:r>
-      <w:bookmarkStart w:id="3" w:name="_Toc224262805"/>
-      <w:r>
-        <w:rPr>
-          <w:rFonts w:ascii="Times New Roman" w:hAnsi="Times New Roman" w:cs="Times New Roman"/>
-          <w:b/>
-          <w:sz w:val="24"/>
-          <w:szCs w:val="32"/>
-        </w:rPr>
-        <w:t>5.Графики</w:t>
-      </w:r>
-      <w:bookmarkEnd w:id="3"/>
-    </w:p>
-    <w:p>
-      <w:pPr>
-        <w:pStyle w:val="Footer"/>
-        <w:spacing w:line="360" w:lineRule="auto"/>
-        <w:ind w:hanging="360"/>
-        <w:rPr>
-          <w:rFonts w:ascii="Times New Roman" w:hAnsi="Times New Roman" w:cs="Times New Roman"/>
-          <w:b/>
-          <w:sz w:val="24"/>
-          <w:szCs w:val="32"/>
-          <w:lang w:val="vi-VN"/>
-        </w:rPr>
-      </w:pPr>
-    </w:p>
-    <w:p>
-      <w:pPr>
-        <w:pStyle w:val="Footer"/>
-        <w:spacing w:line="360" w:lineRule="auto"/>
-        <w:ind w:hanging="360"/>
-        <w:rPr>
-          <w:rFonts w:ascii="Times New Roman" w:hAnsi="Times New Roman" w:cs="Times New Roman"/>
-          <w:b/>
-          <w:sz w:val="24"/>
-          <w:szCs w:val="32"/>
-          <w:lang w:val="vi-VN"/>
-        </w:rPr>
-      </w:pPr>
-      <w:r>
-        <w:rPr>
-          <w:rFonts w:ascii="Times New Roman" w:hAnsi="Times New Roman" w:cs="Times New Roman"/>
-          <w:b/>
-          <w:noProof/>
-          <w:sz w:val="24"/>
-          <w:szCs w:val="32"/>
-          <w:lang w:val="vi-VN"/>
-        </w:rPr>
-        <w:lastRenderedPageBreak/>
-        <w:t xml:space="preserve">   </w:t>
-      </w:r>
-      <w:r>
-        <w:rPr>
-          <w:rFonts w:ascii="Times New Roman" w:hAnsi="Times New Roman" w:cs="Times New Roman"/>
-          <w:b/>
-          <w:noProof/>
-          <w:sz w:val="24"/>
-          <w:szCs w:val="32"/>
-          <w:lang w:val="vi-VN"/>
-        </w:rPr>
-        <w:drawing>
-          <wp:inline distT="0" distB="0" distL="0" distR="0" wp14:anchorId="7DAB4DDB" wp14:editId="458060EC">
-            <wp:extent cx="2871571" cy="1555845"/>
-            <wp:effectExtent l="0" t="0" r="5080" b="6350"/>
-            <wp:docPr id="153255871" name="Picture 3"/>
-            <wp:cNvGraphicFramePr>
-              <a:graphicFrameLocks xmlns:a="http://schemas.openxmlformats.org/drawingml/2006/main" noChangeAspect="1"/>
-            </wp:cNvGraphicFramePr>
-            <a:graphic xmlns:a="http://schemas.openxmlformats.org/drawingml/2006/main">
-              <a:graphicData uri="http://schemas.openxmlformats.org/drawingml/2006/picture">
-                <pic:pic xmlns:pic="http://schemas.openxmlformats.org/drawingml/2006/picture">
-                  <pic:nvPicPr>
-                    <pic:cNvPr id="153255871" name="Picture 153255871"/>
-                    <pic:cNvPicPr/>
-                  </pic:nvPicPr>
-                  <pic:blipFill>
-                    <a:blip r:embed="rId13" cstate="print">
-                      <a:extLst>
-                        <a:ext uri="{28A0092B-C50C-407E-A947-70E740481C1C}">
-                          <a14:useLocalDpi xmlns:a14="http://schemas.microsoft.com/office/drawing/2010/main" val="0"/>
-                        </a:ext>
-                      </a:extLst>
-                    </a:blip>
-                    <a:stretch>
-                      <a:fillRect/>
-                    </a:stretch>
-                  </pic:blipFill>
-                  <pic:spPr>
-                    <a:xfrm>
-                      <a:off x="0" y="0"/>
-                      <a:ext cx="2887297" cy="1564366"/>
-                    </a:xfrm>
-                    <a:prstGeom prst="rect">
-                      <a:avLst/>
-                    </a:prstGeom>
-                  </pic:spPr>
-                </pic:pic>
-              </a:graphicData>
-            </a:graphic>
-          </wp:inline>
-        </w:drawing>
-      </w:r>
-      <w:r>
-        <w:rPr>
-          <w:rFonts w:ascii="Times New Roman" w:hAnsi="Times New Roman" w:cs="Times New Roman"/>
-          <w:b/>
-          <w:noProof/>
-          <w:sz w:val="24"/>
-          <w:szCs w:val="32"/>
-          <w:lang w:val="vi-VN"/>
-        </w:rPr>
-        <w:drawing>
-          <wp:inline distT="0" distB="0" distL="0" distR="0" wp14:anchorId="6C76A4D8" wp14:editId="50A78404">
-            <wp:extent cx="2866029" cy="1561095"/>
-            <wp:effectExtent l="0" t="0" r="0" b="1270"/>
-            <wp:docPr id="82377285" name="Picture 4"/>
-            <wp:cNvGraphicFramePr>
-              <a:graphicFrameLocks xmlns:a="http://schemas.openxmlformats.org/drawingml/2006/main" noChangeAspect="1"/>
-            </wp:cNvGraphicFramePr>
-            <a:graphic xmlns:a="http://schemas.openxmlformats.org/drawingml/2006/main">
-              <a:graphicData uri="http://schemas.openxmlformats.org/drawingml/2006/picture">
-                <pic:pic xmlns:pic="http://schemas.openxmlformats.org/drawingml/2006/picture">
-                  <pic:nvPicPr>
-                    <pic:cNvPr id="82377285" name="Picture 82377285"/>
-                    <pic:cNvPicPr/>
-                  </pic:nvPicPr>
-                  <pic:blipFill>
-                    <a:blip r:embed="rId14" cstate="print">
-                      <a:extLst>
-                        <a:ext uri="{28A0092B-C50C-407E-A947-70E740481C1C}">
-                          <a14:useLocalDpi xmlns:a14="http://schemas.microsoft.com/office/drawing/2010/main" val="0"/>
-                        </a:ext>
-                      </a:extLst>
-                    </a:blip>
-                    <a:stretch>
-                      <a:fillRect/>
-                    </a:stretch>
-                  </pic:blipFill>
-                  <pic:spPr>
-                    <a:xfrm>
-                      <a:off x="0" y="0"/>
-                      <a:ext cx="2905789" cy="1582752"/>
-                    </a:xfrm>
-                    <a:prstGeom prst="rect">
-                      <a:avLst/>
-                    </a:prstGeom>
-                  </pic:spPr>
-                </pic:pic>
-              </a:graphicData>
-            </a:graphic>
-          </wp:inline>
-        </w:drawing>
-      </w:r>
-      <w:r>
-        <w:rPr>
-          <w:rFonts w:ascii="Times New Roman" w:hAnsi="Times New Roman" w:cs="Times New Roman"/>
-          <w:b/>
-          <w:noProof/>
-          <w:sz w:val="24"/>
-          <w:szCs w:val="32"/>
-          <w:lang w:val="vi-VN"/>
-        </w:rPr>
-        <w:drawing>
-          <wp:inline distT="0" distB="0" distL="0" distR="0" wp14:anchorId="0B2922C0" wp14:editId="46694C78">
-            <wp:extent cx="2693524" cy="1467134"/>
-            <wp:effectExtent l="0" t="0" r="0" b="0"/>
-            <wp:docPr id="1876977107" name="Picture 5"/>
-            <wp:cNvGraphicFramePr>
-              <a:graphicFrameLocks xmlns:a="http://schemas.openxmlformats.org/drawingml/2006/main" noChangeAspect="1"/>
-            </wp:cNvGraphicFramePr>
-            <a:graphic xmlns:a="http://schemas.openxmlformats.org/drawingml/2006/main">
-              <a:graphicData uri="http://schemas.openxmlformats.org/drawingml/2006/picture">
-                <pic:pic xmlns:pic="http://schemas.openxmlformats.org/drawingml/2006/picture">
-                  <pic:nvPicPr>
-                    <pic:cNvPr id="1876977107" name="Picture 1876977107"/>
-                    <pic:cNvPicPr/>
-                  </pic:nvPicPr>
-                  <pic:blipFill>
-                    <a:blip r:embed="rId15" cstate="print">
-                      <a:extLst>
-                        <a:ext uri="{28A0092B-C50C-407E-A947-70E740481C1C}">
-                          <a14:useLocalDpi xmlns:a14="http://schemas.microsoft.com/office/drawing/2010/main" val="0"/>
-                        </a:ext>
-                      </a:extLst>
-                    </a:blip>
-                    <a:stretch>
-                      <a:fillRect/>
-                    </a:stretch>
-                  </pic:blipFill>
-                  <pic:spPr>
-                    <a:xfrm>
-                      <a:off x="0" y="0"/>
-                      <a:ext cx="2707375" cy="1474678"/>
-                    </a:xfrm>
-                    <a:prstGeom prst="rect">
-                      <a:avLst/>
-                    </a:prstGeom>
-                  </pic:spPr>
-                </pic:pic>
-              </a:graphicData>
-            </a:graphic>
-          </wp:inline>
-        </w:drawing>
-      </w:r>
-      <w:r>
-        <w:rPr>
-          <w:rFonts w:ascii="Times New Roman" w:hAnsi="Times New Roman" w:cs="Times New Roman"/>
-          <w:b/>
-          <w:noProof/>
-          <w:sz w:val="24"/>
-          <w:szCs w:val="32"/>
-          <w:lang w:val="vi-VN"/>
-        </w:rPr>
-        <w:t xml:space="preserve">    </w:t>
-      </w:r>
-      <w:r>
-        <w:rPr>
-          <w:rFonts w:ascii="Times New Roman" w:hAnsi="Times New Roman" w:cs="Times New Roman"/>
-          <w:b/>
-          <w:noProof/>
-          <w:sz w:val="24"/>
-          <w:szCs w:val="32"/>
-          <w:lang w:val="vi-VN"/>
-        </w:rPr>
-        <w:drawing>
-          <wp:inline distT="0" distB="0" distL="0" distR="0" wp14:anchorId="7D3D6F3A" wp14:editId="4A6CAE58">
-            <wp:extent cx="2676713" cy="1487919"/>
-            <wp:effectExtent l="0" t="0" r="0" b="0"/>
-            <wp:docPr id="1471157543" name="Picture 6"/>
-            <wp:cNvGraphicFramePr>
-              <a:graphicFrameLocks xmlns:a="http://schemas.openxmlformats.org/drawingml/2006/main" noChangeAspect="1"/>
-            </wp:cNvGraphicFramePr>
-            <a:graphic xmlns:a="http://schemas.openxmlformats.org/drawingml/2006/main">
-              <a:graphicData uri="http://schemas.openxmlformats.org/drawingml/2006/picture">
-                <pic:pic xmlns:pic="http://schemas.openxmlformats.org/drawingml/2006/picture">
-                  <pic:nvPicPr>
-                    <pic:cNvPr id="1471157543" name="Picture 1471157543"/>
-                    <pic:cNvPicPr/>
-                  </pic:nvPicPr>
-                  <pic:blipFill>
-                    <a:blip r:embed="rId16" cstate="print">
-                      <a:extLst>
-                        <a:ext uri="{28A0092B-C50C-407E-A947-70E740481C1C}">
-                          <a14:useLocalDpi xmlns:a14="http://schemas.microsoft.com/office/drawing/2010/main" val="0"/>
-                        </a:ext>
-                      </a:extLst>
-                    </a:blip>
-                    <a:stretch>
-                      <a:fillRect/>
-                    </a:stretch>
-                  </pic:blipFill>
-                  <pic:spPr>
-                    <a:xfrm>
-                      <a:off x="0" y="0"/>
-                      <a:ext cx="2696053" cy="1498670"/>
-                    </a:xfrm>
-                    <a:prstGeom prst="rect">
-                      <a:avLst/>
-                    </a:prstGeom>
-                  </pic:spPr>
-                </pic:pic>
-              </a:graphicData>
-            </a:graphic>
-          </wp:inline>
-        </w:drawing>
-      </w:r>
-      <w:r>
-        <w:rPr>
-          <w:rFonts w:ascii="Times New Roman" w:hAnsi="Times New Roman" w:cs="Times New Roman"/>
-          <w:b/>
-          <w:noProof/>
-          <w:sz w:val="24"/>
-          <w:szCs w:val="32"/>
-          <w:lang w:val="vi-VN"/>
-        </w:rPr>
-        <w:drawing>
-          <wp:inline distT="0" distB="0" distL="0" distR="0" wp14:anchorId="1EF6C7DB" wp14:editId="59165FF9">
-            <wp:extent cx="2811185" cy="1562669"/>
-            <wp:effectExtent l="0" t="0" r="8255" b="0"/>
-            <wp:docPr id="1048953824" name="Picture 7"/>
-            <wp:cNvGraphicFramePr>
-              <a:graphicFrameLocks xmlns:a="http://schemas.openxmlformats.org/drawingml/2006/main" noChangeAspect="1"/>
-            </wp:cNvGraphicFramePr>
-            <a:graphic xmlns:a="http://schemas.openxmlformats.org/drawingml/2006/main">
-              <a:graphicData uri="http://schemas.openxmlformats.org/drawingml/2006/picture">
-                <pic:pic xmlns:pic="http://schemas.openxmlformats.org/drawingml/2006/picture">
-                  <pic:nvPicPr>
-                    <pic:cNvPr id="1048953824" name="Picture 1048953824"/>
-                    <pic:cNvPicPr/>
-                  </pic:nvPicPr>
-                  <pic:blipFill>
-                    <a:blip r:embed="rId17" cstate="print">
-                      <a:extLst>
-                        <a:ext uri="{28A0092B-C50C-407E-A947-70E740481C1C}">
-                          <a14:useLocalDpi xmlns:a14="http://schemas.microsoft.com/office/drawing/2010/main" val="0"/>
-                        </a:ext>
-                      </a:extLst>
-                    </a:blip>
-                    <a:stretch>
-                      <a:fillRect/>
-                    </a:stretch>
-                  </pic:blipFill>
-                  <pic:spPr>
-                    <a:xfrm>
-                      <a:off x="0" y="0"/>
-                      <a:ext cx="2823140" cy="1569314"/>
-                    </a:xfrm>
-                    <a:prstGeom prst="rect">
-                      <a:avLst/>
-                    </a:prstGeom>
-                  </pic:spPr>
-                </pic:pic>
-              </a:graphicData>
-            </a:graphic>
-          </wp:inline>
-        </w:drawing>
-      </w:r>
-      <w:r>
-        <w:rPr>
-          <w:rFonts w:ascii="Times New Roman" w:hAnsi="Times New Roman" w:cs="Times New Roman"/>
-          <w:b/>
-          <w:noProof/>
-          <w:sz w:val="24"/>
-          <w:szCs w:val="32"/>
-          <w:lang w:val="vi-VN"/>
-        </w:rPr>
-        <w:drawing>
-          <wp:inline distT="0" distB="0" distL="0" distR="0" wp14:anchorId="178D65FB" wp14:editId="66F17B5C">
-            <wp:extent cx="2687995" cy="1494190"/>
-            <wp:effectExtent l="0" t="0" r="0" b="0"/>
-            <wp:docPr id="1797528634" name="Picture 8"/>
-            <wp:cNvGraphicFramePr>
-              <a:graphicFrameLocks xmlns:a="http://schemas.openxmlformats.org/drawingml/2006/main" noChangeAspect="1"/>
-            </wp:cNvGraphicFramePr>
-            <a:graphic xmlns:a="http://schemas.openxmlformats.org/drawingml/2006/main">
-              <a:graphicData uri="http://schemas.openxmlformats.org/drawingml/2006/picture">
-                <pic:pic xmlns:pic="http://schemas.openxmlformats.org/drawingml/2006/picture">
-                  <pic:nvPicPr>
-                    <pic:cNvPr id="1797528634" name="Picture 1797528634"/>
-                    <pic:cNvPicPr/>
-                  </pic:nvPicPr>
-                  <pic:blipFill>
-                    <a:blip r:embed="rId18" cstate="print">
-                      <a:extLst>
-                        <a:ext uri="{28A0092B-C50C-407E-A947-70E740481C1C}">
-                          <a14:useLocalDpi xmlns:a14="http://schemas.microsoft.com/office/drawing/2010/main" val="0"/>
-                        </a:ext>
-                      </a:extLst>
-                    </a:blip>
-                    <a:stretch>
-                      <a:fillRect/>
-                    </a:stretch>
-                  </pic:blipFill>
-                  <pic:spPr>
-                    <a:xfrm>
-                      <a:off x="0" y="0"/>
-                      <a:ext cx="2696560" cy="1498951"/>
-                    </a:xfrm>
-                    <a:prstGeom prst="rect">
-                      <a:avLst/>
-                    </a:prstGeom>
-                  </pic:spPr>
-                </pic:pic>
-              </a:graphicData>
-            </a:graphic>
-          </wp:inline>
-        </w:drawing>
-      </w:r>
-      <w:r>
-        <w:rPr>
-          <w:rFonts w:ascii="Times New Roman" w:hAnsi="Times New Roman" w:cs="Times New Roman"/>
-          <w:b/>
-          <w:noProof/>
-          <w:sz w:val="24"/>
-          <w:szCs w:val="32"/>
-          <w:lang w:val="vi-VN"/>
-        </w:rPr>
-        <w:drawing>
-          <wp:inline distT="0" distB="0" distL="0" distR="0" wp14:anchorId="77FD0BB0" wp14:editId="31FA35DF">
-            <wp:extent cx="2781306" cy="1521725"/>
-            <wp:effectExtent l="0" t="0" r="0" b="2540"/>
-            <wp:docPr id="1339306012" name="Picture 9"/>
-            <wp:cNvGraphicFramePr>
-              <a:graphicFrameLocks xmlns:a="http://schemas.openxmlformats.org/drawingml/2006/main" noChangeAspect="1"/>
-            </wp:cNvGraphicFramePr>
-            <a:graphic xmlns:a="http://schemas.openxmlformats.org/drawingml/2006/main">
-              <a:graphicData uri="http://schemas.openxmlformats.org/drawingml/2006/picture">
-                <pic:pic xmlns:pic="http://schemas.openxmlformats.org/drawingml/2006/picture">
-                  <pic:nvPicPr>
-                    <pic:cNvPr id="1339306012" name="Picture 1339306012"/>
-                    <pic:cNvPicPr/>
-                  </pic:nvPicPr>
-                  <pic:blipFill>
-                    <a:blip r:embed="rId19" cstate="print">
-                      <a:extLst>
-                        <a:ext uri="{28A0092B-C50C-407E-A947-70E740481C1C}">
-                          <a14:useLocalDpi xmlns:a14="http://schemas.microsoft.com/office/drawing/2010/main" val="0"/>
-                        </a:ext>
-                      </a:extLst>
-                    </a:blip>
-                    <a:stretch>
-                      <a:fillRect/>
-                    </a:stretch>
-                  </pic:blipFill>
-                  <pic:spPr>
-                    <a:xfrm>
-                      <a:off x="0" y="0"/>
-                      <a:ext cx="2801588" cy="1532822"/>
-                    </a:xfrm>
-                    <a:prstGeom prst="rect">
-                      <a:avLst/>
-                    </a:prstGeom>
-                  </pic:spPr>
-                </pic:pic>
-              </a:graphicData>
-            </a:graphic>
-          </wp:inline>
-        </w:drawing>
-      </w:r>
-      <w:r>
-        <w:rPr>
-          <w:rFonts w:ascii="Times New Roman" w:hAnsi="Times New Roman" w:cs="Times New Roman"/>
-          <w:b/>
-          <w:noProof/>
-          <w:sz w:val="24"/>
-          <w:szCs w:val="32"/>
-          <w:lang w:val="vi-VN"/>
-        </w:rPr>
-        <w:t xml:space="preserve">  </w:t>
-      </w:r>
-      <w:r>
-        <w:rPr>
-          <w:rFonts w:ascii="Times New Roman" w:hAnsi="Times New Roman" w:cs="Times New Roman"/>
-          <w:b/>
-          <w:noProof/>
-          <w:sz w:val="24"/>
-          <w:szCs w:val="32"/>
-          <w:lang w:val="vi-VN"/>
-        </w:rPr>
-        <w:drawing>
-          <wp:inline distT="0" distB="0" distL="0" distR="0" wp14:anchorId="32EA9380" wp14:editId="128FCEB8">
-            <wp:extent cx="2655941" cy="1446663"/>
-            <wp:effectExtent l="0" t="0" r="0" b="1270"/>
-            <wp:docPr id="1863965436" name="Picture 10"/>
-            <wp:cNvGraphicFramePr>
-              <a:graphicFrameLocks xmlns:a="http://schemas.openxmlformats.org/drawingml/2006/main" noChangeAspect="1"/>
-            </wp:cNvGraphicFramePr>
-            <a:graphic xmlns:a="http://schemas.openxmlformats.org/drawingml/2006/main">
-              <a:graphicData uri="http://schemas.openxmlformats.org/drawingml/2006/picture">
-                <pic:pic xmlns:pic="http://schemas.openxmlformats.org/drawingml/2006/picture">
-                  <pic:nvPicPr>
-                    <pic:cNvPr id="1863965436" name="Picture 1863965436"/>
-                    <pic:cNvPicPr/>
-                  </pic:nvPicPr>
-                  <pic:blipFill>
-                    <a:blip r:embed="rId20" cstate="print">
-                      <a:extLst>
-                        <a:ext uri="{28A0092B-C50C-407E-A947-70E740481C1C}">
-                          <a14:useLocalDpi xmlns:a14="http://schemas.microsoft.com/office/drawing/2010/main" val="0"/>
-                        </a:ext>
-                      </a:extLst>
-                    </a:blip>
-                    <a:stretch>
-                      <a:fillRect/>
-                    </a:stretch>
-                  </pic:blipFill>
-                  <pic:spPr>
-                    <a:xfrm>
-                      <a:off x="0" y="0"/>
-                      <a:ext cx="2691192" cy="1465864"/>
-                    </a:xfrm>
-                    <a:prstGeom prst="rect">
-                      <a:avLst/>
-                    </a:prstGeom>
-                  </pic:spPr>
-                </pic:pic>
-              </a:graphicData>
-            </a:graphic>
-          </wp:inline>
-        </w:drawing>
-      </w:r>
-      <w:r>
-        <w:rPr>
-          <w:rFonts w:ascii="Times New Roman" w:hAnsi="Times New Roman" w:cs="Times New Roman"/>
-          <w:b/>
-          <w:noProof/>
-          <w:sz w:val="24"/>
-          <w:szCs w:val="32"/>
-          <w:lang w:val="vi-VN"/>
-        </w:rPr>
-        <w:lastRenderedPageBreak/>
-        <w:drawing>
-          <wp:inline distT="0" distB="0" distL="0" distR="0" wp14:anchorId="031E0BA7" wp14:editId="16533E75">
-            <wp:extent cx="2518921" cy="1364776"/>
-            <wp:effectExtent l="0" t="0" r="0" b="6985"/>
-            <wp:docPr id="3939310" name="Picture 11"/>
-            <wp:cNvGraphicFramePr>
-              <a:graphicFrameLocks xmlns:a="http://schemas.openxmlformats.org/drawingml/2006/main" noChangeAspect="1"/>
-            </wp:cNvGraphicFramePr>
-            <a:graphic xmlns:a="http://schemas.openxmlformats.org/drawingml/2006/main">
-              <a:graphicData uri="http://schemas.openxmlformats.org/drawingml/2006/picture">
-                <pic:pic xmlns:pic="http://schemas.openxmlformats.org/drawingml/2006/picture">
-                  <pic:nvPicPr>
-                    <pic:cNvPr id="3939310" name="Picture 3939310"/>
-                    <pic:cNvPicPr/>
-                  </pic:nvPicPr>
-                  <pic:blipFill>
-                    <a:blip r:embed="rId21" cstate="print">
-                      <a:extLst>
-                        <a:ext uri="{28A0092B-C50C-407E-A947-70E740481C1C}">
-                          <a14:useLocalDpi xmlns:a14="http://schemas.microsoft.com/office/drawing/2010/main" val="0"/>
-                        </a:ext>
-                      </a:extLst>
-                    </a:blip>
-                    <a:stretch>
-                      <a:fillRect/>
-                    </a:stretch>
-                  </pic:blipFill>
-                  <pic:spPr>
-                    <a:xfrm>
-                      <a:off x="0" y="0"/>
-                      <a:ext cx="2545461" cy="1379156"/>
-                    </a:xfrm>
-                    <a:prstGeom prst="rect">
-                      <a:avLst/>
-                    </a:prstGeom>
-                  </pic:spPr>
-                </pic:pic>
-              </a:graphicData>
-            </a:graphic>
-          </wp:inline>
-        </w:drawing>
-      </w:r>
-      <w:r>
-        <w:rPr>
-          <w:rFonts w:ascii="Times New Roman" w:hAnsi="Times New Roman" w:cs="Times New Roman"/>
-          <w:b/>
-          <w:noProof/>
-          <w:sz w:val="24"/>
-          <w:szCs w:val="32"/>
-          <w:lang w:val="vi-VN"/>
-        </w:rPr>
-        <w:t xml:space="preserve">    </w:t>
-      </w:r>
-      <w:r>
-        <w:rPr>
-          <w:rFonts w:ascii="Times New Roman" w:hAnsi="Times New Roman" w:cs="Times New Roman"/>
-          <w:b/>
-          <w:noProof/>
-          <w:sz w:val="24"/>
-          <w:szCs w:val="32"/>
-          <w:lang w:val="vi-VN"/>
-        </w:rPr>
-        <w:drawing>
-          <wp:inline distT="0" distB="0" distL="0" distR="0" wp14:anchorId="74143837" wp14:editId="66EC67B3">
-            <wp:extent cx="2526493" cy="1376154"/>
-            <wp:effectExtent l="0" t="0" r="7620" b="0"/>
-            <wp:docPr id="517349420" name="Picture 12"/>
-            <wp:cNvGraphicFramePr>
-              <a:graphicFrameLocks xmlns:a="http://schemas.openxmlformats.org/drawingml/2006/main" noChangeAspect="1"/>
-            </wp:cNvGraphicFramePr>
-            <a:graphic xmlns:a="http://schemas.openxmlformats.org/drawingml/2006/main">
-              <a:graphicData uri="http://schemas.openxmlformats.org/drawingml/2006/picture">
-                <pic:pic xmlns:pic="http://schemas.openxmlformats.org/drawingml/2006/picture">
-                  <pic:nvPicPr>
-                    <pic:cNvPr id="517349420" name="Picture 517349420"/>
-                    <pic:cNvPicPr/>
-                  </pic:nvPicPr>
-                  <pic:blipFill>
-                    <a:blip r:embed="rId22" cstate="print">
-                      <a:extLst>
-                        <a:ext uri="{28A0092B-C50C-407E-A947-70E740481C1C}">
-                          <a14:useLocalDpi xmlns:a14="http://schemas.microsoft.com/office/drawing/2010/main" val="0"/>
-                        </a:ext>
-                      </a:extLst>
-                    </a:blip>
-                    <a:stretch>
-                      <a:fillRect/>
-                    </a:stretch>
-                  </pic:blipFill>
-                  <pic:spPr>
-                    <a:xfrm>
-                      <a:off x="0" y="0"/>
-                      <a:ext cx="2537185" cy="1381978"/>
-                    </a:xfrm>
-                    <a:prstGeom prst="rect">
-                      <a:avLst/>
-                    </a:prstGeom>
-                  </pic:spPr>
-                </pic:pic>
-              </a:graphicData>
-            </a:graphic>
-          </wp:inline>
-        </w:drawing>
-      </w:r>
-      <w:r>
-        <w:rPr>
-          <w:rFonts w:ascii="Times New Roman" w:hAnsi="Times New Roman" w:cs="Times New Roman"/>
-          <w:b/>
-          <w:noProof/>
-          <w:sz w:val="24"/>
-          <w:szCs w:val="32"/>
-          <w:lang w:val="vi-VN"/>
-        </w:rPr>
-        <w:drawing>
-          <wp:inline distT="0" distB="0" distL="0" distR="0" wp14:anchorId="4375CB2D" wp14:editId="5300F60E">
-            <wp:extent cx="2593302" cy="1412544"/>
-            <wp:effectExtent l="0" t="0" r="0" b="0"/>
-            <wp:docPr id="235044806" name="Picture 13"/>
-            <wp:cNvGraphicFramePr>
-              <a:graphicFrameLocks xmlns:a="http://schemas.openxmlformats.org/drawingml/2006/main" noChangeAspect="1"/>
-            </wp:cNvGraphicFramePr>
-            <a:graphic xmlns:a="http://schemas.openxmlformats.org/drawingml/2006/main">
-              <a:graphicData uri="http://schemas.openxmlformats.org/drawingml/2006/picture">
-                <pic:pic xmlns:pic="http://schemas.openxmlformats.org/drawingml/2006/picture">
-                  <pic:nvPicPr>
-                    <pic:cNvPr id="235044806" name="Picture 235044806"/>
-                    <pic:cNvPicPr/>
-                  </pic:nvPicPr>
-                  <pic:blipFill>
-                    <a:blip r:embed="rId23" cstate="print">
-                      <a:extLst>
-                        <a:ext uri="{28A0092B-C50C-407E-A947-70E740481C1C}">
-                          <a14:useLocalDpi xmlns:a14="http://schemas.microsoft.com/office/drawing/2010/main" val="0"/>
-                        </a:ext>
-                      </a:extLst>
-                    </a:blip>
-                    <a:stretch>
-                      <a:fillRect/>
-                    </a:stretch>
-                  </pic:blipFill>
-                  <pic:spPr>
-                    <a:xfrm>
-                      <a:off x="0" y="0"/>
-                      <a:ext cx="2608093" cy="1420601"/>
-                    </a:xfrm>
-                    <a:prstGeom prst="rect">
-                      <a:avLst/>
-                    </a:prstGeom>
-                  </pic:spPr>
-                </pic:pic>
-              </a:graphicData>
-            </a:graphic>
-          </wp:inline>
-        </w:drawing>
-      </w:r>
-    </w:p>
-    <w:p>
-      <w:pPr>
-        <w:pStyle w:val="Footer"/>
-        <w:spacing w:line="360" w:lineRule="auto"/>
-        <w:ind w:left="720" w:hanging="360"/>
-        <w:jc w:val="both"/>
-        <w:outlineLvl w:val="0"/>
-        <w:rPr>
-          <w:rFonts w:ascii="Times New Roman" w:hAnsi="Times New Roman" w:cs="Times New Roman"/>
-          <w:b/>
-          <w:sz w:val="24"/>
-          <w:szCs w:val="32"/>
-          <w:lang w:val="vi-VN"/>
-        </w:rPr>
-      </w:pPr>
-    </w:p>
-    <w:p>
-      <w:pPr>
-        <w:pStyle w:val="Footer"/>
-        <w:spacing w:line="360" w:lineRule="auto"/>
-        <w:jc w:val="both"/>
-        <w:outlineLvl w:val="0"/>
-        <w:rPr>
-          <w:rFonts w:ascii="Times New Roman" w:hAnsi="Times New Roman" w:cs="Times New Roman"/>
-          <w:b/>
-          <w:sz w:val="24"/>
-          <w:szCs w:val="32"/>
-          <w:lang w:val="vi-VN"/>
-        </w:rPr>
-      </w:pPr>
-      <w:bookmarkStart w:id="4" w:name="_Toc224262806"/>
-      <w:r>
-        <w:rPr>
-          <w:rFonts w:ascii="Times New Roman" w:hAnsi="Times New Roman" w:cs="Times New Roman"/>
-          <w:b/>
-          <w:sz w:val="24"/>
-          <w:szCs w:val="32"/>
-          <w:highlight w:val="lightGray"/>
-          <w:lang w:val="vi-VN"/>
-        </w:rPr>
-        <w:t>6</w:t>
-      </w:r>
-      <w:r>
-        <w:rPr>
-          <w:rFonts w:ascii="Times New Roman" w:hAnsi="Times New Roman" w:cs="Times New Roman"/>
-          <w:b/>
-          <w:sz w:val="24"/>
-          <w:szCs w:val="32"/>
-          <w:lang w:val="vi-VN"/>
-        </w:rPr>
-        <w:t xml:space="preserve">. </w:t>
-      </w:r>
-      <w:r>
-        <w:rPr>
-          <w:rFonts w:ascii="Times New Roman" w:hAnsi="Times New Roman" w:cs="Times New Roman"/>
-          <w:b/>
-          <w:sz w:val="24"/>
-          <w:szCs w:val="32"/>
-        </w:rPr>
-        <w:t>Вывод:</w:t>
-      </w:r>
-      <w:bookmarkEnd w:id="4"/>
-      <w:r>
-        <w:rPr>
-          <w:rFonts w:ascii="Times New Roman" w:hAnsi="Times New Roman" w:cs="Times New Roman"/>
-          <w:b/>
-          <w:sz w:val="24"/>
-          <w:szCs w:val="32"/>
-        </w:rPr>
-        <w:t xml:space="preserve"> </w:t>
-      </w:r>
-    </w:p>
-    <w:p>
-      <w:pPr>
-        <w:spacing w:line="360" w:lineRule="auto"/>
-        <w:ind w:firstLine="720"/>
-        <w:jc w:val="both"/>
-        <w:rPr>
-          <w:rFonts w:ascii="Times New Roman" w:hAnsi="Times New Roman" w:cs="Times New Roman"/>
-          <w:sz w:val="24"/>
-          <w:szCs w:val="24"/>
-          <w:lang w:val="ru-RU" w:eastAsia="en-US"/>
-        </w:rPr>
-      </w:pPr>
-      <w:r>
-        <w:rPr>
-          <w:rFonts w:ascii="Times New Roman" w:hAnsi="Times New Roman" w:cs="Times New Roman"/>
-          <w:sz w:val="24"/>
-          <w:szCs w:val="24"/>
-          <w:lang w:val="ru-RU" w:eastAsia="en-US"/>
-        </w:rPr>
-        <w:t>В ходе выполнения лабораторной работы была реализована система функций по варианту, где базовые функции sin(x) и ln(x) вычисляются разложением в ряд с заданной погрешностью eps, а остальные функции выражены через них (в том числе cos(x) через sin(x)). Проведены модульные и интеграционные тесты на JUnit 5 с учетом классов эквивалентности, граничных и особых точек, а также поэтапной интеграции модулей. CSV-выгрузки и построенные по ним графики подтвердили корректность вычислений и областей определения.</w:t>
+        </w:rPr>
+        <w:t>Вывод</w:t>
       </w:r>
     </w:p>
     <w:sectPr>
